--- a/ПРЕДМЕТЫ/Математические методы и модели поддержки принятия решений/Лабораторные работы/Л2/Отчёт_линейное_программирование_Поповкин_А_А_КИС_2.docx
+++ b/ПРЕДМЕТЫ/Математические методы и модели поддержки принятия решений/Лабораторные работы/Л2/Отчёт_линейное_программирование_Поповкин_А_А_КИС_2.docx
@@ -24,7 +24,7 @@
           <w:lang w:eastAsia="ru-RU"/>
         </w:rPr>
         <w:drawing>
-          <wp:anchor distT="0" distB="0" distL="114300" distR="114300" simplePos="0" relativeHeight="251659264" behindDoc="0" locked="0" layoutInCell="1" allowOverlap="1" wp14:anchorId="2598FB02" wp14:editId="6D0FD20F">
+          <wp:anchor distT="0" distB="0" distL="114300" distR="114300" simplePos="0" relativeHeight="251659264" behindDoc="0" locked="0" layoutInCell="1" allowOverlap="1" wp14:anchorId="2598FB02" wp14:editId="00D66042">
             <wp:simplePos x="0" y="0"/>
             <wp:positionH relativeFrom="margin">
               <wp:posOffset>2897505</wp:posOffset>
@@ -819,14 +819,6 @@
               </w:rPr>
               <w:t>Поповкин А. А.</w:t>
             </w:r>
-            <w:r>
-              <w:rPr>
-                <w:rFonts w:ascii="Times New Roman" w:hAnsi="Times New Roman" w:cs="Times New Roman"/>
-                <w:sz w:val="28"/>
-                <w:szCs w:val="28"/>
-              </w:rPr>
-              <w:t>.</w:t>
-            </w:r>
           </w:p>
         </w:tc>
       </w:tr>
@@ -1115,6 +1107,15 @@
     </w:p>
     <w:p>
       <w:pPr>
+        <w:pStyle w:val="a8"/>
+      </w:pPr>
+      <w:r>
+        <w:lastRenderedPageBreak/>
+        <w:t>Задание.</w:t>
+      </w:r>
+    </w:p>
+    <w:p>
+      <w:pPr>
         <w:shd w:val="clear" w:color="auto" w:fill="FFFFFF"/>
         <w:spacing w:line="360" w:lineRule="auto"/>
         <w:ind w:firstLine="454"/>
@@ -1128,54 +1129,10 @@
       <w:r>
         <w:rPr>
           <w:rFonts w:ascii="Times New Roman" w:hAnsi="Times New Roman" w:cs="Times New Roman"/>
-          <w:b/>
-          <w:sz w:val="28"/>
-          <w:szCs w:val="28"/>
-        </w:rPr>
-        <w:lastRenderedPageBreak/>
-        <w:t>Задание</w:t>
-      </w:r>
-      <w:r>
-        <w:rPr>
-          <w:rFonts w:ascii="Times New Roman" w:hAnsi="Times New Roman" w:cs="Times New Roman"/>
-          <w:sz w:val="28"/>
-          <w:szCs w:val="28"/>
-        </w:rPr>
-        <w:t xml:space="preserve">. С помощью надстройки Поиск решения в </w:t>
-      </w:r>
-      <w:r>
-        <w:rPr>
-          <w:rFonts w:ascii="Times New Roman" w:hAnsi="Times New Roman" w:cs="Times New Roman"/>
-          <w:sz w:val="28"/>
-          <w:szCs w:val="28"/>
-          <w:lang w:val="en-US"/>
-        </w:rPr>
-        <w:t>MS</w:t>
-      </w:r>
-      <w:r>
-        <w:rPr>
-          <w:rFonts w:ascii="Times New Roman" w:hAnsi="Times New Roman" w:cs="Times New Roman"/>
-          <w:sz w:val="28"/>
-          <w:szCs w:val="28"/>
-        </w:rPr>
-        <w:t xml:space="preserve"> </w:t>
-      </w:r>
-      <w:r>
-        <w:rPr>
-          <w:rFonts w:ascii="Times New Roman" w:hAnsi="Times New Roman" w:cs="Times New Roman"/>
-          <w:sz w:val="28"/>
-          <w:szCs w:val="28"/>
-          <w:lang w:val="en-US"/>
-        </w:rPr>
-        <w:t>Excel</w:t>
-      </w:r>
-      <w:r>
-        <w:rPr>
-          <w:rFonts w:ascii="Times New Roman" w:hAnsi="Times New Roman" w:cs="Times New Roman"/>
-          <w:sz w:val="28"/>
-          <w:szCs w:val="28"/>
-        </w:rPr>
-        <w:t xml:space="preserve"> выполнить линейную оптимизацию планирования производства материалов для следующей задачи.</w:t>
+          <w:sz w:val="28"/>
+          <w:szCs w:val="28"/>
+        </w:rPr>
+        <w:t>С помощью симплекс-таблицы выполнить линейную оптимизацию планирования производства материалов для следующей задачи.</w:t>
       </w:r>
     </w:p>
     <w:p>
@@ -1795,21 +1752,9 @@
     </w:tbl>
     <w:p>
       <w:pPr>
-        <w:shd w:val="clear" w:color="auto" w:fill="FFFFFF"/>
-        <w:spacing w:line="360" w:lineRule="auto"/>
-        <w:jc w:val="center"/>
-        <w:rPr>
-          <w:rFonts w:ascii="Times New Roman" w:hAnsi="Times New Roman" w:cs="Times New Roman"/>
-          <w:sz w:val="28"/>
-          <w:szCs w:val="28"/>
-        </w:rPr>
-      </w:pPr>
-      <w:r>
-        <w:rPr>
-          <w:rFonts w:ascii="Times New Roman" w:hAnsi="Times New Roman" w:cs="Times New Roman"/>
-          <w:sz w:val="28"/>
-          <w:szCs w:val="28"/>
-        </w:rPr>
+        <w:pStyle w:val="af4"/>
+      </w:pPr>
+      <w:r>
         <w:t>Таблица 1 – Расходы продуктов на 1 тонну материалов</w:t>
       </w:r>
     </w:p>
@@ -1984,24 +1929,26 @@
     </w:p>
     <w:p>
       <w:pPr>
-        <w:shd w:val="clear" w:color="auto" w:fill="FFFFFF"/>
-        <w:spacing w:line="360" w:lineRule="auto"/>
-        <w:ind w:firstLine="567"/>
-        <w:rPr>
-          <w:rFonts w:ascii="Times New Roman" w:hAnsi="Times New Roman" w:cs="Times New Roman"/>
-          <w:b/>
-          <w:sz w:val="28"/>
-          <w:szCs w:val="28"/>
-        </w:rPr>
-      </w:pPr>
-      <w:r>
-        <w:rPr>
-          <w:rFonts w:ascii="Times New Roman" w:hAnsi="Times New Roman" w:cs="Times New Roman"/>
-          <w:b/>
-          <w:sz w:val="28"/>
-          <w:szCs w:val="28"/>
-        </w:rPr>
+        <w:pStyle w:val="a8"/>
+      </w:pPr>
+      <w:r>
         <w:t>Решение.</w:t>
+      </w:r>
+    </w:p>
+    <w:p>
+      <w:pPr>
+        <w:pStyle w:val="aa"/>
+      </w:pPr>
+      <w:r>
+        <w:t>1. Формулировка математической модели задачи</w:t>
+      </w:r>
+    </w:p>
+    <w:p>
+      <w:pPr>
+        <w:pStyle w:val="ac"/>
+      </w:pPr>
+      <w:r>
+        <w:t>1.1. Переменные для решения задачи</w:t>
       </w:r>
     </w:p>
     <w:p>
@@ -2018,10 +1965,54 @@
       <w:r>
         <w:rPr>
           <w:rFonts w:ascii="Times New Roman" w:hAnsi="Times New Roman" w:cs="Times New Roman"/>
-          <w:sz w:val="28"/>
-          <w:szCs w:val="28"/>
-        </w:rPr>
-        <w:t>1. Формулировка математической модели задачи:</w:t>
+          <w:i/>
+          <w:sz w:val="28"/>
+          <w:szCs w:val="28"/>
+        </w:rPr>
+        <w:t>X</w:t>
+      </w:r>
+      <w:r>
+        <w:rPr>
+          <w:rFonts w:ascii="Times New Roman" w:hAnsi="Times New Roman" w:cs="Times New Roman"/>
+          <w:sz w:val="28"/>
+          <w:szCs w:val="28"/>
+        </w:rPr>
+        <w:t xml:space="preserve">1 – суточный объем производства материала А, </w:t>
+      </w:r>
+      <w:r>
+        <w:rPr>
+          <w:rFonts w:ascii="Times New Roman" w:hAnsi="Times New Roman" w:cs="Times New Roman"/>
+          <w:i/>
+          <w:sz w:val="28"/>
+          <w:szCs w:val="28"/>
+        </w:rPr>
+        <w:t>X</w:t>
+      </w:r>
+      <w:r>
+        <w:rPr>
+          <w:rFonts w:ascii="Times New Roman" w:hAnsi="Times New Roman" w:cs="Times New Roman"/>
+          <w:sz w:val="28"/>
+          <w:szCs w:val="28"/>
+        </w:rPr>
+        <w:t>2 – суточный объем производ</w:t>
+      </w:r>
+      <w:r>
+        <w:rPr>
+          <w:rFonts w:ascii="Times New Roman" w:hAnsi="Times New Roman" w:cs="Times New Roman"/>
+          <w:sz w:val="28"/>
+          <w:szCs w:val="28"/>
+        </w:rPr>
+        <w:softHyphen/>
+        <w:t>ства материала В.</w:t>
+      </w:r>
+    </w:p>
+    <w:p>
+      <w:pPr>
+        <w:pStyle w:val="ac"/>
+      </w:pPr>
+      <w:r>
+        <w:lastRenderedPageBreak/>
+        <w:t xml:space="preserve">1.2. Определение функции цели (критерия оптимизации). </w:t>
       </w:r>
     </w:p>
     <w:p>
@@ -2041,7 +2032,178 @@
           <w:sz w:val="28"/>
           <w:szCs w:val="28"/>
         </w:rPr>
-        <w:t xml:space="preserve">1.1. Переменные для решения задачи: </w:t>
+        <w:t>Сум</w:t>
+      </w:r>
+      <w:r>
+        <w:rPr>
+          <w:rFonts w:ascii="Times New Roman" w:hAnsi="Times New Roman" w:cs="Times New Roman"/>
+          <w:sz w:val="28"/>
+          <w:szCs w:val="28"/>
+        </w:rPr>
+        <w:softHyphen/>
+        <w:t xml:space="preserve">марная суточная прибыль от производства материалов А и В равна: </w:t>
+      </w:r>
+    </w:p>
+    <w:p>
+      <w:pPr>
+        <w:spacing w:line="360" w:lineRule="auto"/>
+        <w:jc w:val="center"/>
+        <w:rPr>
+          <w:rFonts w:ascii="Times New Roman" w:hAnsi="Times New Roman" w:cs="Times New Roman"/>
+          <w:sz w:val="28"/>
+          <w:szCs w:val="28"/>
+        </w:rPr>
+      </w:pPr>
+      <w:r>
+        <w:rPr>
+          <w:rFonts w:ascii="Times New Roman" w:hAnsi="Times New Roman" w:cs="Times New Roman"/>
+          <w:i/>
+          <w:sz w:val="28"/>
+          <w:szCs w:val="28"/>
+        </w:rPr>
+        <w:t>F</w:t>
+      </w:r>
+      <w:r>
+        <w:rPr>
+          <w:rFonts w:ascii="Times New Roman" w:hAnsi="Times New Roman" w:cs="Times New Roman"/>
+          <w:sz w:val="28"/>
+          <w:szCs w:val="28"/>
+        </w:rPr>
+        <w:t xml:space="preserve"> = 3000 </w:t>
+      </w:r>
+      <w:r>
+        <w:rPr>
+          <w:rFonts w:ascii="Times New Roman" w:hAnsi="Times New Roman" w:cs="Times New Roman"/>
+          <w:i/>
+          <w:sz w:val="28"/>
+          <w:szCs w:val="28"/>
+        </w:rPr>
+        <w:t>X</w:t>
+      </w:r>
+      <w:r>
+        <w:rPr>
+          <w:rFonts w:ascii="Times New Roman" w:hAnsi="Times New Roman" w:cs="Times New Roman"/>
+          <w:sz w:val="28"/>
+          <w:szCs w:val="28"/>
+          <w:vertAlign w:val="subscript"/>
+        </w:rPr>
+        <w:t>1</w:t>
+      </w:r>
+      <w:r>
+        <w:rPr>
+          <w:rFonts w:ascii="Times New Roman" w:hAnsi="Times New Roman" w:cs="Times New Roman"/>
+          <w:sz w:val="28"/>
+          <w:szCs w:val="28"/>
+        </w:rPr>
+        <w:t xml:space="preserve"> + 4000 </w:t>
+      </w:r>
+      <w:r>
+        <w:rPr>
+          <w:rFonts w:ascii="Times New Roman" w:hAnsi="Times New Roman" w:cs="Times New Roman"/>
+          <w:i/>
+          <w:sz w:val="28"/>
+          <w:szCs w:val="28"/>
+        </w:rPr>
+        <w:t>X</w:t>
+      </w:r>
+      <w:r>
+        <w:rPr>
+          <w:rFonts w:ascii="Times New Roman" w:hAnsi="Times New Roman" w:cs="Times New Roman"/>
+          <w:sz w:val="28"/>
+          <w:szCs w:val="28"/>
+          <w:vertAlign w:val="subscript"/>
+        </w:rPr>
+        <w:t>2</w:t>
+      </w:r>
+      <w:r>
+        <w:rPr>
+          <w:rFonts w:ascii="Times New Roman" w:hAnsi="Times New Roman" w:cs="Times New Roman"/>
+          <w:sz w:val="28"/>
+          <w:szCs w:val="28"/>
+        </w:rPr>
+        <w:t>,</w:t>
+      </w:r>
+    </w:p>
+    <w:p>
+      <w:pPr>
+        <w:spacing w:line="360" w:lineRule="auto"/>
+        <w:jc w:val="both"/>
+        <w:rPr>
+          <w:rFonts w:ascii="Times New Roman" w:hAnsi="Times New Roman" w:cs="Times New Roman"/>
+          <w:sz w:val="28"/>
+          <w:szCs w:val="28"/>
+        </w:rPr>
+      </w:pPr>
+      <w:r>
+        <w:rPr>
+          <w:rFonts w:ascii="Times New Roman" w:hAnsi="Times New Roman" w:cs="Times New Roman"/>
+          <w:sz w:val="28"/>
+          <w:szCs w:val="28"/>
+        </w:rPr>
+        <w:t xml:space="preserve">поэтому цель фирмы заключается в том, чтобы среди всех допустимых значений </w:t>
+      </w:r>
+      <w:r>
+        <w:rPr>
+          <w:rFonts w:ascii="Times New Roman" w:hAnsi="Times New Roman" w:cs="Times New Roman"/>
+          <w:i/>
+          <w:sz w:val="28"/>
+          <w:szCs w:val="28"/>
+        </w:rPr>
+        <w:t>X</w:t>
+      </w:r>
+      <w:r>
+        <w:rPr>
+          <w:rFonts w:ascii="Times New Roman" w:hAnsi="Times New Roman" w:cs="Times New Roman"/>
+          <w:sz w:val="28"/>
+          <w:szCs w:val="28"/>
+        </w:rPr>
+        <w:t xml:space="preserve">1 и </w:t>
+      </w:r>
+      <w:r>
+        <w:rPr>
+          <w:rFonts w:ascii="Times New Roman" w:hAnsi="Times New Roman" w:cs="Times New Roman"/>
+          <w:i/>
+          <w:sz w:val="28"/>
+          <w:szCs w:val="28"/>
+        </w:rPr>
+        <w:t>X</w:t>
+      </w:r>
+      <w:r>
+        <w:rPr>
+          <w:rFonts w:ascii="Times New Roman" w:hAnsi="Times New Roman" w:cs="Times New Roman"/>
+          <w:sz w:val="28"/>
+          <w:szCs w:val="28"/>
+        </w:rPr>
+        <w:t>2 найти такие, которые максимизируют суммарную при</w:t>
+      </w:r>
+      <w:r>
+        <w:rPr>
+          <w:rFonts w:ascii="Times New Roman" w:hAnsi="Times New Roman" w:cs="Times New Roman"/>
+          <w:sz w:val="28"/>
+          <w:szCs w:val="28"/>
+        </w:rPr>
+        <w:softHyphen/>
+        <w:t>быль от производства материалов:</w:t>
+      </w:r>
+    </w:p>
+    <w:p>
+      <w:pPr>
+        <w:spacing w:line="360" w:lineRule="auto"/>
+        <w:ind w:firstLine="454"/>
+        <w:jc w:val="center"/>
+        <w:rPr>
+          <w:rFonts w:ascii="Times New Roman" w:hAnsi="Times New Roman" w:cs="Times New Roman"/>
+          <w:sz w:val="28"/>
+          <w:szCs w:val="28"/>
+        </w:rPr>
+      </w:pPr>
+    </w:p>
+    <w:p>
+      <w:pPr>
+        <w:pStyle w:val="ac"/>
+      </w:pPr>
+      <w:r>
+        <w:t>1.3. Ограничения на переменные</w:t>
       </w:r>
     </w:p>
     <w:p>
@@ -2058,10 +2220,48 @@
       <w:r>
         <w:rPr>
           <w:rFonts w:ascii="Times New Roman" w:hAnsi="Times New Roman" w:cs="Times New Roman"/>
+          <w:sz w:val="28"/>
+          <w:szCs w:val="28"/>
+        </w:rPr>
+        <w:t>1. Расход исходного продукта для производства обоих ви</w:t>
+      </w:r>
+      <w:r>
+        <w:rPr>
+          <w:rFonts w:ascii="Times New Roman" w:hAnsi="Times New Roman" w:cs="Times New Roman"/>
+          <w:sz w:val="28"/>
+          <w:szCs w:val="28"/>
+        </w:rPr>
+        <w:softHyphen/>
+        <w:t>дов материалов не может превосходить максимально возможного запаса данного исходного продукта на складе, т. е.:</w:t>
+      </w:r>
+    </w:p>
+    <w:p>
+      <w:pPr>
+        <w:spacing w:line="360" w:lineRule="auto"/>
+        <w:ind w:firstLine="454"/>
+        <w:jc w:val="center"/>
+        <w:rPr>
+          <w:rFonts w:ascii="Times New Roman" w:hAnsi="Times New Roman" w:cs="Times New Roman"/>
+          <w:sz w:val="28"/>
+          <w:szCs w:val="28"/>
+        </w:rPr>
+      </w:pPr>
+      <w:r>
+        <w:rPr>
+          <w:rFonts w:ascii="Times New Roman" w:hAnsi="Times New Roman" w:cs="Times New Roman"/>
           <w:i/>
           <w:sz w:val="28"/>
           <w:szCs w:val="28"/>
         </w:rPr>
+        <w:t>2</w:t>
+      </w:r>
+      <w:r>
+        <w:rPr>
+          <w:rFonts w:ascii="Times New Roman" w:hAnsi="Times New Roman" w:cs="Times New Roman"/>
+          <w:i/>
+          <w:sz w:val="28"/>
+          <w:szCs w:val="28"/>
+        </w:rPr>
         <w:t>X</w:t>
       </w:r>
       <w:r>
@@ -2069,8 +2269,25 @@
           <w:rFonts w:ascii="Times New Roman" w:hAnsi="Times New Roman" w:cs="Times New Roman"/>
           <w:sz w:val="28"/>
           <w:szCs w:val="28"/>
-        </w:rPr>
-        <w:t xml:space="preserve">1 – суточный объем производства материала А, </w:t>
+          <w:vertAlign w:val="subscript"/>
+        </w:rPr>
+        <w:t>2</w:t>
+      </w:r>
+      <w:r>
+        <w:rPr>
+          <w:rFonts w:ascii="Times New Roman" w:hAnsi="Times New Roman" w:cs="Times New Roman"/>
+          <w:sz w:val="28"/>
+          <w:szCs w:val="28"/>
+        </w:rPr>
+        <w:t xml:space="preserve"> + </w:t>
+      </w:r>
+      <w:r>
+        <w:rPr>
+          <w:rFonts w:ascii="Times New Roman" w:hAnsi="Times New Roman" w:cs="Times New Roman"/>
+          <w:sz w:val="28"/>
+          <w:szCs w:val="28"/>
+        </w:rPr>
+        <w:t>5</w:t>
       </w:r>
       <w:r>
         <w:rPr>
@@ -2086,17 +2303,161 @@
           <w:rFonts w:ascii="Times New Roman" w:hAnsi="Times New Roman" w:cs="Times New Roman"/>
           <w:sz w:val="28"/>
           <w:szCs w:val="28"/>
-        </w:rPr>
-        <w:t>2 – суточный объем производ</w:t>
-      </w:r>
-      <w:r>
-        <w:rPr>
-          <w:rFonts w:ascii="Times New Roman" w:hAnsi="Times New Roman" w:cs="Times New Roman"/>
-          <w:sz w:val="28"/>
-          <w:szCs w:val="28"/>
-        </w:rPr>
-        <w:softHyphen/>
-        <w:t>ства материала В.</w:t>
+          <w:vertAlign w:val="subscript"/>
+        </w:rPr>
+        <w:t>1</w:t>
+      </w:r>
+      <w:r>
+        <w:rPr>
+          <w:rFonts w:ascii="Times New Roman" w:hAnsi="Times New Roman" w:cs="Times New Roman"/>
+          <w:sz w:val="28"/>
+          <w:szCs w:val="28"/>
+        </w:rPr>
+        <w:t xml:space="preserve"> </w:t>
+      </w:r>
+      <w:r>
+        <w:rPr>
+          <w:rFonts w:ascii="Times New Roman" w:hAnsi="Times New Roman" w:cs="Times New Roman"/>
+          <w:sz w:val="28"/>
+          <w:szCs w:val="28"/>
+        </w:rPr>
+        <w:sym w:font="Symbol" w:char="F0A3"/>
+      </w:r>
+      <w:r>
+        <w:rPr>
+          <w:rFonts w:ascii="Times New Roman" w:hAnsi="Times New Roman" w:cs="Times New Roman"/>
+          <w:sz w:val="28"/>
+          <w:szCs w:val="28"/>
+        </w:rPr>
+        <w:t xml:space="preserve"> </w:t>
+      </w:r>
+      <w:r>
+        <w:rPr>
+          <w:rFonts w:ascii="Times New Roman" w:hAnsi="Times New Roman" w:cs="Times New Roman"/>
+          <w:sz w:val="28"/>
+          <w:szCs w:val="28"/>
+        </w:rPr>
+        <w:t>9</w:t>
+      </w:r>
+      <w:r>
+        <w:rPr>
+          <w:rFonts w:ascii="Times New Roman" w:hAnsi="Times New Roman" w:cs="Times New Roman"/>
+          <w:sz w:val="28"/>
+          <w:szCs w:val="28"/>
+        </w:rPr>
+        <w:t>,</w:t>
+      </w:r>
+    </w:p>
+    <w:p>
+      <w:pPr>
+        <w:spacing w:line="360" w:lineRule="auto"/>
+        <w:ind w:firstLine="454"/>
+        <w:jc w:val="center"/>
+        <w:rPr>
+          <w:rFonts w:ascii="Times New Roman" w:hAnsi="Times New Roman" w:cs="Times New Roman"/>
+          <w:sz w:val="28"/>
+          <w:szCs w:val="28"/>
+        </w:rPr>
+      </w:pPr>
+      <w:r>
+        <w:rPr>
+          <w:rFonts w:ascii="Times New Roman" w:hAnsi="Times New Roman" w:cs="Times New Roman"/>
+          <w:sz w:val="28"/>
+          <w:szCs w:val="28"/>
+        </w:rPr>
+        <w:t>4</w:t>
+      </w:r>
+      <w:r>
+        <w:rPr>
+          <w:rFonts w:ascii="Times New Roman" w:hAnsi="Times New Roman" w:cs="Times New Roman"/>
+          <w:i/>
+          <w:sz w:val="28"/>
+          <w:szCs w:val="28"/>
+        </w:rPr>
+        <w:t>X</w:t>
+      </w:r>
+      <w:r>
+        <w:rPr>
+          <w:rFonts w:ascii="Times New Roman" w:hAnsi="Times New Roman" w:cs="Times New Roman"/>
+          <w:sz w:val="28"/>
+          <w:szCs w:val="28"/>
+          <w:vertAlign w:val="subscript"/>
+        </w:rPr>
+        <w:t>2</w:t>
+      </w:r>
+      <w:r>
+        <w:rPr>
+          <w:rFonts w:ascii="Times New Roman" w:hAnsi="Times New Roman" w:cs="Times New Roman"/>
+          <w:sz w:val="28"/>
+          <w:szCs w:val="28"/>
+        </w:rPr>
+        <w:t xml:space="preserve"> + </w:t>
+      </w:r>
+      <w:r>
+        <w:rPr>
+          <w:rFonts w:ascii="Times New Roman" w:hAnsi="Times New Roman" w:cs="Times New Roman"/>
+          <w:sz w:val="28"/>
+          <w:szCs w:val="28"/>
+        </w:rPr>
+        <w:t>2</w:t>
+      </w:r>
+      <w:r>
+        <w:rPr>
+          <w:rFonts w:ascii="Times New Roman" w:hAnsi="Times New Roman" w:cs="Times New Roman"/>
+          <w:i/>
+          <w:sz w:val="28"/>
+          <w:szCs w:val="28"/>
+        </w:rPr>
+        <w:t>X</w:t>
+      </w:r>
+      <w:r>
+        <w:rPr>
+          <w:rFonts w:ascii="Times New Roman" w:hAnsi="Times New Roman" w:cs="Times New Roman"/>
+          <w:sz w:val="28"/>
+          <w:szCs w:val="28"/>
+          <w:vertAlign w:val="subscript"/>
+        </w:rPr>
+        <w:t>1</w:t>
+      </w:r>
+      <w:r>
+        <w:rPr>
+          <w:rFonts w:ascii="Times New Roman" w:hAnsi="Times New Roman" w:cs="Times New Roman"/>
+          <w:sz w:val="28"/>
+          <w:szCs w:val="28"/>
+        </w:rPr>
+        <w:t xml:space="preserve"> </w:t>
+      </w:r>
+      <w:r>
+        <w:rPr>
+          <w:rFonts w:ascii="Times New Roman" w:hAnsi="Times New Roman" w:cs="Times New Roman"/>
+          <w:sz w:val="28"/>
+          <w:szCs w:val="28"/>
+        </w:rPr>
+        <w:sym w:font="Symbol" w:char="F0A3"/>
+      </w:r>
+      <w:r>
+        <w:rPr>
+          <w:rFonts w:ascii="Times New Roman" w:hAnsi="Times New Roman" w:cs="Times New Roman"/>
+          <w:sz w:val="28"/>
+          <w:szCs w:val="28"/>
+        </w:rPr>
+        <w:t xml:space="preserve"> </w:t>
+      </w:r>
+      <w:r>
+        <w:rPr>
+          <w:rFonts w:ascii="Times New Roman" w:hAnsi="Times New Roman" w:cs="Times New Roman"/>
+          <w:sz w:val="28"/>
+          <w:szCs w:val="28"/>
+        </w:rPr>
+        <w:t>12</w:t>
+      </w:r>
+      <w:r>
+        <w:rPr>
+          <w:rFonts w:ascii="Times New Roman" w:hAnsi="Times New Roman" w:cs="Times New Roman"/>
+          <w:sz w:val="28"/>
+          <w:szCs w:val="28"/>
+        </w:rPr>
+        <w:t>.</w:t>
       </w:r>
     </w:p>
     <w:p>
@@ -2116,8 +2477,189 @@
           <w:sz w:val="28"/>
           <w:szCs w:val="28"/>
         </w:rPr>
-        <w:lastRenderedPageBreak/>
-        <w:t xml:space="preserve">1.2. Определение функции цели (критерия оптимизации). </w:t>
+        <w:t>2. Ограничения на величину спроса на материалы:</w:t>
+      </w:r>
+    </w:p>
+    <w:p>
+      <w:pPr>
+        <w:spacing w:line="360" w:lineRule="auto"/>
+        <w:ind w:firstLine="454"/>
+        <w:jc w:val="center"/>
+        <w:rPr>
+          <w:rFonts w:ascii="Times New Roman" w:hAnsi="Times New Roman" w:cs="Times New Roman"/>
+          <w:sz w:val="28"/>
+          <w:szCs w:val="28"/>
+        </w:rPr>
+      </w:pPr>
+      <w:r>
+        <w:rPr>
+          <w:rFonts w:ascii="Times New Roman" w:hAnsi="Times New Roman" w:cs="Times New Roman"/>
+          <w:i/>
+          <w:sz w:val="28"/>
+          <w:szCs w:val="28"/>
+        </w:rPr>
+        <w:t>X</w:t>
+      </w:r>
+      <w:r>
+        <w:rPr>
+          <w:rFonts w:ascii="Times New Roman" w:hAnsi="Times New Roman" w:cs="Times New Roman"/>
+          <w:sz w:val="28"/>
+          <w:szCs w:val="28"/>
+          <w:vertAlign w:val="subscript"/>
+        </w:rPr>
+        <w:t>2</w:t>
+      </w:r>
+      <w:r>
+        <w:rPr>
+          <w:rFonts w:ascii="Times New Roman" w:hAnsi="Times New Roman" w:cs="Times New Roman"/>
+          <w:sz w:val="28"/>
+          <w:szCs w:val="28"/>
+        </w:rPr>
+        <w:t xml:space="preserve"> </w:t>
+      </w:r>
+      <w:r>
+        <w:rPr>
+          <w:rFonts w:ascii="Times New Roman" w:hAnsi="Times New Roman" w:cs="Times New Roman"/>
+          <w:sz w:val="28"/>
+          <w:szCs w:val="28"/>
+        </w:rPr>
+        <w:sym w:font="Symbol" w:char="F02D"/>
+      </w:r>
+      <w:r>
+        <w:rPr>
+          <w:rFonts w:ascii="Times New Roman" w:hAnsi="Times New Roman" w:cs="Times New Roman"/>
+          <w:sz w:val="28"/>
+          <w:szCs w:val="28"/>
+        </w:rPr>
+        <w:t xml:space="preserve"> </w:t>
+      </w:r>
+      <w:r>
+        <w:rPr>
+          <w:rFonts w:ascii="Times New Roman" w:hAnsi="Times New Roman" w:cs="Times New Roman"/>
+          <w:i/>
+          <w:sz w:val="28"/>
+          <w:szCs w:val="28"/>
+        </w:rPr>
+        <w:t>X</w:t>
+      </w:r>
+      <w:r>
+        <w:rPr>
+          <w:rFonts w:ascii="Times New Roman" w:hAnsi="Times New Roman" w:cs="Times New Roman"/>
+          <w:sz w:val="28"/>
+          <w:szCs w:val="28"/>
+          <w:vertAlign w:val="subscript"/>
+        </w:rPr>
+        <w:t>1</w:t>
+      </w:r>
+      <w:r>
+        <w:rPr>
+          <w:rFonts w:ascii="Times New Roman" w:hAnsi="Times New Roman" w:cs="Times New Roman"/>
+          <w:sz w:val="28"/>
+          <w:szCs w:val="28"/>
+        </w:rPr>
+        <w:t xml:space="preserve"> </w:t>
+      </w:r>
+      <w:r>
+        <w:rPr>
+          <w:rFonts w:ascii="Times New Roman" w:hAnsi="Times New Roman" w:cs="Times New Roman"/>
+          <w:sz w:val="28"/>
+          <w:szCs w:val="28"/>
+        </w:rPr>
+        <w:sym w:font="Symbol" w:char="F0A3"/>
+      </w:r>
+      <w:r>
+        <w:rPr>
+          <w:rFonts w:ascii="Times New Roman" w:hAnsi="Times New Roman" w:cs="Times New Roman"/>
+          <w:sz w:val="28"/>
+          <w:szCs w:val="28"/>
+        </w:rPr>
+        <w:t xml:space="preserve"> </w:t>
+      </w:r>
+      <w:r>
+        <w:rPr>
+          <w:rFonts w:ascii="Times New Roman" w:hAnsi="Times New Roman" w:cs="Times New Roman"/>
+          <w:sz w:val="28"/>
+          <w:szCs w:val="28"/>
+        </w:rPr>
+        <w:t>1</w:t>
+      </w:r>
+      <w:r>
+        <w:rPr>
+          <w:rFonts w:ascii="Times New Roman" w:hAnsi="Times New Roman" w:cs="Times New Roman"/>
+          <w:sz w:val="28"/>
+          <w:szCs w:val="28"/>
+        </w:rPr>
+        <w:t>,</w:t>
+      </w:r>
+    </w:p>
+    <w:p>
+      <w:pPr>
+        <w:spacing w:line="360" w:lineRule="auto"/>
+        <w:ind w:firstLine="454"/>
+        <w:jc w:val="center"/>
+        <w:rPr>
+          <w:rFonts w:ascii="Times New Roman" w:hAnsi="Times New Roman" w:cs="Times New Roman"/>
+          <w:sz w:val="28"/>
+          <w:szCs w:val="28"/>
+        </w:rPr>
+      </w:pPr>
+      <w:r>
+        <w:rPr>
+          <w:rFonts w:ascii="Times New Roman" w:hAnsi="Times New Roman" w:cs="Times New Roman"/>
+          <w:i/>
+          <w:sz w:val="28"/>
+          <w:szCs w:val="28"/>
+        </w:rPr>
+        <w:t>X</w:t>
+      </w:r>
+      <w:r>
+        <w:rPr>
+          <w:rFonts w:ascii="Times New Roman" w:hAnsi="Times New Roman" w:cs="Times New Roman"/>
+          <w:sz w:val="28"/>
+          <w:szCs w:val="28"/>
+          <w:vertAlign w:val="subscript"/>
+        </w:rPr>
+        <w:t>1</w:t>
+      </w:r>
+      <w:r>
+        <w:rPr>
+          <w:rFonts w:ascii="Times New Roman" w:hAnsi="Times New Roman" w:cs="Times New Roman"/>
+          <w:sz w:val="28"/>
+          <w:szCs w:val="28"/>
+        </w:rPr>
+        <w:t xml:space="preserve"> </w:t>
+      </w:r>
+      <w:r>
+        <w:rPr>
+          <w:rFonts w:ascii="Times New Roman" w:hAnsi="Times New Roman" w:cs="Times New Roman"/>
+          <w:sz w:val="28"/>
+          <w:szCs w:val="28"/>
+        </w:rPr>
+        <w:sym w:font="Symbol" w:char="F0A3"/>
+      </w:r>
+      <w:r>
+        <w:rPr>
+          <w:rFonts w:ascii="Times New Roman" w:hAnsi="Times New Roman" w:cs="Times New Roman"/>
+          <w:sz w:val="28"/>
+          <w:szCs w:val="28"/>
+        </w:rPr>
+        <w:t xml:space="preserve"> </w:t>
+      </w:r>
+      <w:r>
+        <w:rPr>
+          <w:rFonts w:ascii="Times New Roman" w:hAnsi="Times New Roman" w:cs="Times New Roman"/>
+          <w:sz w:val="28"/>
+          <w:szCs w:val="28"/>
+        </w:rPr>
+        <w:t>3</w:t>
+      </w:r>
+      <w:r>
+        <w:rPr>
+          <w:rFonts w:ascii="Times New Roman" w:hAnsi="Times New Roman" w:cs="Times New Roman"/>
+          <w:sz w:val="28"/>
+          <w:szCs w:val="28"/>
+        </w:rPr>
+        <w:t>.</w:t>
       </w:r>
     </w:p>
     <w:p>
@@ -2137,7 +2679,7 @@
           <w:sz w:val="28"/>
           <w:szCs w:val="28"/>
         </w:rPr>
-        <w:t>Сум</w:t>
+        <w:t>3. Объем производства материалов не может быть отрицатель</w:t>
       </w:r>
       <w:r>
         <w:rPr>
@@ -2146,173 +2688,7 @@
           <w:szCs w:val="28"/>
         </w:rPr>
         <w:softHyphen/>
-        <w:t xml:space="preserve">марная суточная прибыль от производства материалов А и В равна: </w:t>
-      </w:r>
-    </w:p>
-    <w:p>
-      <w:pPr>
-        <w:spacing w:line="360" w:lineRule="auto"/>
-        <w:ind w:firstLine="454"/>
-        <w:jc w:val="both"/>
-        <w:rPr>
-          <w:rFonts w:ascii="Times New Roman" w:hAnsi="Times New Roman" w:cs="Times New Roman"/>
-          <w:sz w:val="28"/>
-          <w:szCs w:val="28"/>
-        </w:rPr>
-      </w:pPr>
-    </w:p>
-    <w:p>
-      <w:pPr>
-        <w:spacing w:line="360" w:lineRule="auto"/>
-        <w:jc w:val="center"/>
-        <w:rPr>
-          <w:rFonts w:ascii="Times New Roman" w:hAnsi="Times New Roman" w:cs="Times New Roman"/>
-          <w:sz w:val="28"/>
-          <w:szCs w:val="28"/>
-        </w:rPr>
-      </w:pPr>
-      <w:r>
-        <w:rPr>
-          <w:rFonts w:ascii="Times New Roman" w:hAnsi="Times New Roman" w:cs="Times New Roman"/>
-          <w:i/>
-          <w:sz w:val="28"/>
-          <w:szCs w:val="28"/>
-        </w:rPr>
-        <w:t>F</w:t>
-      </w:r>
-      <w:r>
-        <w:rPr>
-          <w:rFonts w:ascii="Times New Roman" w:hAnsi="Times New Roman" w:cs="Times New Roman"/>
-          <w:sz w:val="28"/>
-          <w:szCs w:val="28"/>
-        </w:rPr>
-        <w:t xml:space="preserve"> = 3000 </w:t>
-      </w:r>
-      <w:r>
-        <w:rPr>
-          <w:rFonts w:ascii="Times New Roman" w:hAnsi="Times New Roman" w:cs="Times New Roman"/>
-          <w:i/>
-          <w:sz w:val="28"/>
-          <w:szCs w:val="28"/>
-        </w:rPr>
-        <w:t>X</w:t>
-      </w:r>
-      <w:r>
-        <w:rPr>
-          <w:rFonts w:ascii="Times New Roman" w:hAnsi="Times New Roman" w:cs="Times New Roman"/>
-          <w:sz w:val="28"/>
-          <w:szCs w:val="28"/>
-          <w:vertAlign w:val="subscript"/>
-        </w:rPr>
-        <w:t>1</w:t>
-      </w:r>
-      <w:r>
-        <w:rPr>
-          <w:rFonts w:ascii="Times New Roman" w:hAnsi="Times New Roman" w:cs="Times New Roman"/>
-          <w:sz w:val="28"/>
-          <w:szCs w:val="28"/>
-        </w:rPr>
-        <w:t xml:space="preserve"> + 4000 </w:t>
-      </w:r>
-      <w:r>
-        <w:rPr>
-          <w:rFonts w:ascii="Times New Roman" w:hAnsi="Times New Roman" w:cs="Times New Roman"/>
-          <w:i/>
-          <w:sz w:val="28"/>
-          <w:szCs w:val="28"/>
-        </w:rPr>
-        <w:t>X</w:t>
-      </w:r>
-      <w:r>
-        <w:rPr>
-          <w:rFonts w:ascii="Times New Roman" w:hAnsi="Times New Roman" w:cs="Times New Roman"/>
-          <w:sz w:val="28"/>
-          <w:szCs w:val="28"/>
-          <w:vertAlign w:val="subscript"/>
-        </w:rPr>
-        <w:t>2</w:t>
-      </w:r>
-      <w:r>
-        <w:rPr>
-          <w:rFonts w:ascii="Times New Roman" w:hAnsi="Times New Roman" w:cs="Times New Roman"/>
-          <w:sz w:val="28"/>
-          <w:szCs w:val="28"/>
-        </w:rPr>
-        <w:t>,</w:t>
-      </w:r>
-    </w:p>
-    <w:p>
-      <w:pPr>
-        <w:spacing w:line="360" w:lineRule="auto"/>
-        <w:ind w:firstLine="454"/>
-        <w:jc w:val="both"/>
-        <w:rPr>
-          <w:rFonts w:ascii="Times New Roman" w:hAnsi="Times New Roman" w:cs="Times New Roman"/>
-          <w:sz w:val="28"/>
-          <w:szCs w:val="28"/>
-        </w:rPr>
-      </w:pPr>
-    </w:p>
-    <w:p>
-      <w:pPr>
-        <w:spacing w:line="360" w:lineRule="auto"/>
-        <w:jc w:val="both"/>
-        <w:rPr>
-          <w:rFonts w:ascii="Times New Roman" w:hAnsi="Times New Roman" w:cs="Times New Roman"/>
-          <w:sz w:val="28"/>
-          <w:szCs w:val="28"/>
-        </w:rPr>
-      </w:pPr>
-      <w:r>
-        <w:rPr>
-          <w:rFonts w:ascii="Times New Roman" w:hAnsi="Times New Roman" w:cs="Times New Roman"/>
-          <w:sz w:val="28"/>
-          <w:szCs w:val="28"/>
-        </w:rPr>
-        <w:t xml:space="preserve">поэтому цель фирмы заключается в том, чтобы среди всех допустимых значений </w:t>
-      </w:r>
-      <w:r>
-        <w:rPr>
-          <w:rFonts w:ascii="Times New Roman" w:hAnsi="Times New Roman" w:cs="Times New Roman"/>
-          <w:i/>
-          <w:sz w:val="28"/>
-          <w:szCs w:val="28"/>
-        </w:rPr>
-        <w:t>X</w:t>
-      </w:r>
-      <w:r>
-        <w:rPr>
-          <w:rFonts w:ascii="Times New Roman" w:hAnsi="Times New Roman" w:cs="Times New Roman"/>
-          <w:sz w:val="28"/>
-          <w:szCs w:val="28"/>
-        </w:rPr>
-        <w:t xml:space="preserve">1 и </w:t>
-      </w:r>
-      <w:r>
-        <w:rPr>
-          <w:rFonts w:ascii="Times New Roman" w:hAnsi="Times New Roman" w:cs="Times New Roman"/>
-          <w:i/>
-          <w:sz w:val="28"/>
-          <w:szCs w:val="28"/>
-        </w:rPr>
-        <w:t>X</w:t>
-      </w:r>
-      <w:r>
-        <w:rPr>
-          <w:rFonts w:ascii="Times New Roman" w:hAnsi="Times New Roman" w:cs="Times New Roman"/>
-          <w:sz w:val="28"/>
-          <w:szCs w:val="28"/>
-        </w:rPr>
-        <w:t>2 найти такие, которые максимизируют суммарную при</w:t>
-      </w:r>
-      <w:r>
-        <w:rPr>
-          <w:rFonts w:ascii="Times New Roman" w:hAnsi="Times New Roman" w:cs="Times New Roman"/>
-          <w:sz w:val="28"/>
-          <w:szCs w:val="28"/>
-        </w:rPr>
-        <w:softHyphen/>
-        <w:t>быль от производства материалов:</w:t>
+        <w:t>ным, т. е.:</w:t>
       </w:r>
     </w:p>
     <w:p>
@@ -2326,79 +2702,6 @@
           <w:szCs w:val="28"/>
         </w:rPr>
       </w:pPr>
-    </w:p>
-    <w:p>
-      <w:pPr>
-        <w:spacing w:line="360" w:lineRule="auto"/>
-        <w:ind w:firstLine="454"/>
-        <w:jc w:val="both"/>
-        <w:rPr>
-          <w:rFonts w:ascii="Times New Roman" w:hAnsi="Times New Roman" w:cs="Times New Roman"/>
-          <w:sz w:val="28"/>
-          <w:szCs w:val="28"/>
-        </w:rPr>
-      </w:pPr>
-      <w:r>
-        <w:rPr>
-          <w:rFonts w:ascii="Times New Roman" w:hAnsi="Times New Roman" w:cs="Times New Roman"/>
-          <w:sz w:val="28"/>
-          <w:szCs w:val="28"/>
-        </w:rPr>
-        <w:t>1.3. Ограничения на переменные:</w:t>
-      </w:r>
-    </w:p>
-    <w:p>
-      <w:pPr>
-        <w:spacing w:line="360" w:lineRule="auto"/>
-        <w:ind w:firstLine="454"/>
-        <w:jc w:val="both"/>
-        <w:rPr>
-          <w:rFonts w:ascii="Times New Roman" w:hAnsi="Times New Roman" w:cs="Times New Roman"/>
-          <w:sz w:val="28"/>
-          <w:szCs w:val="28"/>
-        </w:rPr>
-      </w:pPr>
-      <w:r>
-        <w:rPr>
-          <w:rFonts w:ascii="Times New Roman" w:hAnsi="Times New Roman" w:cs="Times New Roman"/>
-          <w:sz w:val="28"/>
-          <w:szCs w:val="28"/>
-        </w:rPr>
-        <w:t>1. Расход исходного продукта для производства обоих ви</w:t>
-      </w:r>
-      <w:r>
-        <w:rPr>
-          <w:rFonts w:ascii="Times New Roman" w:hAnsi="Times New Roman" w:cs="Times New Roman"/>
-          <w:sz w:val="28"/>
-          <w:szCs w:val="28"/>
-        </w:rPr>
-        <w:softHyphen/>
-        <w:t>дов материалов не может превосходить максимально возможного запаса данного исходного продукта на складе, т. е.:</w:t>
-      </w:r>
-    </w:p>
-    <w:p>
-      <w:pPr>
-        <w:spacing w:line="360" w:lineRule="auto"/>
-        <w:ind w:firstLine="454"/>
-        <w:jc w:val="both"/>
-        <w:rPr>
-          <w:rFonts w:ascii="Times New Roman" w:hAnsi="Times New Roman" w:cs="Times New Roman"/>
-          <w:sz w:val="28"/>
-          <w:szCs w:val="28"/>
-        </w:rPr>
-      </w:pPr>
-    </w:p>
-    <w:p>
-      <w:pPr>
-        <w:spacing w:line="360" w:lineRule="auto"/>
-        <w:ind w:firstLine="454"/>
-        <w:jc w:val="center"/>
-        <w:rPr>
-          <w:rFonts w:ascii="Times New Roman" w:hAnsi="Times New Roman" w:cs="Times New Roman"/>
-          <w:sz w:val="28"/>
-          <w:szCs w:val="28"/>
-        </w:rPr>
-      </w:pPr>
       <w:r>
         <w:rPr>
           <w:rFonts w:ascii="Times New Roman" w:hAnsi="Times New Roman" w:cs="Times New Roman"/>
@@ -2406,818 +2709,137 @@
           <w:sz w:val="28"/>
           <w:szCs w:val="28"/>
         </w:rPr>
+        <w:t>X</w:t>
+      </w:r>
+      <w:r>
+        <w:rPr>
+          <w:rFonts w:ascii="Times New Roman" w:hAnsi="Times New Roman" w:cs="Times New Roman"/>
+          <w:sz w:val="28"/>
+          <w:szCs w:val="28"/>
+          <w:vertAlign w:val="subscript"/>
+        </w:rPr>
+        <w:t>1</w:t>
+      </w:r>
+      <w:r>
+        <w:rPr>
+          <w:rFonts w:ascii="Times New Roman" w:hAnsi="Times New Roman" w:cs="Times New Roman"/>
+          <w:sz w:val="28"/>
+          <w:szCs w:val="28"/>
+        </w:rPr>
+        <w:t xml:space="preserve"> </w:t>
+      </w:r>
+      <w:r>
+        <w:rPr>
+          <w:rFonts w:ascii="Times New Roman" w:hAnsi="Times New Roman" w:cs="Times New Roman"/>
+          <w:sz w:val="28"/>
+          <w:szCs w:val="28"/>
+        </w:rPr>
+        <w:sym w:font="Symbol" w:char="F0B3"/>
+      </w:r>
+      <w:r>
+        <w:rPr>
+          <w:rFonts w:ascii="Times New Roman" w:hAnsi="Times New Roman" w:cs="Times New Roman"/>
+          <w:sz w:val="28"/>
+          <w:szCs w:val="28"/>
+        </w:rPr>
+        <w:t xml:space="preserve"> 0, </w:t>
+      </w:r>
+      <w:r>
+        <w:rPr>
+          <w:rFonts w:ascii="Times New Roman" w:hAnsi="Times New Roman" w:cs="Times New Roman"/>
+          <w:i/>
+          <w:sz w:val="28"/>
+          <w:szCs w:val="28"/>
+        </w:rPr>
+        <w:t>X</w:t>
+      </w:r>
+      <w:r>
+        <w:rPr>
+          <w:rFonts w:ascii="Times New Roman" w:hAnsi="Times New Roman" w:cs="Times New Roman"/>
+          <w:sz w:val="28"/>
+          <w:szCs w:val="28"/>
+          <w:vertAlign w:val="subscript"/>
+        </w:rPr>
         <w:t>2</w:t>
       </w:r>
       <w:r>
         <w:rPr>
           <w:rFonts w:ascii="Times New Roman" w:hAnsi="Times New Roman" w:cs="Times New Roman"/>
-          <w:i/>
-          <w:sz w:val="28"/>
-          <w:szCs w:val="28"/>
-        </w:rPr>
-        <w:t>X</w:t>
-      </w:r>
-      <w:r>
-        <w:rPr>
-          <w:rFonts w:ascii="Times New Roman" w:hAnsi="Times New Roman" w:cs="Times New Roman"/>
-          <w:sz w:val="28"/>
-          <w:szCs w:val="28"/>
-          <w:vertAlign w:val="subscript"/>
-        </w:rPr>
-        <w:t>2</w:t>
-      </w:r>
-      <w:r>
-        <w:rPr>
-          <w:rFonts w:ascii="Times New Roman" w:hAnsi="Times New Roman" w:cs="Times New Roman"/>
-          <w:sz w:val="28"/>
-          <w:szCs w:val="28"/>
-        </w:rPr>
-        <w:t xml:space="preserve"> + </w:t>
-      </w:r>
-      <w:r>
-        <w:rPr>
-          <w:rFonts w:ascii="Times New Roman" w:hAnsi="Times New Roman" w:cs="Times New Roman"/>
-          <w:sz w:val="28"/>
-          <w:szCs w:val="28"/>
-        </w:rPr>
-        <w:t>5</w:t>
-      </w:r>
-      <w:r>
-        <w:rPr>
-          <w:rFonts w:ascii="Times New Roman" w:hAnsi="Times New Roman" w:cs="Times New Roman"/>
-          <w:i/>
-          <w:sz w:val="28"/>
-          <w:szCs w:val="28"/>
-        </w:rPr>
-        <w:t>X</w:t>
-      </w:r>
-      <w:r>
-        <w:rPr>
-          <w:rFonts w:ascii="Times New Roman" w:hAnsi="Times New Roman" w:cs="Times New Roman"/>
-          <w:sz w:val="28"/>
-          <w:szCs w:val="28"/>
-          <w:vertAlign w:val="subscript"/>
-        </w:rPr>
+          <w:sz w:val="28"/>
+          <w:szCs w:val="28"/>
+        </w:rPr>
+        <w:t xml:space="preserve"> </w:t>
+      </w:r>
+      <w:r>
+        <w:rPr>
+          <w:rFonts w:ascii="Times New Roman" w:hAnsi="Times New Roman" w:cs="Times New Roman"/>
+          <w:sz w:val="28"/>
+          <w:szCs w:val="28"/>
+        </w:rPr>
+        <w:sym w:font="Symbol" w:char="F0B3"/>
+      </w:r>
+      <w:r>
+        <w:rPr>
+          <w:rFonts w:ascii="Times New Roman" w:hAnsi="Times New Roman" w:cs="Times New Roman"/>
+          <w:sz w:val="28"/>
+          <w:szCs w:val="28"/>
+        </w:rPr>
+        <w:t xml:space="preserve"> 0.</w:t>
+      </w:r>
+    </w:p>
+    <w:p>
+      <w:pPr>
+        <w:pStyle w:val="aa"/>
+      </w:pPr>
+      <w:r>
+        <w:br w:type="column"/>
+      </w:r>
+      <w:r>
+        <w:lastRenderedPageBreak/>
+        <w:t xml:space="preserve">2. </w:t>
+      </w:r>
+      <w:r>
+        <w:t>Симплекс метод</w:t>
+      </w:r>
+    </w:p>
+    <w:p>
+      <w:pPr>
+        <w:pStyle w:val="ac"/>
+      </w:pPr>
+      <w:r>
+        <w:t>1.</w:t>
+      </w:r>
+      <w:r>
         <w:t>1</w:t>
       </w:r>
       <w:r>
-        <w:rPr>
-          <w:rFonts w:ascii="Times New Roman" w:hAnsi="Times New Roman" w:cs="Times New Roman"/>
-          <w:sz w:val="28"/>
-          <w:szCs w:val="28"/>
-        </w:rPr>
         <w:t xml:space="preserve"> </w:t>
       </w:r>
       <w:r>
-        <w:rPr>
-          <w:rFonts w:ascii="Times New Roman" w:hAnsi="Times New Roman" w:cs="Times New Roman"/>
-          <w:sz w:val="28"/>
-          <w:szCs w:val="28"/>
-        </w:rPr>
-        <w:sym w:font="Symbol" w:char="F0A3"/>
-      </w:r>
-      <w:r>
-        <w:rPr>
-          <w:rFonts w:ascii="Times New Roman" w:hAnsi="Times New Roman" w:cs="Times New Roman"/>
-          <w:sz w:val="28"/>
-          <w:szCs w:val="28"/>
-        </w:rPr>
-        <w:t xml:space="preserve"> </w:t>
-      </w:r>
-      <w:r>
-        <w:rPr>
-          <w:rFonts w:ascii="Times New Roman" w:hAnsi="Times New Roman" w:cs="Times New Roman"/>
-          <w:sz w:val="28"/>
-          <w:szCs w:val="28"/>
-        </w:rPr>
-        <w:t>9</w:t>
-      </w:r>
-      <w:r>
-        <w:rPr>
-          <w:rFonts w:ascii="Times New Roman" w:hAnsi="Times New Roman" w:cs="Times New Roman"/>
-          <w:sz w:val="28"/>
-          <w:szCs w:val="28"/>
-        </w:rPr>
-        <w:t>,</w:t>
-      </w:r>
-    </w:p>
-    <w:p>
-      <w:pPr>
-        <w:spacing w:line="360" w:lineRule="auto"/>
-        <w:ind w:firstLine="454"/>
-        <w:jc w:val="center"/>
-        <w:rPr>
-          <w:rFonts w:ascii="Times New Roman" w:hAnsi="Times New Roman" w:cs="Times New Roman"/>
-          <w:sz w:val="28"/>
-          <w:szCs w:val="28"/>
-        </w:rPr>
-      </w:pPr>
-      <w:r>
-        <w:rPr>
-          <w:rFonts w:ascii="Times New Roman" w:hAnsi="Times New Roman" w:cs="Times New Roman"/>
-          <w:sz w:val="28"/>
-          <w:szCs w:val="28"/>
-        </w:rPr>
-        <w:t>4</w:t>
-      </w:r>
-      <w:r>
-        <w:rPr>
-          <w:rFonts w:ascii="Times New Roman" w:hAnsi="Times New Roman" w:cs="Times New Roman"/>
-          <w:i/>
-          <w:sz w:val="28"/>
-          <w:szCs w:val="28"/>
-        </w:rPr>
-        <w:t>X</w:t>
-      </w:r>
-      <w:r>
-        <w:rPr>
-          <w:rFonts w:ascii="Times New Roman" w:hAnsi="Times New Roman" w:cs="Times New Roman"/>
-          <w:sz w:val="28"/>
-          <w:szCs w:val="28"/>
-          <w:vertAlign w:val="subscript"/>
-        </w:rPr>
-        <w:t>2</w:t>
-      </w:r>
-      <w:r>
-        <w:rPr>
-          <w:rFonts w:ascii="Times New Roman" w:hAnsi="Times New Roman" w:cs="Times New Roman"/>
-          <w:sz w:val="28"/>
-          <w:szCs w:val="28"/>
-        </w:rPr>
-        <w:t xml:space="preserve"> + </w:t>
-      </w:r>
-      <w:r>
-        <w:rPr>
-          <w:rFonts w:ascii="Times New Roman" w:hAnsi="Times New Roman" w:cs="Times New Roman"/>
-          <w:sz w:val="28"/>
-          <w:szCs w:val="28"/>
-        </w:rPr>
-        <w:t>2</w:t>
-      </w:r>
-      <w:r>
-        <w:rPr>
-          <w:rFonts w:ascii="Times New Roman" w:hAnsi="Times New Roman" w:cs="Times New Roman"/>
-          <w:i/>
-          <w:sz w:val="28"/>
-          <w:szCs w:val="28"/>
-        </w:rPr>
-        <w:t>X</w:t>
-      </w:r>
-      <w:r>
-        <w:rPr>
-          <w:rFonts w:ascii="Times New Roman" w:hAnsi="Times New Roman" w:cs="Times New Roman"/>
-          <w:sz w:val="28"/>
-          <w:szCs w:val="28"/>
-          <w:vertAlign w:val="subscript"/>
-        </w:rPr>
-        <w:t>1</w:t>
-      </w:r>
-      <w:r>
-        <w:rPr>
-          <w:rFonts w:ascii="Times New Roman" w:hAnsi="Times New Roman" w:cs="Times New Roman"/>
-          <w:sz w:val="28"/>
-          <w:szCs w:val="28"/>
-        </w:rPr>
-        <w:t xml:space="preserve"> </w:t>
-      </w:r>
-      <w:r>
-        <w:rPr>
-          <w:rFonts w:ascii="Times New Roman" w:hAnsi="Times New Roman" w:cs="Times New Roman"/>
-          <w:sz w:val="28"/>
-          <w:szCs w:val="28"/>
-        </w:rPr>
-        <w:sym w:font="Symbol" w:char="F0A3"/>
-      </w:r>
-      <w:r>
-        <w:rPr>
-          <w:rFonts w:ascii="Times New Roman" w:hAnsi="Times New Roman" w:cs="Times New Roman"/>
-          <w:sz w:val="28"/>
-          <w:szCs w:val="28"/>
-        </w:rPr>
-        <w:t xml:space="preserve"> </w:t>
-      </w:r>
-      <w:r>
-        <w:rPr>
-          <w:rFonts w:ascii="Times New Roman" w:hAnsi="Times New Roman" w:cs="Times New Roman"/>
-          <w:sz w:val="28"/>
-          <w:szCs w:val="28"/>
-        </w:rPr>
-        <w:t>12</w:t>
-      </w:r>
-      <w:r>
-        <w:rPr>
-          <w:rFonts w:ascii="Times New Roman" w:hAnsi="Times New Roman" w:cs="Times New Roman"/>
-          <w:sz w:val="28"/>
-          <w:szCs w:val="28"/>
-        </w:rPr>
-        <w:t>.</w:t>
-      </w:r>
-    </w:p>
-    <w:p>
-      <w:pPr>
-        <w:spacing w:line="360" w:lineRule="auto"/>
-        <w:ind w:firstLine="454"/>
-        <w:jc w:val="center"/>
-        <w:rPr>
-          <w:rFonts w:ascii="Times New Roman" w:hAnsi="Times New Roman" w:cs="Times New Roman"/>
-          <w:sz w:val="28"/>
-          <w:szCs w:val="28"/>
-        </w:rPr>
-      </w:pPr>
-    </w:p>
-    <w:p>
-      <w:pPr>
-        <w:spacing w:line="360" w:lineRule="auto"/>
-        <w:ind w:firstLine="454"/>
-        <w:jc w:val="both"/>
-        <w:rPr>
-          <w:rFonts w:ascii="Times New Roman" w:hAnsi="Times New Roman" w:cs="Times New Roman"/>
-          <w:sz w:val="28"/>
-          <w:szCs w:val="28"/>
-        </w:rPr>
-      </w:pPr>
-      <w:r>
-        <w:rPr>
-          <w:rFonts w:ascii="Times New Roman" w:hAnsi="Times New Roman" w:cs="Times New Roman"/>
-          <w:sz w:val="28"/>
-          <w:szCs w:val="28"/>
-        </w:rPr>
-        <w:t>2. Ограничения на величину спроса на материалы:</w:t>
-      </w:r>
-    </w:p>
-    <w:p>
-      <w:pPr>
-        <w:spacing w:line="360" w:lineRule="auto"/>
-        <w:ind w:firstLine="454"/>
-        <w:jc w:val="both"/>
-        <w:rPr>
-          <w:rFonts w:ascii="Times New Roman" w:hAnsi="Times New Roman" w:cs="Times New Roman"/>
-          <w:sz w:val="28"/>
-          <w:szCs w:val="28"/>
-        </w:rPr>
-      </w:pPr>
-    </w:p>
-    <w:p>
-      <w:pPr>
-        <w:spacing w:line="360" w:lineRule="auto"/>
-        <w:ind w:firstLine="454"/>
-        <w:jc w:val="center"/>
-        <w:rPr>
-          <w:rFonts w:ascii="Times New Roman" w:hAnsi="Times New Roman" w:cs="Times New Roman"/>
-          <w:sz w:val="28"/>
-          <w:szCs w:val="28"/>
-        </w:rPr>
-      </w:pPr>
-      <w:r>
-        <w:rPr>
-          <w:rFonts w:ascii="Times New Roman" w:hAnsi="Times New Roman" w:cs="Times New Roman"/>
-          <w:i/>
-          <w:sz w:val="28"/>
-          <w:szCs w:val="28"/>
-        </w:rPr>
-        <w:t>X</w:t>
-      </w:r>
-      <w:r>
-        <w:rPr>
-          <w:rFonts w:ascii="Times New Roman" w:hAnsi="Times New Roman" w:cs="Times New Roman"/>
-          <w:sz w:val="28"/>
-          <w:szCs w:val="28"/>
-          <w:vertAlign w:val="subscript"/>
-        </w:rPr>
-        <w:t>2</w:t>
-      </w:r>
-      <w:r>
-        <w:rPr>
-          <w:rFonts w:ascii="Times New Roman" w:hAnsi="Times New Roman" w:cs="Times New Roman"/>
-          <w:sz w:val="28"/>
-          <w:szCs w:val="28"/>
-        </w:rPr>
-        <w:t xml:space="preserve"> </w:t>
-      </w:r>
-      <w:r>
-        <w:rPr>
-          <w:rFonts w:ascii="Times New Roman" w:hAnsi="Times New Roman" w:cs="Times New Roman"/>
-          <w:sz w:val="28"/>
-          <w:szCs w:val="28"/>
-        </w:rPr>
-        <w:sym w:font="Symbol" w:char="F02D"/>
-      </w:r>
-      <w:r>
-        <w:rPr>
-          <w:rFonts w:ascii="Times New Roman" w:hAnsi="Times New Roman" w:cs="Times New Roman"/>
-          <w:sz w:val="28"/>
-          <w:szCs w:val="28"/>
-        </w:rPr>
-        <w:t xml:space="preserve"> </w:t>
-      </w:r>
-      <w:r>
-        <w:rPr>
-          <w:rFonts w:ascii="Times New Roman" w:hAnsi="Times New Roman" w:cs="Times New Roman"/>
-          <w:i/>
-          <w:sz w:val="28"/>
-          <w:szCs w:val="28"/>
-        </w:rPr>
-        <w:t>X</w:t>
-      </w:r>
-      <w:r>
-        <w:rPr>
-          <w:rFonts w:ascii="Times New Roman" w:hAnsi="Times New Roman" w:cs="Times New Roman"/>
-          <w:sz w:val="28"/>
-          <w:szCs w:val="28"/>
-          <w:vertAlign w:val="subscript"/>
-        </w:rPr>
-        <w:t>1</w:t>
-      </w:r>
-      <w:r>
-        <w:rPr>
-          <w:rFonts w:ascii="Times New Roman" w:hAnsi="Times New Roman" w:cs="Times New Roman"/>
-          <w:sz w:val="28"/>
-          <w:szCs w:val="28"/>
-        </w:rPr>
-        <w:t xml:space="preserve"> </w:t>
-      </w:r>
-      <w:r>
-        <w:rPr>
-          <w:rFonts w:ascii="Times New Roman" w:hAnsi="Times New Roman" w:cs="Times New Roman"/>
-          <w:sz w:val="28"/>
-          <w:szCs w:val="28"/>
-        </w:rPr>
-        <w:sym w:font="Symbol" w:char="F0A3"/>
-      </w:r>
-      <w:r>
-        <w:rPr>
-          <w:rFonts w:ascii="Times New Roman" w:hAnsi="Times New Roman" w:cs="Times New Roman"/>
-          <w:sz w:val="28"/>
-          <w:szCs w:val="28"/>
-        </w:rPr>
-        <w:t xml:space="preserve"> </w:t>
-      </w:r>
-      <w:r>
-        <w:rPr>
-          <w:rFonts w:ascii="Times New Roman" w:hAnsi="Times New Roman" w:cs="Times New Roman"/>
-          <w:sz w:val="28"/>
-          <w:szCs w:val="28"/>
-        </w:rPr>
-        <w:t>1</w:t>
-      </w:r>
-      <w:r>
-        <w:rPr>
-          <w:rFonts w:ascii="Times New Roman" w:hAnsi="Times New Roman" w:cs="Times New Roman"/>
-          <w:sz w:val="28"/>
-          <w:szCs w:val="28"/>
-        </w:rPr>
-        <w:t>,</w:t>
-      </w:r>
-    </w:p>
-    <w:p>
-      <w:pPr>
-        <w:spacing w:line="360" w:lineRule="auto"/>
-        <w:ind w:firstLine="454"/>
-        <w:jc w:val="center"/>
-        <w:rPr>
-          <w:rFonts w:ascii="Times New Roman" w:hAnsi="Times New Roman" w:cs="Times New Roman"/>
-          <w:sz w:val="28"/>
-          <w:szCs w:val="28"/>
-        </w:rPr>
-      </w:pPr>
-      <w:r>
-        <w:rPr>
-          <w:rFonts w:ascii="Times New Roman" w:hAnsi="Times New Roman" w:cs="Times New Roman"/>
-          <w:i/>
-          <w:sz w:val="28"/>
-          <w:szCs w:val="28"/>
-        </w:rPr>
-        <w:t>X</w:t>
-      </w:r>
-      <w:r>
-        <w:rPr>
-          <w:rFonts w:ascii="Times New Roman" w:hAnsi="Times New Roman" w:cs="Times New Roman"/>
-          <w:sz w:val="28"/>
-          <w:szCs w:val="28"/>
-          <w:vertAlign w:val="subscript"/>
-        </w:rPr>
-        <w:t>1</w:t>
-      </w:r>
-      <w:r>
-        <w:rPr>
-          <w:rFonts w:ascii="Times New Roman" w:hAnsi="Times New Roman" w:cs="Times New Roman"/>
-          <w:sz w:val="28"/>
-          <w:szCs w:val="28"/>
-        </w:rPr>
-        <w:t xml:space="preserve"> </w:t>
-      </w:r>
-      <w:r>
-        <w:rPr>
-          <w:rFonts w:ascii="Times New Roman" w:hAnsi="Times New Roman" w:cs="Times New Roman"/>
-          <w:sz w:val="28"/>
-          <w:szCs w:val="28"/>
-        </w:rPr>
-        <w:sym w:font="Symbol" w:char="F0A3"/>
-      </w:r>
-      <w:r>
-        <w:rPr>
-          <w:rFonts w:ascii="Times New Roman" w:hAnsi="Times New Roman" w:cs="Times New Roman"/>
-          <w:sz w:val="28"/>
-          <w:szCs w:val="28"/>
-        </w:rPr>
-        <w:t xml:space="preserve"> </w:t>
-      </w:r>
-      <w:r>
-        <w:rPr>
-          <w:rFonts w:ascii="Times New Roman" w:hAnsi="Times New Roman" w:cs="Times New Roman"/>
-          <w:sz w:val="28"/>
-          <w:szCs w:val="28"/>
-        </w:rPr>
-        <w:t>3</w:t>
-      </w:r>
-      <w:r>
-        <w:rPr>
-          <w:rFonts w:ascii="Times New Roman" w:hAnsi="Times New Roman" w:cs="Times New Roman"/>
-          <w:sz w:val="28"/>
-          <w:szCs w:val="28"/>
-        </w:rPr>
-        <w:t>.</w:t>
-      </w:r>
-    </w:p>
-    <w:p>
-      <w:pPr>
-        <w:spacing w:line="360" w:lineRule="auto"/>
-        <w:ind w:firstLine="454"/>
-        <w:jc w:val="center"/>
-        <w:rPr>
-          <w:rFonts w:ascii="Times New Roman" w:hAnsi="Times New Roman" w:cs="Times New Roman"/>
-          <w:sz w:val="28"/>
-          <w:szCs w:val="28"/>
-        </w:rPr>
-      </w:pPr>
-    </w:p>
-    <w:p>
-      <w:pPr>
-        <w:spacing w:line="360" w:lineRule="auto"/>
-        <w:ind w:firstLine="454"/>
-        <w:jc w:val="both"/>
-        <w:rPr>
-          <w:rFonts w:ascii="Times New Roman" w:hAnsi="Times New Roman" w:cs="Times New Roman"/>
-          <w:sz w:val="28"/>
-          <w:szCs w:val="28"/>
-        </w:rPr>
-      </w:pPr>
-      <w:r>
-        <w:rPr>
-          <w:rFonts w:ascii="Times New Roman" w:hAnsi="Times New Roman" w:cs="Times New Roman"/>
-          <w:sz w:val="28"/>
-          <w:szCs w:val="28"/>
-        </w:rPr>
-        <w:t>3. Объем производства материалов не может быть отрицатель</w:t>
-      </w:r>
-      <w:r>
-        <w:rPr>
-          <w:rFonts w:ascii="Times New Roman" w:hAnsi="Times New Roman" w:cs="Times New Roman"/>
-          <w:sz w:val="28"/>
-          <w:szCs w:val="28"/>
-        </w:rPr>
-        <w:softHyphen/>
-        <w:t>ным, т. е.:</w:t>
-      </w:r>
-    </w:p>
-    <w:p>
-      <w:pPr>
-        <w:spacing w:line="360" w:lineRule="auto"/>
-        <w:ind w:firstLine="454"/>
-        <w:jc w:val="both"/>
-        <w:rPr>
-          <w:rFonts w:ascii="Times New Roman" w:hAnsi="Times New Roman" w:cs="Times New Roman"/>
-          <w:sz w:val="28"/>
-          <w:szCs w:val="28"/>
-        </w:rPr>
-      </w:pPr>
-    </w:p>
-    <w:p>
-      <w:pPr>
-        <w:spacing w:line="360" w:lineRule="auto"/>
-        <w:ind w:firstLine="454"/>
-        <w:jc w:val="center"/>
-        <w:rPr>
-          <w:rFonts w:ascii="Times New Roman" w:hAnsi="Times New Roman" w:cs="Times New Roman"/>
-          <w:sz w:val="28"/>
-          <w:szCs w:val="28"/>
-        </w:rPr>
-      </w:pPr>
-      <w:r>
-        <w:rPr>
-          <w:rFonts w:ascii="Times New Roman" w:hAnsi="Times New Roman" w:cs="Times New Roman"/>
-          <w:i/>
-          <w:sz w:val="28"/>
-          <w:szCs w:val="28"/>
-        </w:rPr>
-        <w:t>X</w:t>
-      </w:r>
-      <w:r>
-        <w:rPr>
-          <w:rFonts w:ascii="Times New Roman" w:hAnsi="Times New Roman" w:cs="Times New Roman"/>
-          <w:sz w:val="28"/>
-          <w:szCs w:val="28"/>
-          <w:vertAlign w:val="subscript"/>
-        </w:rPr>
-        <w:t>1</w:t>
-      </w:r>
-      <w:r>
-        <w:rPr>
-          <w:rFonts w:ascii="Times New Roman" w:hAnsi="Times New Roman" w:cs="Times New Roman"/>
-          <w:sz w:val="28"/>
-          <w:szCs w:val="28"/>
-        </w:rPr>
-        <w:t xml:space="preserve"> </w:t>
-      </w:r>
-      <w:r>
-        <w:rPr>
-          <w:rFonts w:ascii="Times New Roman" w:hAnsi="Times New Roman" w:cs="Times New Roman"/>
-          <w:sz w:val="28"/>
-          <w:szCs w:val="28"/>
-        </w:rPr>
-        <w:sym w:font="Symbol" w:char="F0B3"/>
-      </w:r>
-      <w:r>
-        <w:rPr>
-          <w:rFonts w:ascii="Times New Roman" w:hAnsi="Times New Roman" w:cs="Times New Roman"/>
-          <w:sz w:val="28"/>
-          <w:szCs w:val="28"/>
-        </w:rPr>
-        <w:t xml:space="preserve"> 0, </w:t>
-      </w:r>
-      <w:r>
-        <w:rPr>
-          <w:rFonts w:ascii="Times New Roman" w:hAnsi="Times New Roman" w:cs="Times New Roman"/>
-          <w:i/>
-          <w:sz w:val="28"/>
-          <w:szCs w:val="28"/>
-        </w:rPr>
-        <w:t>X</w:t>
-      </w:r>
-      <w:r>
-        <w:rPr>
-          <w:rFonts w:ascii="Times New Roman" w:hAnsi="Times New Roman" w:cs="Times New Roman"/>
-          <w:sz w:val="28"/>
-          <w:szCs w:val="28"/>
-          <w:vertAlign w:val="subscript"/>
-        </w:rPr>
-        <w:t>2</w:t>
-      </w:r>
-      <w:r>
-        <w:rPr>
-          <w:rFonts w:ascii="Times New Roman" w:hAnsi="Times New Roman" w:cs="Times New Roman"/>
-          <w:sz w:val="28"/>
-          <w:szCs w:val="28"/>
-        </w:rPr>
-        <w:t xml:space="preserve"> </w:t>
-      </w:r>
-      <w:r>
-        <w:rPr>
-          <w:rFonts w:ascii="Times New Roman" w:hAnsi="Times New Roman" w:cs="Times New Roman"/>
-          <w:sz w:val="28"/>
-          <w:szCs w:val="28"/>
-        </w:rPr>
-        <w:sym w:font="Symbol" w:char="F0B3"/>
-      </w:r>
-      <w:r>
-        <w:rPr>
-          <w:rFonts w:ascii="Times New Roman" w:hAnsi="Times New Roman" w:cs="Times New Roman"/>
-          <w:sz w:val="28"/>
-          <w:szCs w:val="28"/>
-        </w:rPr>
-        <w:t xml:space="preserve"> 0.</w:t>
-      </w:r>
-    </w:p>
-    <w:p>
-      <w:pPr>
-        <w:spacing w:line="360" w:lineRule="auto"/>
-        <w:ind w:firstLine="454"/>
-        <w:jc w:val="center"/>
-        <w:rPr>
-          <w:rFonts w:ascii="Times New Roman" w:hAnsi="Times New Roman" w:cs="Times New Roman"/>
-          <w:sz w:val="28"/>
-          <w:szCs w:val="28"/>
-        </w:rPr>
-      </w:pPr>
-    </w:p>
-    <w:p>
-      <w:pPr>
-        <w:spacing w:line="360" w:lineRule="auto"/>
-        <w:ind w:firstLine="454"/>
-        <w:jc w:val="both"/>
-        <w:rPr>
-          <w:rFonts w:ascii="Times New Roman" w:hAnsi="Times New Roman" w:cs="Times New Roman"/>
-          <w:sz w:val="28"/>
-          <w:szCs w:val="28"/>
-        </w:rPr>
-      </w:pPr>
-      <w:r>
-        <w:rPr>
-          <w:rFonts w:ascii="Times New Roman" w:hAnsi="Times New Roman" w:cs="Times New Roman"/>
-          <w:sz w:val="28"/>
-          <w:szCs w:val="28"/>
-        </w:rPr>
-        <w:t xml:space="preserve">2. Подготовка листа рабочей книги </w:t>
-      </w:r>
-      <w:r>
-        <w:rPr>
-          <w:rFonts w:ascii="Times New Roman" w:hAnsi="Times New Roman" w:cs="Times New Roman"/>
-          <w:sz w:val="28"/>
-          <w:szCs w:val="28"/>
-          <w:lang w:val="en-US"/>
-        </w:rPr>
-        <w:t>Microsoft</w:t>
-      </w:r>
-      <w:r>
-        <w:rPr>
-          <w:rFonts w:ascii="Times New Roman" w:hAnsi="Times New Roman" w:cs="Times New Roman"/>
-          <w:sz w:val="28"/>
-          <w:szCs w:val="28"/>
-        </w:rPr>
-        <w:t xml:space="preserve"> </w:t>
-      </w:r>
-      <w:r>
-        <w:rPr>
-          <w:rFonts w:ascii="Times New Roman" w:hAnsi="Times New Roman" w:cs="Times New Roman"/>
-          <w:sz w:val="28"/>
-          <w:szCs w:val="28"/>
-          <w:lang w:val="en-US"/>
-        </w:rPr>
-        <w:t>Excel</w:t>
-      </w:r>
-      <w:r>
-        <w:rPr>
-          <w:rFonts w:ascii="Times New Roman" w:hAnsi="Times New Roman" w:cs="Times New Roman"/>
-          <w:sz w:val="28"/>
-          <w:szCs w:val="28"/>
-        </w:rPr>
-        <w:t xml:space="preserve"> для вычислений.</w:t>
-      </w:r>
-    </w:p>
-    <w:p>
-      <w:pPr>
-        <w:spacing w:line="360" w:lineRule="auto"/>
-        <w:ind w:firstLine="454"/>
-        <w:jc w:val="both"/>
-        <w:rPr>
-          <w:rFonts w:ascii="Times New Roman" w:hAnsi="Times New Roman" w:cs="Times New Roman"/>
-          <w:sz w:val="28"/>
-          <w:szCs w:val="28"/>
-        </w:rPr>
-      </w:pPr>
-      <w:r>
-        <w:rPr>
-          <w:rFonts w:ascii="Times New Roman" w:hAnsi="Times New Roman" w:cs="Times New Roman"/>
-          <w:sz w:val="28"/>
-          <w:szCs w:val="28"/>
-        </w:rPr>
-        <w:t>На рабочем листе делаем поясняющие надписи, которые, как правило, включают: название задачи, обозначение переменных, целевой функции и ограничений, а также форму</w:t>
-      </w:r>
-      <w:r>
-        <w:rPr>
-          <w:rFonts w:ascii="Times New Roman" w:hAnsi="Times New Roman" w:cs="Times New Roman"/>
-          <w:sz w:val="28"/>
-          <w:szCs w:val="28"/>
-        </w:rPr>
-        <w:softHyphen/>
-        <w:t xml:space="preserve">лы и данные. </w:t>
-      </w:r>
-    </w:p>
-    <w:p>
-      <w:pPr>
-        <w:spacing w:line="360" w:lineRule="auto"/>
-        <w:ind w:firstLine="454"/>
-        <w:jc w:val="both"/>
-        <w:rPr>
-          <w:rFonts w:ascii="Times New Roman" w:hAnsi="Times New Roman" w:cs="Times New Roman"/>
-          <w:sz w:val="28"/>
-          <w:szCs w:val="28"/>
-        </w:rPr>
-      </w:pPr>
-      <w:r>
-        <w:rPr>
-          <w:rFonts w:ascii="Times New Roman" w:hAnsi="Times New Roman" w:cs="Times New Roman"/>
-          <w:i/>
-          <w:sz w:val="28"/>
-          <w:szCs w:val="28"/>
-        </w:rPr>
-        <w:t>X</w:t>
-      </w:r>
-      <w:r>
-        <w:rPr>
-          <w:rFonts w:ascii="Times New Roman" w:hAnsi="Times New Roman" w:cs="Times New Roman"/>
-          <w:sz w:val="28"/>
-          <w:szCs w:val="28"/>
-          <w:vertAlign w:val="subscript"/>
-        </w:rPr>
-        <w:t>1</w:t>
-      </w:r>
-      <w:r>
-        <w:rPr>
-          <w:rFonts w:ascii="Times New Roman" w:hAnsi="Times New Roman" w:cs="Times New Roman"/>
-          <w:sz w:val="28"/>
-          <w:szCs w:val="28"/>
-        </w:rPr>
-        <w:t xml:space="preserve"> и </w:t>
-      </w:r>
-      <w:r>
-        <w:rPr>
-          <w:rFonts w:ascii="Times New Roman" w:hAnsi="Times New Roman" w:cs="Times New Roman"/>
-          <w:i/>
-          <w:sz w:val="28"/>
-          <w:szCs w:val="28"/>
-        </w:rPr>
-        <w:t>X</w:t>
-      </w:r>
-      <w:r>
-        <w:rPr>
-          <w:rFonts w:ascii="Times New Roman" w:hAnsi="Times New Roman" w:cs="Times New Roman"/>
-          <w:sz w:val="28"/>
-          <w:szCs w:val="28"/>
-          <w:vertAlign w:val="subscript"/>
-        </w:rPr>
-        <w:t>2</w:t>
-      </w:r>
-      <w:r>
-        <w:rPr>
-          <w:rFonts w:ascii="Times New Roman" w:hAnsi="Times New Roman" w:cs="Times New Roman"/>
-          <w:sz w:val="28"/>
-          <w:szCs w:val="28"/>
-        </w:rPr>
-        <w:t xml:space="preserve"> должны нахо</w:t>
-      </w:r>
-      <w:r>
-        <w:rPr>
-          <w:rFonts w:ascii="Times New Roman" w:hAnsi="Times New Roman" w:cs="Times New Roman"/>
-          <w:sz w:val="28"/>
-          <w:szCs w:val="28"/>
-        </w:rPr>
-        <w:softHyphen/>
-        <w:t xml:space="preserve">дятся соответственно в ячейках СЗ и С4. Целевая функция – в ячейке С6 и содержать формулу: =3000*С3+4000*С4. Символьная (левая) часть неравенств для ограничений должна находиться в ячейках С8:С15 в виде формул, цифровая (правая) – в ячейках D8:D15. Кроме предложенного варианта ограничения можно также записать при дальнейшем решении задачи в окно Поиск решения. Лист рабочей книги </w:t>
-      </w:r>
-      <w:r>
-        <w:rPr>
-          <w:rFonts w:ascii="Times New Roman" w:hAnsi="Times New Roman" w:cs="Times New Roman"/>
-          <w:sz w:val="28"/>
-          <w:szCs w:val="28"/>
-          <w:lang w:val="en-US"/>
-        </w:rPr>
-        <w:t>Microsoft</w:t>
-      </w:r>
-      <w:r>
-        <w:rPr>
-          <w:rFonts w:ascii="Times New Roman" w:hAnsi="Times New Roman" w:cs="Times New Roman"/>
-          <w:sz w:val="28"/>
-          <w:szCs w:val="28"/>
-        </w:rPr>
-        <w:t xml:space="preserve"> </w:t>
-      </w:r>
-      <w:r>
-        <w:rPr>
-          <w:rFonts w:ascii="Times New Roman" w:hAnsi="Times New Roman" w:cs="Times New Roman"/>
-          <w:sz w:val="28"/>
-          <w:szCs w:val="28"/>
-          <w:lang w:val="en-US"/>
-        </w:rPr>
-        <w:t>Excel</w:t>
-      </w:r>
-      <w:r>
-        <w:rPr>
-          <w:rFonts w:ascii="Times New Roman" w:hAnsi="Times New Roman" w:cs="Times New Roman"/>
-          <w:sz w:val="28"/>
-          <w:szCs w:val="28"/>
-        </w:rPr>
-        <w:t xml:space="preserve">, подготовленный для вычислений с помощью надстройки Поиск решения показан на рисунке 1. </w:t>
-      </w:r>
-    </w:p>
-    <w:p>
-      <w:pPr>
-        <w:spacing w:line="360" w:lineRule="auto"/>
-        <w:jc w:val="both"/>
-        <w:rPr>
-          <w:rFonts w:ascii="Times New Roman" w:hAnsi="Times New Roman" w:cs="Times New Roman"/>
-          <w:sz w:val="28"/>
-          <w:szCs w:val="28"/>
-          <w:lang w:val="en-US"/>
-        </w:rPr>
-      </w:pPr>
-      <w:r>
-        <w:rPr>
-          <w:rFonts w:ascii="Times New Roman" w:hAnsi="Times New Roman" w:cs="Times New Roman"/>
-          <w:sz w:val="28"/>
-          <w:szCs w:val="28"/>
-        </w:rPr>
-        <w:tab/>
-      </w:r>
+        <w:t>Итерация 0</w:t>
+      </w:r>
+    </w:p>
+    <w:p>
+      <w:pPr>
+        <w:pStyle w:val="a9"/>
+      </w:pPr>
       <w:r>
         <w:rPr>
           <w:noProof/>
         </w:rPr>
         <w:drawing>
-          <wp:inline distT="0" distB="0" distL="0" distR="0" wp14:anchorId="06992A58" wp14:editId="02605D29">
-            <wp:extent cx="6300470" cy="3540760"/>
-            <wp:effectExtent l="0" t="0" r="5080" b="2540"/>
-            <wp:docPr id="872903284" name="Рисунок 1"/>
+          <wp:anchor distT="0" distB="0" distL="114300" distR="114300" simplePos="0" relativeHeight="251661312" behindDoc="0" locked="0" layoutInCell="1" allowOverlap="1" wp14:anchorId="22D34358" wp14:editId="69F3C09A">
+            <wp:simplePos x="0" y="0"/>
+            <wp:positionH relativeFrom="column">
+              <wp:posOffset>0</wp:posOffset>
+            </wp:positionH>
+            <wp:positionV relativeFrom="paragraph">
+              <wp:posOffset>259637</wp:posOffset>
+            </wp:positionV>
+            <wp:extent cx="6300470" cy="1377950"/>
+            <wp:effectExtent l="0" t="0" r="5080" b="0"/>
+            <wp:wrapTopAndBottom/>
+            <wp:docPr id="1352600768" name="Рисунок 1"/>
             <wp:cNvGraphicFramePr>
               <a:graphicFrameLocks xmlns:a="http://schemas.openxmlformats.org/drawingml/2006/main" noChangeAspect="1"/>
             </wp:cNvGraphicFramePr>
@@ -3225,7 +2847,7 @@
               <a:graphicData uri="http://schemas.openxmlformats.org/drawingml/2006/picture">
                 <pic:pic xmlns:pic="http://schemas.openxmlformats.org/drawingml/2006/picture">
                   <pic:nvPicPr>
-                    <pic:cNvPr id="872903284" name=""/>
+                    <pic:cNvPr id="1352600768" name=""/>
                     <pic:cNvPicPr/>
                   </pic:nvPicPr>
                   <pic:blipFill>
@@ -3237,7 +2859,7 @@
                   <pic:spPr>
                     <a:xfrm>
                       <a:off x="0" y="0"/>
-                      <a:ext cx="6300470" cy="3540760"/>
+                      <a:ext cx="6300470" cy="1377950"/>
                     </a:xfrm>
                     <a:prstGeom prst="rect">
                       <a:avLst/>
@@ -3246,131 +2868,3899 @@
                 </pic:pic>
               </a:graphicData>
             </a:graphic>
-          </wp:inline>
+          </wp:anchor>
         </w:drawing>
       </w:r>
-    </w:p>
-    <w:p>
-      <w:pPr>
-        <w:spacing w:line="360" w:lineRule="auto"/>
-        <w:ind w:firstLine="454"/>
-        <w:jc w:val="center"/>
-        <w:rPr>
-          <w:rFonts w:ascii="Times New Roman" w:hAnsi="Times New Roman" w:cs="Times New Roman"/>
-          <w:sz w:val="28"/>
-          <w:szCs w:val="28"/>
-        </w:rPr>
-      </w:pPr>
-      <w:r>
-        <w:rPr>
-          <w:rFonts w:ascii="Times New Roman" w:hAnsi="Times New Roman" w:cs="Times New Roman"/>
-          <w:sz w:val="28"/>
-          <w:szCs w:val="28"/>
-        </w:rPr>
+      <w:r>
+        <w:t>Ограничения в векторной форме:</w:t>
+      </w:r>
+    </w:p>
+    <w:p>
+      <w:pPr>
+        <w:pStyle w:val="af1"/>
+      </w:pPr>
+      <w:r>
+        <w:t>Рисунок 1. Векторная форма</w:t>
+      </w:r>
+    </w:p>
+    <w:p>
+      <w:pPr>
+        <w:pStyle w:val="a9"/>
+      </w:pPr>
+      <w:r>
+        <w:t>Начальная симплекс-таблица</w:t>
+      </w:r>
+    </w:p>
+    <w:tbl>
+      <w:tblPr>
+        <w:tblStyle w:val="af3"/>
+        <w:tblW w:w="0" w:type="auto"/>
+        <w:tblLook w:val="04A0" w:firstRow="1" w:lastRow="0" w:firstColumn="1" w:lastColumn="0" w:noHBand="0" w:noVBand="1"/>
+      </w:tblPr>
+      <w:tblGrid>
+        <w:gridCol w:w="1239"/>
+        <w:gridCol w:w="1239"/>
+        <w:gridCol w:w="1239"/>
+        <w:gridCol w:w="1239"/>
+        <w:gridCol w:w="1239"/>
+        <w:gridCol w:w="1239"/>
+        <w:gridCol w:w="1239"/>
+        <w:gridCol w:w="1239"/>
+      </w:tblGrid>
+      <w:tr>
+        <w:tc>
+          <w:tcPr>
+            <w:tcW w:w="1239" w:type="dxa"/>
+          </w:tcPr>
+          <w:p>
+            <w:pPr>
+              <w:pStyle w:val="a9"/>
+              <w:ind w:firstLine="0"/>
+              <w:rPr>
+                <w:lang w:val="en-US"/>
+              </w:rPr>
+            </w:pPr>
+            <w:r>
+              <w:rPr>
+                <w:lang w:val="en-US"/>
+              </w:rPr>
+              <w:t>C</w:t>
+            </w:r>
+          </w:p>
+        </w:tc>
+        <w:tc>
+          <w:tcPr>
+            <w:tcW w:w="1239" w:type="dxa"/>
+          </w:tcPr>
+          <w:p>
+            <w:pPr>
+              <w:pStyle w:val="a9"/>
+              <w:ind w:firstLine="0"/>
+              <w:rPr>
+                <w:lang w:val="en-US"/>
+              </w:rPr>
+            </w:pPr>
+            <w:r>
+              <w:rPr>
+                <w:lang w:val="en-US"/>
+              </w:rPr>
+              <w:t>3000</w:t>
+            </w:r>
+          </w:p>
+        </w:tc>
+        <w:tc>
+          <w:tcPr>
+            <w:tcW w:w="1239" w:type="dxa"/>
+          </w:tcPr>
+          <w:p>
+            <w:pPr>
+              <w:pStyle w:val="a9"/>
+              <w:ind w:firstLine="0"/>
+              <w:rPr>
+                <w:lang w:val="en-US"/>
+              </w:rPr>
+            </w:pPr>
+            <w:r>
+              <w:rPr>
+                <w:lang w:val="en-US"/>
+              </w:rPr>
+              <w:t>4000</w:t>
+            </w:r>
+          </w:p>
+        </w:tc>
+        <w:tc>
+          <w:tcPr>
+            <w:tcW w:w="1239" w:type="dxa"/>
+          </w:tcPr>
+          <w:p>
+            <w:pPr>
+              <w:pStyle w:val="a9"/>
+              <w:ind w:firstLine="0"/>
+              <w:rPr>
+                <w:lang w:val="en-US"/>
+              </w:rPr>
+            </w:pPr>
+            <w:r>
+              <w:rPr>
+                <w:lang w:val="en-US"/>
+              </w:rPr>
+              <w:t>0</w:t>
+            </w:r>
+          </w:p>
+        </w:tc>
+        <w:tc>
+          <w:tcPr>
+            <w:tcW w:w="1239" w:type="dxa"/>
+          </w:tcPr>
+          <w:p>
+            <w:pPr>
+              <w:pStyle w:val="a9"/>
+              <w:ind w:firstLine="0"/>
+              <w:rPr>
+                <w:lang w:val="en-US"/>
+              </w:rPr>
+            </w:pPr>
+            <w:r>
+              <w:rPr>
+                <w:lang w:val="en-US"/>
+              </w:rPr>
+              <w:t>0</w:t>
+            </w:r>
+          </w:p>
+        </w:tc>
+        <w:tc>
+          <w:tcPr>
+            <w:tcW w:w="1239" w:type="dxa"/>
+          </w:tcPr>
+          <w:p>
+            <w:pPr>
+              <w:pStyle w:val="a9"/>
+              <w:ind w:firstLine="0"/>
+              <w:rPr>
+                <w:lang w:val="en-US"/>
+              </w:rPr>
+            </w:pPr>
+            <w:r>
+              <w:rPr>
+                <w:lang w:val="en-US"/>
+              </w:rPr>
+              <w:t>0</w:t>
+            </w:r>
+          </w:p>
+        </w:tc>
+        <w:tc>
+          <w:tcPr>
+            <w:tcW w:w="1239" w:type="dxa"/>
+          </w:tcPr>
+          <w:p>
+            <w:pPr>
+              <w:pStyle w:val="a9"/>
+              <w:ind w:firstLine="0"/>
+              <w:rPr>
+                <w:lang w:val="en-US"/>
+              </w:rPr>
+            </w:pPr>
+            <w:r>
+              <w:rPr>
+                <w:lang w:val="en-US"/>
+              </w:rPr>
+              <w:t>0</w:t>
+            </w:r>
+          </w:p>
+        </w:tc>
+        <w:tc>
+          <w:tcPr>
+            <w:tcW w:w="1239" w:type="dxa"/>
+          </w:tcPr>
+          <w:p>
+            <w:pPr>
+              <w:pStyle w:val="a9"/>
+              <w:ind w:firstLine="0"/>
+              <w:rPr>
+                <w:lang w:val="en-US"/>
+              </w:rPr>
+            </w:pPr>
+            <w:r>
+              <w:rPr>
+                <w:lang w:val="en-US"/>
+              </w:rPr>
+              <w:t>0</w:t>
+            </w:r>
+          </w:p>
+        </w:tc>
+      </w:tr>
+      <w:tr>
+        <w:tc>
+          <w:tcPr>
+            <w:tcW w:w="1239" w:type="dxa"/>
+          </w:tcPr>
+          <w:p>
+            <w:pPr>
+              <w:pStyle w:val="a9"/>
+              <w:ind w:firstLine="0"/>
+            </w:pPr>
+            <w:r>
+              <w:t>базис</w:t>
+            </w:r>
+          </w:p>
+        </w:tc>
+        <w:tc>
+          <w:tcPr>
+            <w:tcW w:w="1239" w:type="dxa"/>
+          </w:tcPr>
+          <w:p>
+            <w:pPr>
+              <w:pStyle w:val="a9"/>
+              <w:ind w:firstLine="0"/>
+              <w:rPr>
+                <w:lang w:val="en-US"/>
+              </w:rPr>
+            </w:pPr>
+            <w:r>
+              <w:rPr>
+                <w:rFonts w:cs="Times New Roman"/>
+                <w:i/>
+                <w:szCs w:val="28"/>
+              </w:rPr>
+              <w:t>X</w:t>
+            </w:r>
+            <w:r>
+              <w:rPr>
+                <w:rFonts w:cs="Times New Roman"/>
+                <w:szCs w:val="28"/>
+                <w:vertAlign w:val="subscript"/>
+                <w:lang w:val="en-US"/>
+              </w:rPr>
+              <w:t>1</w:t>
+            </w:r>
+          </w:p>
+        </w:tc>
+        <w:tc>
+          <w:tcPr>
+            <w:tcW w:w="1239" w:type="dxa"/>
+          </w:tcPr>
+          <w:p>
+            <w:pPr>
+              <w:pStyle w:val="a9"/>
+              <w:ind w:firstLine="0"/>
+            </w:pPr>
+            <w:r>
+              <w:rPr>
+                <w:rFonts w:cs="Times New Roman"/>
+                <w:i/>
+                <w:szCs w:val="28"/>
+              </w:rPr>
+              <w:t>X</w:t>
+            </w:r>
+            <w:r>
+              <w:rPr>
+                <w:rFonts w:cs="Times New Roman"/>
+                <w:szCs w:val="28"/>
+                <w:vertAlign w:val="subscript"/>
+              </w:rPr>
+              <w:t>2</w:t>
+            </w:r>
+          </w:p>
+        </w:tc>
+        <w:tc>
+          <w:tcPr>
+            <w:tcW w:w="1239" w:type="dxa"/>
+          </w:tcPr>
+          <w:p>
+            <w:pPr>
+              <w:pStyle w:val="a9"/>
+              <w:ind w:firstLine="0"/>
+              <w:rPr>
+                <w:lang w:val="en-US"/>
+              </w:rPr>
+            </w:pPr>
+            <w:r>
+              <w:rPr>
+                <w:rFonts w:cs="Times New Roman"/>
+                <w:i/>
+                <w:szCs w:val="28"/>
+              </w:rPr>
+              <w:t>X</w:t>
+            </w:r>
+            <w:r>
+              <w:rPr>
+                <w:rFonts w:cs="Times New Roman"/>
+                <w:szCs w:val="28"/>
+                <w:vertAlign w:val="subscript"/>
+                <w:lang w:val="en-US"/>
+              </w:rPr>
+              <w:t>3</w:t>
+            </w:r>
+          </w:p>
+        </w:tc>
+        <w:tc>
+          <w:tcPr>
+            <w:tcW w:w="1239" w:type="dxa"/>
+          </w:tcPr>
+          <w:p>
+            <w:pPr>
+              <w:pStyle w:val="a9"/>
+              <w:ind w:firstLine="0"/>
+              <w:rPr>
+                <w:lang w:val="en-US"/>
+              </w:rPr>
+            </w:pPr>
+            <w:r>
+              <w:rPr>
+                <w:rFonts w:cs="Times New Roman"/>
+                <w:i/>
+                <w:szCs w:val="28"/>
+              </w:rPr>
+              <w:t>X</w:t>
+            </w:r>
+            <w:r>
+              <w:rPr>
+                <w:rFonts w:cs="Times New Roman"/>
+                <w:szCs w:val="28"/>
+                <w:vertAlign w:val="subscript"/>
+                <w:lang w:val="en-US"/>
+              </w:rPr>
+              <w:t>4</w:t>
+            </w:r>
+          </w:p>
+        </w:tc>
+        <w:tc>
+          <w:tcPr>
+            <w:tcW w:w="1239" w:type="dxa"/>
+          </w:tcPr>
+          <w:p>
+            <w:pPr>
+              <w:pStyle w:val="a9"/>
+              <w:ind w:firstLine="0"/>
+              <w:rPr>
+                <w:lang w:val="en-US"/>
+              </w:rPr>
+            </w:pPr>
+            <w:r>
+              <w:rPr>
+                <w:rFonts w:cs="Times New Roman"/>
+                <w:i/>
+                <w:szCs w:val="28"/>
+              </w:rPr>
+              <w:t>X</w:t>
+            </w:r>
+            <w:r>
+              <w:rPr>
+                <w:rFonts w:cs="Times New Roman"/>
+                <w:szCs w:val="28"/>
+                <w:vertAlign w:val="subscript"/>
+                <w:lang w:val="en-US"/>
+              </w:rPr>
+              <w:t>5</w:t>
+            </w:r>
+          </w:p>
+        </w:tc>
+        <w:tc>
+          <w:tcPr>
+            <w:tcW w:w="1239" w:type="dxa"/>
+          </w:tcPr>
+          <w:p>
+            <w:pPr>
+              <w:pStyle w:val="a9"/>
+              <w:ind w:firstLine="0"/>
+              <w:rPr>
+                <w:lang w:val="en-US"/>
+              </w:rPr>
+            </w:pPr>
+            <w:r>
+              <w:rPr>
+                <w:rFonts w:cs="Times New Roman"/>
+                <w:i/>
+                <w:szCs w:val="28"/>
+              </w:rPr>
+              <w:t>X</w:t>
+            </w:r>
+            <w:r>
+              <w:rPr>
+                <w:rFonts w:cs="Times New Roman"/>
+                <w:szCs w:val="28"/>
+                <w:vertAlign w:val="subscript"/>
+                <w:lang w:val="en-US"/>
+              </w:rPr>
+              <w:t>6</w:t>
+            </w:r>
+          </w:p>
+        </w:tc>
+        <w:tc>
+          <w:tcPr>
+            <w:tcW w:w="1239" w:type="dxa"/>
+          </w:tcPr>
+          <w:p>
+            <w:pPr>
+              <w:pStyle w:val="a9"/>
+              <w:ind w:firstLine="0"/>
+              <w:rPr>
+                <w:lang w:val="en-US"/>
+              </w:rPr>
+            </w:pPr>
+            <w:r>
+              <w:t>План</w:t>
+            </w:r>
+          </w:p>
+        </w:tc>
+      </w:tr>
+      <w:tr>
+        <w:tc>
+          <w:tcPr>
+            <w:tcW w:w="1239" w:type="dxa"/>
+          </w:tcPr>
+          <w:p>
+            <w:pPr>
+              <w:pStyle w:val="a9"/>
+              <w:ind w:firstLine="0"/>
+            </w:pPr>
+            <w:r>
+              <w:rPr>
+                <w:rFonts w:cs="Times New Roman"/>
+                <w:i/>
+                <w:szCs w:val="28"/>
+              </w:rPr>
+              <w:t>X</w:t>
+            </w:r>
+            <w:r>
+              <w:rPr>
+                <w:rFonts w:cs="Times New Roman"/>
+                <w:szCs w:val="28"/>
+                <w:vertAlign w:val="subscript"/>
+                <w:lang w:val="en-US"/>
+              </w:rPr>
+              <w:t>3</w:t>
+            </w:r>
+          </w:p>
+        </w:tc>
+        <w:tc>
+          <w:tcPr>
+            <w:tcW w:w="1239" w:type="dxa"/>
+          </w:tcPr>
+          <w:p>
+            <w:pPr>
+              <w:pStyle w:val="a9"/>
+              <w:ind w:firstLine="0"/>
+            </w:pPr>
+            <w:r>
+              <w:t>5</w:t>
+            </w:r>
+          </w:p>
+        </w:tc>
+        <w:tc>
+          <w:tcPr>
+            <w:tcW w:w="1239" w:type="dxa"/>
+          </w:tcPr>
+          <w:p>
+            <w:pPr>
+              <w:pStyle w:val="a9"/>
+              <w:ind w:firstLine="0"/>
+            </w:pPr>
+            <w:r>
+              <w:t>2</w:t>
+            </w:r>
+          </w:p>
+        </w:tc>
+        <w:tc>
+          <w:tcPr>
+            <w:tcW w:w="1239" w:type="dxa"/>
+          </w:tcPr>
+          <w:p>
+            <w:pPr>
+              <w:pStyle w:val="a9"/>
+              <w:ind w:firstLine="0"/>
+            </w:pPr>
+            <w:r>
+              <w:t>1</w:t>
+            </w:r>
+          </w:p>
+        </w:tc>
+        <w:tc>
+          <w:tcPr>
+            <w:tcW w:w="1239" w:type="dxa"/>
+          </w:tcPr>
+          <w:p>
+            <w:pPr>
+              <w:pStyle w:val="a9"/>
+              <w:ind w:firstLine="0"/>
+            </w:pPr>
+            <w:r>
+              <w:t>0</w:t>
+            </w:r>
+          </w:p>
+        </w:tc>
+        <w:tc>
+          <w:tcPr>
+            <w:tcW w:w="1239" w:type="dxa"/>
+          </w:tcPr>
+          <w:p>
+            <w:pPr>
+              <w:pStyle w:val="a9"/>
+              <w:ind w:firstLine="0"/>
+            </w:pPr>
+            <w:r>
+              <w:t>0</w:t>
+            </w:r>
+          </w:p>
+        </w:tc>
+        <w:tc>
+          <w:tcPr>
+            <w:tcW w:w="1239" w:type="dxa"/>
+          </w:tcPr>
+          <w:p>
+            <w:pPr>
+              <w:pStyle w:val="a9"/>
+              <w:ind w:firstLine="0"/>
+            </w:pPr>
+            <w:r>
+              <w:t>0</w:t>
+            </w:r>
+          </w:p>
+        </w:tc>
+        <w:tc>
+          <w:tcPr>
+            <w:tcW w:w="1239" w:type="dxa"/>
+          </w:tcPr>
+          <w:p>
+            <w:pPr>
+              <w:pStyle w:val="a9"/>
+              <w:ind w:firstLine="0"/>
+            </w:pPr>
+            <w:r>
+              <w:t>9</w:t>
+            </w:r>
+          </w:p>
+        </w:tc>
+      </w:tr>
+      <w:tr>
+        <w:tc>
+          <w:tcPr>
+            <w:tcW w:w="1239" w:type="dxa"/>
+          </w:tcPr>
+          <w:p>
+            <w:pPr>
+              <w:pStyle w:val="a9"/>
+              <w:ind w:firstLine="0"/>
+            </w:pPr>
+            <w:r>
+              <w:rPr>
+                <w:rFonts w:cs="Times New Roman"/>
+                <w:i/>
+                <w:szCs w:val="28"/>
+              </w:rPr>
+              <w:t>X</w:t>
+            </w:r>
+            <w:r>
+              <w:rPr>
+                <w:rFonts w:cs="Times New Roman"/>
+                <w:szCs w:val="28"/>
+                <w:vertAlign w:val="subscript"/>
+                <w:lang w:val="en-US"/>
+              </w:rPr>
+              <w:t>4</w:t>
+            </w:r>
+          </w:p>
+        </w:tc>
+        <w:tc>
+          <w:tcPr>
+            <w:tcW w:w="1239" w:type="dxa"/>
+          </w:tcPr>
+          <w:p>
+            <w:pPr>
+              <w:pStyle w:val="a9"/>
+              <w:ind w:firstLine="0"/>
+            </w:pPr>
+            <w:r>
+              <w:t>2</w:t>
+            </w:r>
+          </w:p>
+        </w:tc>
+        <w:tc>
+          <w:tcPr>
+            <w:tcW w:w="1239" w:type="dxa"/>
+          </w:tcPr>
+          <w:p>
+            <w:pPr>
+              <w:pStyle w:val="a9"/>
+              <w:ind w:firstLine="0"/>
+            </w:pPr>
+            <w:r>
+              <w:t>4</w:t>
+            </w:r>
+          </w:p>
+        </w:tc>
+        <w:tc>
+          <w:tcPr>
+            <w:tcW w:w="1239" w:type="dxa"/>
+          </w:tcPr>
+          <w:p>
+            <w:pPr>
+              <w:pStyle w:val="a9"/>
+              <w:ind w:firstLine="0"/>
+            </w:pPr>
+            <w:r>
+              <w:t>0</w:t>
+            </w:r>
+          </w:p>
+        </w:tc>
+        <w:tc>
+          <w:tcPr>
+            <w:tcW w:w="1239" w:type="dxa"/>
+          </w:tcPr>
+          <w:p>
+            <w:pPr>
+              <w:pStyle w:val="a9"/>
+              <w:ind w:firstLine="0"/>
+            </w:pPr>
+            <w:r>
+              <w:t>1</w:t>
+            </w:r>
+          </w:p>
+        </w:tc>
+        <w:tc>
+          <w:tcPr>
+            <w:tcW w:w="1239" w:type="dxa"/>
+          </w:tcPr>
+          <w:p>
+            <w:pPr>
+              <w:pStyle w:val="a9"/>
+              <w:ind w:firstLine="0"/>
+            </w:pPr>
+            <w:r>
+              <w:t>0</w:t>
+            </w:r>
+          </w:p>
+        </w:tc>
+        <w:tc>
+          <w:tcPr>
+            <w:tcW w:w="1239" w:type="dxa"/>
+          </w:tcPr>
+          <w:p>
+            <w:pPr>
+              <w:pStyle w:val="a9"/>
+              <w:ind w:firstLine="0"/>
+            </w:pPr>
+            <w:r>
+              <w:t>0</w:t>
+            </w:r>
+          </w:p>
+        </w:tc>
+        <w:tc>
+          <w:tcPr>
+            <w:tcW w:w="1239" w:type="dxa"/>
+          </w:tcPr>
+          <w:p>
+            <w:pPr>
+              <w:pStyle w:val="a9"/>
+              <w:ind w:firstLine="0"/>
+            </w:pPr>
+            <w:r>
+              <w:t>12</w:t>
+            </w:r>
+          </w:p>
+        </w:tc>
+      </w:tr>
+      <w:tr>
+        <w:tc>
+          <w:tcPr>
+            <w:tcW w:w="1239" w:type="dxa"/>
+          </w:tcPr>
+          <w:p>
+            <w:pPr>
+              <w:pStyle w:val="a9"/>
+              <w:ind w:firstLine="0"/>
+            </w:pPr>
+            <w:r>
+              <w:rPr>
+                <w:rFonts w:cs="Times New Roman"/>
+                <w:i/>
+                <w:szCs w:val="28"/>
+              </w:rPr>
+              <w:t>X</w:t>
+            </w:r>
+            <w:r>
+              <w:rPr>
+                <w:rFonts w:cs="Times New Roman"/>
+                <w:szCs w:val="28"/>
+                <w:vertAlign w:val="subscript"/>
+                <w:lang w:val="en-US"/>
+              </w:rPr>
+              <w:t>5</w:t>
+            </w:r>
+          </w:p>
+        </w:tc>
+        <w:tc>
+          <w:tcPr>
+            <w:tcW w:w="1239" w:type="dxa"/>
+          </w:tcPr>
+          <w:p>
+            <w:pPr>
+              <w:pStyle w:val="a9"/>
+              <w:ind w:firstLine="0"/>
+            </w:pPr>
+            <w:r>
+              <w:t>-1</w:t>
+            </w:r>
+          </w:p>
+        </w:tc>
+        <w:tc>
+          <w:tcPr>
+            <w:tcW w:w="1239" w:type="dxa"/>
+          </w:tcPr>
+          <w:p>
+            <w:pPr>
+              <w:pStyle w:val="a9"/>
+              <w:ind w:firstLine="0"/>
+            </w:pPr>
+            <w:r>
+              <w:t>1</w:t>
+            </w:r>
+          </w:p>
+        </w:tc>
+        <w:tc>
+          <w:tcPr>
+            <w:tcW w:w="1239" w:type="dxa"/>
+          </w:tcPr>
+          <w:p>
+            <w:pPr>
+              <w:pStyle w:val="a9"/>
+              <w:ind w:firstLine="0"/>
+            </w:pPr>
+            <w:r>
+              <w:t>0</w:t>
+            </w:r>
+          </w:p>
+        </w:tc>
+        <w:tc>
+          <w:tcPr>
+            <w:tcW w:w="1239" w:type="dxa"/>
+          </w:tcPr>
+          <w:p>
+            <w:pPr>
+              <w:pStyle w:val="a9"/>
+              <w:ind w:firstLine="0"/>
+            </w:pPr>
+            <w:r>
+              <w:t>0</w:t>
+            </w:r>
+          </w:p>
+        </w:tc>
+        <w:tc>
+          <w:tcPr>
+            <w:tcW w:w="1239" w:type="dxa"/>
+          </w:tcPr>
+          <w:p>
+            <w:pPr>
+              <w:pStyle w:val="a9"/>
+              <w:ind w:firstLine="0"/>
+            </w:pPr>
+            <w:r>
+              <w:t>1</w:t>
+            </w:r>
+          </w:p>
+        </w:tc>
+        <w:tc>
+          <w:tcPr>
+            <w:tcW w:w="1239" w:type="dxa"/>
+          </w:tcPr>
+          <w:p>
+            <w:pPr>
+              <w:pStyle w:val="a9"/>
+              <w:ind w:firstLine="0"/>
+            </w:pPr>
+            <w:r>
+              <w:t>0</w:t>
+            </w:r>
+          </w:p>
+        </w:tc>
+        <w:tc>
+          <w:tcPr>
+            <w:tcW w:w="1239" w:type="dxa"/>
+          </w:tcPr>
+          <w:p>
+            <w:pPr>
+              <w:pStyle w:val="a9"/>
+              <w:ind w:firstLine="0"/>
+            </w:pPr>
+            <w:r>
+              <w:t>1</w:t>
+            </w:r>
+          </w:p>
+        </w:tc>
+      </w:tr>
+      <w:tr>
+        <w:tc>
+          <w:tcPr>
+            <w:tcW w:w="1239" w:type="dxa"/>
+          </w:tcPr>
+          <w:p>
+            <w:pPr>
+              <w:pStyle w:val="a9"/>
+              <w:ind w:firstLine="0"/>
+            </w:pPr>
+            <w:r>
+              <w:rPr>
+                <w:rFonts w:cs="Times New Roman"/>
+                <w:i/>
+                <w:szCs w:val="28"/>
+              </w:rPr>
+              <w:t>X</w:t>
+            </w:r>
+            <w:r>
+              <w:rPr>
+                <w:rFonts w:cs="Times New Roman"/>
+                <w:szCs w:val="28"/>
+                <w:vertAlign w:val="subscript"/>
+                <w:lang w:val="en-US"/>
+              </w:rPr>
+              <w:t>6</w:t>
+            </w:r>
+          </w:p>
+        </w:tc>
+        <w:tc>
+          <w:tcPr>
+            <w:tcW w:w="1239" w:type="dxa"/>
+          </w:tcPr>
+          <w:p>
+            <w:pPr>
+              <w:pStyle w:val="a9"/>
+              <w:ind w:firstLine="0"/>
+            </w:pPr>
+            <w:r>
+              <w:t>1</w:t>
+            </w:r>
+          </w:p>
+        </w:tc>
+        <w:tc>
+          <w:tcPr>
+            <w:tcW w:w="1239" w:type="dxa"/>
+          </w:tcPr>
+          <w:p>
+            <w:pPr>
+              <w:pStyle w:val="a9"/>
+              <w:ind w:firstLine="0"/>
+            </w:pPr>
+            <w:r>
+              <w:t>0</w:t>
+            </w:r>
+          </w:p>
+        </w:tc>
+        <w:tc>
+          <w:tcPr>
+            <w:tcW w:w="1239" w:type="dxa"/>
+          </w:tcPr>
+          <w:p>
+            <w:pPr>
+              <w:pStyle w:val="a9"/>
+              <w:ind w:firstLine="0"/>
+            </w:pPr>
+            <w:r>
+              <w:t>0</w:t>
+            </w:r>
+          </w:p>
+        </w:tc>
+        <w:tc>
+          <w:tcPr>
+            <w:tcW w:w="1239" w:type="dxa"/>
+          </w:tcPr>
+          <w:p>
+            <w:pPr>
+              <w:pStyle w:val="a9"/>
+              <w:ind w:firstLine="0"/>
+            </w:pPr>
+            <w:r>
+              <w:t>0</w:t>
+            </w:r>
+          </w:p>
+        </w:tc>
+        <w:tc>
+          <w:tcPr>
+            <w:tcW w:w="1239" w:type="dxa"/>
+          </w:tcPr>
+          <w:p>
+            <w:pPr>
+              <w:pStyle w:val="a9"/>
+              <w:ind w:firstLine="0"/>
+            </w:pPr>
+            <w:r>
+              <w:t>0</w:t>
+            </w:r>
+          </w:p>
+        </w:tc>
+        <w:tc>
+          <w:tcPr>
+            <w:tcW w:w="1239" w:type="dxa"/>
+          </w:tcPr>
+          <w:p>
+            <w:pPr>
+              <w:pStyle w:val="a9"/>
+              <w:ind w:firstLine="0"/>
+            </w:pPr>
+            <w:r>
+              <w:t>1</w:t>
+            </w:r>
+          </w:p>
+        </w:tc>
+        <w:tc>
+          <w:tcPr>
+            <w:tcW w:w="1239" w:type="dxa"/>
+          </w:tcPr>
+          <w:p>
+            <w:pPr>
+              <w:pStyle w:val="a9"/>
+              <w:ind w:firstLine="0"/>
+            </w:pPr>
+            <w:r>
+              <w:t>3</w:t>
+            </w:r>
+          </w:p>
+        </w:tc>
+      </w:tr>
+      <w:tr>
+        <w:tc>
+          <w:tcPr>
+            <w:tcW w:w="1239" w:type="dxa"/>
+          </w:tcPr>
+          <w:p>
+            <w:pPr>
+              <w:pStyle w:val="a9"/>
+              <w:ind w:firstLine="0"/>
+              <w:rPr>
+                <w:rFonts w:cs="Times New Roman"/>
+                <w:i/>
+                <w:szCs w:val="28"/>
+                <w:lang w:val="en-US"/>
+              </w:rPr>
+            </w:pPr>
+            <w:r>
+              <w:rPr>
+                <w:rFonts w:cs="Times New Roman"/>
+                <w:i/>
+                <w:szCs w:val="28"/>
+                <w:lang w:val="en-US"/>
+              </w:rPr>
+              <w:t>F</w:t>
+            </w:r>
+          </w:p>
+        </w:tc>
+        <w:tc>
+          <w:tcPr>
+            <w:tcW w:w="1239" w:type="dxa"/>
+          </w:tcPr>
+          <w:p>
+            <w:pPr>
+              <w:pStyle w:val="a9"/>
+              <w:ind w:firstLine="0"/>
+              <w:rPr>
+                <w:lang w:val="en-US"/>
+              </w:rPr>
+            </w:pPr>
+            <w:r>
+              <w:t>-</w:t>
+            </w:r>
+            <w:r>
+              <w:rPr>
+                <w:lang w:val="en-US"/>
+              </w:rPr>
+              <w:t>3000</w:t>
+            </w:r>
+          </w:p>
+        </w:tc>
+        <w:tc>
+          <w:tcPr>
+            <w:tcW w:w="1239" w:type="dxa"/>
+          </w:tcPr>
+          <w:p>
+            <w:pPr>
+              <w:pStyle w:val="a9"/>
+              <w:ind w:firstLine="0"/>
+              <w:rPr>
+                <w:lang w:val="en-US"/>
+              </w:rPr>
+            </w:pPr>
+            <w:r>
+              <w:t>-</w:t>
+            </w:r>
+            <w:r>
+              <w:rPr>
+                <w:lang w:val="en-US"/>
+              </w:rPr>
+              <w:t>4000</w:t>
+            </w:r>
+          </w:p>
+        </w:tc>
+        <w:tc>
+          <w:tcPr>
+            <w:tcW w:w="1239" w:type="dxa"/>
+          </w:tcPr>
+          <w:p>
+            <w:pPr>
+              <w:pStyle w:val="a9"/>
+              <w:ind w:firstLine="0"/>
+            </w:pPr>
+            <w:r>
+              <w:t>0</w:t>
+            </w:r>
+          </w:p>
+        </w:tc>
+        <w:tc>
+          <w:tcPr>
+            <w:tcW w:w="1239" w:type="dxa"/>
+          </w:tcPr>
+          <w:p>
+            <w:pPr>
+              <w:pStyle w:val="a9"/>
+              <w:ind w:firstLine="0"/>
+            </w:pPr>
+            <w:r>
+              <w:t>0</w:t>
+            </w:r>
+          </w:p>
+        </w:tc>
+        <w:tc>
+          <w:tcPr>
+            <w:tcW w:w="1239" w:type="dxa"/>
+          </w:tcPr>
+          <w:p>
+            <w:pPr>
+              <w:pStyle w:val="a9"/>
+              <w:ind w:firstLine="0"/>
+            </w:pPr>
+            <w:r>
+              <w:t>0</w:t>
+            </w:r>
+          </w:p>
+        </w:tc>
+        <w:tc>
+          <w:tcPr>
+            <w:tcW w:w="1239" w:type="dxa"/>
+          </w:tcPr>
+          <w:p>
+            <w:pPr>
+              <w:pStyle w:val="a9"/>
+              <w:ind w:firstLine="0"/>
+            </w:pPr>
+            <w:r>
+              <w:t>0</w:t>
+            </w:r>
+          </w:p>
+        </w:tc>
+        <w:tc>
+          <w:tcPr>
+            <w:tcW w:w="1239" w:type="dxa"/>
+          </w:tcPr>
+          <w:p>
+            <w:pPr>
+              <w:pStyle w:val="a9"/>
+              <w:ind w:firstLine="0"/>
+              <w:rPr>
+                <w:lang w:val="en-US"/>
+              </w:rPr>
+            </w:pPr>
+            <w:r>
+              <w:rPr>
+                <w:lang w:val="en-US"/>
+              </w:rPr>
+              <w:t>0</w:t>
+            </w:r>
+          </w:p>
+        </w:tc>
+      </w:tr>
+    </w:tbl>
+    <w:p>
+      <w:pPr>
+        <w:pStyle w:val="af4"/>
+      </w:pPr>
+      <w:r>
+        <w:t>Таблица 2. Начальная симплекс-таблица</w:t>
+      </w:r>
+    </w:p>
+    <w:p>
+      <w:pPr>
+        <w:pStyle w:val="a9"/>
+      </w:pPr>
+      <w:r>
+        <w:t>План</w:t>
+      </w:r>
+      <w:r>
+        <w:t xml:space="preserve"> не оптимален, т. к. есть отрицательные коэффициенты</w:t>
+      </w:r>
+      <w:r>
+        <w:t xml:space="preserve"> </w:t>
+      </w:r>
+      <w:r>
+        <w:t>(</w:t>
+      </w:r>
+      <w:r>
+        <w:rPr>
+          <w:lang w:val="en-US"/>
+        </w:rPr>
+        <w:t>F</w:t>
+      </w:r>
+      <w:r>
+        <w:rPr>
+          <w:vertAlign w:val="subscript"/>
+        </w:rPr>
+        <w:t>1</w:t>
+      </w:r>
+      <w:r>
+        <w:t xml:space="preserve"> = -3000; </w:t>
+      </w:r>
+      <w:r>
+        <w:rPr>
+          <w:lang w:val="en-US"/>
+        </w:rPr>
+        <w:t>F</w:t>
+      </w:r>
+      <w:r>
+        <w:rPr>
+          <w:vertAlign w:val="subscript"/>
+        </w:rPr>
+        <w:t>2</w:t>
+      </w:r>
+      <w:r>
+        <w:t xml:space="preserve"> = -4000</w:t>
+      </w:r>
+      <w:r>
+        <w:t>)</w:t>
+      </w:r>
+      <w:r>
+        <w:t>.</w:t>
+      </w:r>
+    </w:p>
+    <w:p>
+      <w:pPr>
+        <w:pStyle w:val="a9"/>
+      </w:pPr>
+    </w:p>
+    <w:p>
+      <w:pPr>
+        <w:pStyle w:val="a9"/>
+      </w:pPr>
+    </w:p>
+    <w:p>
+      <w:pPr>
+        <w:pStyle w:val="a9"/>
+      </w:pPr>
+    </w:p>
+    <w:p>
+      <w:pPr>
+        <w:pStyle w:val="a9"/>
+      </w:pPr>
+    </w:p>
+    <w:p>
+      <w:pPr>
+        <w:pStyle w:val="a9"/>
+      </w:pPr>
+    </w:p>
+    <w:p>
+      <w:pPr>
+        <w:pStyle w:val="a9"/>
+      </w:pPr>
+    </w:p>
+    <w:p>
+      <w:pPr>
+        <w:pStyle w:val="a9"/>
+      </w:pPr>
+    </w:p>
+    <w:p>
+      <w:pPr>
+        <w:pStyle w:val="a9"/>
+      </w:pPr>
+    </w:p>
+    <w:p>
+      <w:pPr>
+        <w:pStyle w:val="a9"/>
+      </w:pPr>
+    </w:p>
+    <w:p>
+      <w:pPr>
+        <w:pStyle w:val="ac"/>
+      </w:pPr>
+      <w:r>
         <w:lastRenderedPageBreak/>
-        <w:t xml:space="preserve">Рисунок 1 – Подготовка рабочего листа к вычислениям с помощью надстройки «Поиск решения» в </w:t>
-      </w:r>
-      <w:r>
-        <w:rPr>
-          <w:rFonts w:ascii="Times New Roman" w:hAnsi="Times New Roman" w:cs="Times New Roman"/>
-          <w:sz w:val="28"/>
-          <w:szCs w:val="28"/>
+        <w:t>2.1 Итерация 1</w:t>
+      </w:r>
+    </w:p>
+    <w:p>
+      <w:pPr>
+        <w:pStyle w:val="a9"/>
+        <w:rPr>
+          <w:rFonts w:cs="Times New Roman"/>
+          <w:szCs w:val="28"/>
+          <w:vertAlign w:val="subscript"/>
+        </w:rPr>
+      </w:pPr>
+      <w:r>
+        <w:t xml:space="preserve">Ведущий столбец: </w:t>
+      </w:r>
+      <w:r>
+        <w:rPr>
+          <w:rFonts w:cs="Times New Roman"/>
+          <w:i/>
+          <w:szCs w:val="28"/>
+        </w:rPr>
+        <w:t>X</w:t>
+      </w:r>
+      <w:r>
+        <w:rPr>
+          <w:rFonts w:cs="Times New Roman"/>
+          <w:szCs w:val="28"/>
+          <w:vertAlign w:val="subscript"/>
+        </w:rPr>
+        <w:t>2</w:t>
+      </w:r>
+      <w:r>
+        <w:rPr>
+          <w:rFonts w:cs="Times New Roman"/>
+          <w:szCs w:val="28"/>
+          <w:vertAlign w:val="subscript"/>
+        </w:rPr>
+        <w:t>.</w:t>
+      </w:r>
+    </w:p>
+    <w:p>
+      <w:pPr>
+        <w:pStyle w:val="a9"/>
+      </w:pPr>
+      <w:r>
+        <w:t>Ведущая строка:</w:t>
+      </w:r>
+      <w:r>
+        <w:rPr>
+          <w:rFonts w:cs="Times New Roman"/>
+          <w:szCs w:val="28"/>
+          <w:vertAlign w:val="subscript"/>
+        </w:rPr>
+        <w:t xml:space="preserve"> </w:t>
+      </w:r>
+      <w:r>
+        <w:rPr>
+          <w:rFonts w:cs="Times New Roman"/>
+          <w:i/>
+          <w:szCs w:val="28"/>
+        </w:rPr>
+        <w:t>X</w:t>
+      </w:r>
+      <w:r>
+        <w:rPr>
+          <w:rFonts w:cs="Times New Roman"/>
+          <w:szCs w:val="28"/>
+          <w:vertAlign w:val="subscript"/>
+        </w:rPr>
+        <w:t xml:space="preserve">5 </w:t>
+      </w:r>
+      <w:r>
+        <w:t xml:space="preserve">(Отношение </w:t>
+      </w:r>
+      <m:oMath>
+        <m:f>
+          <m:fPr>
+            <m:ctrlPr>
+              <w:rPr>
+                <w:rFonts w:ascii="Cambria Math" w:hAnsi="Cambria Math"/>
+                <w:i/>
+                <w:lang w:val="en-US"/>
+              </w:rPr>
+            </m:ctrlPr>
+          </m:fPr>
+          <m:num>
+            <m:r>
+              <w:rPr>
+                <w:rFonts w:ascii="Cambria Math" w:hAnsi="Cambria Math"/>
+              </w:rPr>
+              <m:t>1</m:t>
+            </m:r>
+            <m:ctrlPr>
+              <w:rPr>
+                <w:rFonts w:ascii="Cambria Math" w:hAnsi="Cambria Math"/>
+                <w:i/>
+              </w:rPr>
+            </m:ctrlPr>
+          </m:num>
+          <m:den>
+            <m:r>
+              <w:rPr>
+                <w:rFonts w:ascii="Cambria Math" w:hAnsi="Cambria Math"/>
+              </w:rPr>
+              <m:t>1</m:t>
+            </m:r>
+          </m:den>
+        </m:f>
+        <m:r>
+          <w:rPr>
+            <w:rFonts w:ascii="Cambria Math" w:hAnsi="Cambria Math"/>
+          </w:rPr>
+          <m:t>= 1</m:t>
+        </m:r>
+      </m:oMath>
+      <w:r>
+        <w:t>)</w:t>
+      </w:r>
+    </w:p>
+    <w:tbl>
+      <w:tblPr>
+        <w:tblStyle w:val="af3"/>
+        <w:tblW w:w="0" w:type="auto"/>
+        <w:tblLook w:val="04A0" w:firstRow="1" w:lastRow="0" w:firstColumn="1" w:lastColumn="0" w:noHBand="0" w:noVBand="1"/>
+      </w:tblPr>
+      <w:tblGrid>
+        <w:gridCol w:w="1239"/>
+        <w:gridCol w:w="1239"/>
+        <w:gridCol w:w="1239"/>
+        <w:gridCol w:w="1239"/>
+        <w:gridCol w:w="1239"/>
+        <w:gridCol w:w="1239"/>
+        <w:gridCol w:w="1239"/>
+        <w:gridCol w:w="1239"/>
+      </w:tblGrid>
+      <w:tr>
+        <w:tc>
+          <w:tcPr>
+            <w:tcW w:w="1239" w:type="dxa"/>
+          </w:tcPr>
+          <w:p>
+            <w:pPr>
+              <w:pStyle w:val="a9"/>
+              <w:ind w:firstLine="0"/>
+              <w:rPr>
+                <w:lang w:val="en-US"/>
+              </w:rPr>
+            </w:pPr>
+            <w:r>
+              <w:rPr>
+                <w:lang w:val="en-US"/>
+              </w:rPr>
+              <w:t>C</w:t>
+            </w:r>
+          </w:p>
+        </w:tc>
+        <w:tc>
+          <w:tcPr>
+            <w:tcW w:w="1239" w:type="dxa"/>
+          </w:tcPr>
+          <w:p>
+            <w:pPr>
+              <w:pStyle w:val="a9"/>
+              <w:ind w:firstLine="0"/>
+              <w:rPr>
+                <w:lang w:val="en-US"/>
+              </w:rPr>
+            </w:pPr>
+            <w:r>
+              <w:rPr>
+                <w:lang w:val="en-US"/>
+              </w:rPr>
+              <w:t>3000</w:t>
+            </w:r>
+          </w:p>
+        </w:tc>
+        <w:tc>
+          <w:tcPr>
+            <w:tcW w:w="1239" w:type="dxa"/>
+          </w:tcPr>
+          <w:p>
+            <w:pPr>
+              <w:pStyle w:val="a9"/>
+              <w:ind w:firstLine="0"/>
+              <w:rPr>
+                <w:lang w:val="en-US"/>
+              </w:rPr>
+            </w:pPr>
+            <w:r>
+              <w:rPr>
+                <w:lang w:val="en-US"/>
+              </w:rPr>
+              <w:t>4000</w:t>
+            </w:r>
+          </w:p>
+        </w:tc>
+        <w:tc>
+          <w:tcPr>
+            <w:tcW w:w="1239" w:type="dxa"/>
+          </w:tcPr>
+          <w:p>
+            <w:pPr>
+              <w:pStyle w:val="a9"/>
+              <w:ind w:firstLine="0"/>
+              <w:rPr>
+                <w:lang w:val="en-US"/>
+              </w:rPr>
+            </w:pPr>
+            <w:r>
+              <w:rPr>
+                <w:lang w:val="en-US"/>
+              </w:rPr>
+              <w:t>0</w:t>
+            </w:r>
+          </w:p>
+        </w:tc>
+        <w:tc>
+          <w:tcPr>
+            <w:tcW w:w="1239" w:type="dxa"/>
+          </w:tcPr>
+          <w:p>
+            <w:pPr>
+              <w:pStyle w:val="a9"/>
+              <w:ind w:firstLine="0"/>
+              <w:rPr>
+                <w:lang w:val="en-US"/>
+              </w:rPr>
+            </w:pPr>
+            <w:r>
+              <w:rPr>
+                <w:lang w:val="en-US"/>
+              </w:rPr>
+              <w:t>0</w:t>
+            </w:r>
+          </w:p>
+        </w:tc>
+        <w:tc>
+          <w:tcPr>
+            <w:tcW w:w="1239" w:type="dxa"/>
+          </w:tcPr>
+          <w:p>
+            <w:pPr>
+              <w:pStyle w:val="a9"/>
+              <w:ind w:firstLine="0"/>
+              <w:rPr>
+                <w:lang w:val="en-US"/>
+              </w:rPr>
+            </w:pPr>
+            <w:r>
+              <w:rPr>
+                <w:lang w:val="en-US"/>
+              </w:rPr>
+              <w:t>0</w:t>
+            </w:r>
+          </w:p>
+        </w:tc>
+        <w:tc>
+          <w:tcPr>
+            <w:tcW w:w="1239" w:type="dxa"/>
+          </w:tcPr>
+          <w:p>
+            <w:pPr>
+              <w:pStyle w:val="a9"/>
+              <w:ind w:firstLine="0"/>
+              <w:rPr>
+                <w:lang w:val="en-US"/>
+              </w:rPr>
+            </w:pPr>
+            <w:r>
+              <w:rPr>
+                <w:lang w:val="en-US"/>
+              </w:rPr>
+              <w:t>0</w:t>
+            </w:r>
+          </w:p>
+        </w:tc>
+        <w:tc>
+          <w:tcPr>
+            <w:tcW w:w="1239" w:type="dxa"/>
+          </w:tcPr>
+          <w:p>
+            <w:pPr>
+              <w:pStyle w:val="a9"/>
+              <w:ind w:firstLine="0"/>
+              <w:rPr>
+                <w:lang w:val="en-US"/>
+              </w:rPr>
+            </w:pPr>
+            <w:r>
+              <w:rPr>
+                <w:lang w:val="en-US"/>
+              </w:rPr>
+              <w:t>0</w:t>
+            </w:r>
+          </w:p>
+        </w:tc>
+      </w:tr>
+      <w:tr>
+        <w:tc>
+          <w:tcPr>
+            <w:tcW w:w="1239" w:type="dxa"/>
+          </w:tcPr>
+          <w:p>
+            <w:pPr>
+              <w:pStyle w:val="a9"/>
+              <w:ind w:firstLine="0"/>
+            </w:pPr>
+            <w:r>
+              <w:t>базис</w:t>
+            </w:r>
+          </w:p>
+        </w:tc>
+        <w:tc>
+          <w:tcPr>
+            <w:tcW w:w="1239" w:type="dxa"/>
+          </w:tcPr>
+          <w:p>
+            <w:pPr>
+              <w:pStyle w:val="a9"/>
+              <w:ind w:firstLine="0"/>
+              <w:rPr>
+                <w:lang w:val="en-US"/>
+              </w:rPr>
+            </w:pPr>
+            <w:r>
+              <w:rPr>
+                <w:rFonts w:cs="Times New Roman"/>
+                <w:i/>
+                <w:szCs w:val="28"/>
+              </w:rPr>
+              <w:t>X</w:t>
+            </w:r>
+            <w:r>
+              <w:rPr>
+                <w:rFonts w:cs="Times New Roman"/>
+                <w:szCs w:val="28"/>
+                <w:vertAlign w:val="subscript"/>
+                <w:lang w:val="en-US"/>
+              </w:rPr>
+              <w:t>1</w:t>
+            </w:r>
+          </w:p>
+        </w:tc>
+        <w:tc>
+          <w:tcPr>
+            <w:tcW w:w="1239" w:type="dxa"/>
+          </w:tcPr>
+          <w:p>
+            <w:pPr>
+              <w:pStyle w:val="a9"/>
+              <w:ind w:firstLine="0"/>
+            </w:pPr>
+            <w:r>
+              <w:rPr>
+                <w:rFonts w:cs="Times New Roman"/>
+                <w:i/>
+                <w:szCs w:val="28"/>
+              </w:rPr>
+              <w:t>X</w:t>
+            </w:r>
+            <w:r>
+              <w:rPr>
+                <w:rFonts w:cs="Times New Roman"/>
+                <w:szCs w:val="28"/>
+                <w:vertAlign w:val="subscript"/>
+              </w:rPr>
+              <w:t>2</w:t>
+            </w:r>
+          </w:p>
+        </w:tc>
+        <w:tc>
+          <w:tcPr>
+            <w:tcW w:w="1239" w:type="dxa"/>
+          </w:tcPr>
+          <w:p>
+            <w:pPr>
+              <w:pStyle w:val="a9"/>
+              <w:ind w:firstLine="0"/>
+              <w:rPr>
+                <w:lang w:val="en-US"/>
+              </w:rPr>
+            </w:pPr>
+            <w:r>
+              <w:rPr>
+                <w:rFonts w:cs="Times New Roman"/>
+                <w:i/>
+                <w:szCs w:val="28"/>
+              </w:rPr>
+              <w:t>X</w:t>
+            </w:r>
+            <w:r>
+              <w:rPr>
+                <w:rFonts w:cs="Times New Roman"/>
+                <w:szCs w:val="28"/>
+                <w:vertAlign w:val="subscript"/>
+                <w:lang w:val="en-US"/>
+              </w:rPr>
+              <w:t>3</w:t>
+            </w:r>
+          </w:p>
+        </w:tc>
+        <w:tc>
+          <w:tcPr>
+            <w:tcW w:w="1239" w:type="dxa"/>
+          </w:tcPr>
+          <w:p>
+            <w:pPr>
+              <w:pStyle w:val="a9"/>
+              <w:ind w:firstLine="0"/>
+              <w:rPr>
+                <w:lang w:val="en-US"/>
+              </w:rPr>
+            </w:pPr>
+            <w:r>
+              <w:rPr>
+                <w:rFonts w:cs="Times New Roman"/>
+                <w:i/>
+                <w:szCs w:val="28"/>
+              </w:rPr>
+              <w:t>X</w:t>
+            </w:r>
+            <w:r>
+              <w:rPr>
+                <w:rFonts w:cs="Times New Roman"/>
+                <w:szCs w:val="28"/>
+                <w:vertAlign w:val="subscript"/>
+                <w:lang w:val="en-US"/>
+              </w:rPr>
+              <w:t>4</w:t>
+            </w:r>
+          </w:p>
+        </w:tc>
+        <w:tc>
+          <w:tcPr>
+            <w:tcW w:w="1239" w:type="dxa"/>
+          </w:tcPr>
+          <w:p>
+            <w:pPr>
+              <w:pStyle w:val="a9"/>
+              <w:ind w:firstLine="0"/>
+              <w:rPr>
+                <w:lang w:val="en-US"/>
+              </w:rPr>
+            </w:pPr>
+            <w:r>
+              <w:rPr>
+                <w:rFonts w:cs="Times New Roman"/>
+                <w:i/>
+                <w:szCs w:val="28"/>
+              </w:rPr>
+              <w:t>X</w:t>
+            </w:r>
+            <w:r>
+              <w:rPr>
+                <w:rFonts w:cs="Times New Roman"/>
+                <w:szCs w:val="28"/>
+                <w:vertAlign w:val="subscript"/>
+                <w:lang w:val="en-US"/>
+              </w:rPr>
+              <w:t>5</w:t>
+            </w:r>
+          </w:p>
+        </w:tc>
+        <w:tc>
+          <w:tcPr>
+            <w:tcW w:w="1239" w:type="dxa"/>
+          </w:tcPr>
+          <w:p>
+            <w:pPr>
+              <w:pStyle w:val="a9"/>
+              <w:ind w:firstLine="0"/>
+              <w:rPr>
+                <w:lang w:val="en-US"/>
+              </w:rPr>
+            </w:pPr>
+            <w:r>
+              <w:rPr>
+                <w:rFonts w:cs="Times New Roman"/>
+                <w:i/>
+                <w:szCs w:val="28"/>
+              </w:rPr>
+              <w:t>X</w:t>
+            </w:r>
+            <w:r>
+              <w:rPr>
+                <w:rFonts w:cs="Times New Roman"/>
+                <w:szCs w:val="28"/>
+                <w:vertAlign w:val="subscript"/>
+                <w:lang w:val="en-US"/>
+              </w:rPr>
+              <w:t>6</w:t>
+            </w:r>
+          </w:p>
+        </w:tc>
+        <w:tc>
+          <w:tcPr>
+            <w:tcW w:w="1239" w:type="dxa"/>
+          </w:tcPr>
+          <w:p>
+            <w:pPr>
+              <w:pStyle w:val="a9"/>
+              <w:ind w:firstLine="0"/>
+              <w:rPr>
+                <w:lang w:val="en-US"/>
+              </w:rPr>
+            </w:pPr>
+            <w:r>
+              <w:t>План</w:t>
+            </w:r>
+          </w:p>
+        </w:tc>
+      </w:tr>
+      <w:tr>
+        <w:tc>
+          <w:tcPr>
+            <w:tcW w:w="1239" w:type="dxa"/>
+          </w:tcPr>
+          <w:p>
+            <w:pPr>
+              <w:pStyle w:val="a9"/>
+              <w:ind w:firstLine="0"/>
+            </w:pPr>
+            <w:r>
+              <w:rPr>
+                <w:rFonts w:cs="Times New Roman"/>
+                <w:i/>
+                <w:szCs w:val="28"/>
+              </w:rPr>
+              <w:t>X</w:t>
+            </w:r>
+            <w:r>
+              <w:rPr>
+                <w:rFonts w:cs="Times New Roman"/>
+                <w:szCs w:val="28"/>
+                <w:vertAlign w:val="subscript"/>
+                <w:lang w:val="en-US"/>
+              </w:rPr>
+              <w:t>3</w:t>
+            </w:r>
+          </w:p>
+        </w:tc>
+        <w:tc>
+          <w:tcPr>
+            <w:tcW w:w="1239" w:type="dxa"/>
+          </w:tcPr>
+          <w:p>
+            <w:pPr>
+              <w:pStyle w:val="a9"/>
+              <w:ind w:firstLine="0"/>
+            </w:pPr>
+            <w:r>
+              <w:t>7</w:t>
+            </w:r>
+          </w:p>
+        </w:tc>
+        <w:tc>
+          <w:tcPr>
+            <w:tcW w:w="1239" w:type="dxa"/>
+          </w:tcPr>
+          <w:p>
+            <w:pPr>
+              <w:pStyle w:val="a9"/>
+              <w:ind w:firstLine="0"/>
+            </w:pPr>
+            <w:r>
+              <w:t>0</w:t>
+            </w:r>
+          </w:p>
+        </w:tc>
+        <w:tc>
+          <w:tcPr>
+            <w:tcW w:w="1239" w:type="dxa"/>
+          </w:tcPr>
+          <w:p>
+            <w:pPr>
+              <w:pStyle w:val="a9"/>
+              <w:ind w:firstLine="0"/>
+            </w:pPr>
+            <w:r>
+              <w:t>1</w:t>
+            </w:r>
+          </w:p>
+        </w:tc>
+        <w:tc>
+          <w:tcPr>
+            <w:tcW w:w="1239" w:type="dxa"/>
+          </w:tcPr>
+          <w:p>
+            <w:pPr>
+              <w:pStyle w:val="a9"/>
+              <w:ind w:firstLine="0"/>
+            </w:pPr>
+            <w:r>
+              <w:t>0</w:t>
+            </w:r>
+          </w:p>
+        </w:tc>
+        <w:tc>
+          <w:tcPr>
+            <w:tcW w:w="1239" w:type="dxa"/>
+          </w:tcPr>
+          <w:p>
+            <w:pPr>
+              <w:pStyle w:val="a9"/>
+              <w:ind w:firstLine="0"/>
+            </w:pPr>
+            <w:r>
+              <w:t>-2</w:t>
+            </w:r>
+          </w:p>
+        </w:tc>
+        <w:tc>
+          <w:tcPr>
+            <w:tcW w:w="1239" w:type="dxa"/>
+          </w:tcPr>
+          <w:p>
+            <w:pPr>
+              <w:pStyle w:val="a9"/>
+              <w:ind w:firstLine="0"/>
+            </w:pPr>
+            <w:r>
+              <w:t>0</w:t>
+            </w:r>
+          </w:p>
+        </w:tc>
+        <w:tc>
+          <w:tcPr>
+            <w:tcW w:w="1239" w:type="dxa"/>
+          </w:tcPr>
+          <w:p>
+            <w:pPr>
+              <w:pStyle w:val="a9"/>
+              <w:ind w:firstLine="0"/>
+            </w:pPr>
+            <w:r>
+              <w:t>7</w:t>
+            </w:r>
+          </w:p>
+        </w:tc>
+      </w:tr>
+      <w:tr>
+        <w:tc>
+          <w:tcPr>
+            <w:tcW w:w="1239" w:type="dxa"/>
+          </w:tcPr>
+          <w:p>
+            <w:pPr>
+              <w:pStyle w:val="a9"/>
+              <w:ind w:firstLine="0"/>
+            </w:pPr>
+            <w:r>
+              <w:rPr>
+                <w:rFonts w:cs="Times New Roman"/>
+                <w:i/>
+                <w:szCs w:val="28"/>
+              </w:rPr>
+              <w:t>X</w:t>
+            </w:r>
+            <w:r>
+              <w:rPr>
+                <w:rFonts w:cs="Times New Roman"/>
+                <w:szCs w:val="28"/>
+                <w:vertAlign w:val="subscript"/>
+                <w:lang w:val="en-US"/>
+              </w:rPr>
+              <w:t>4</w:t>
+            </w:r>
+          </w:p>
+        </w:tc>
+        <w:tc>
+          <w:tcPr>
+            <w:tcW w:w="1239" w:type="dxa"/>
+          </w:tcPr>
+          <w:p>
+            <w:pPr>
+              <w:pStyle w:val="a9"/>
+              <w:ind w:firstLine="0"/>
+            </w:pPr>
+            <w:r>
+              <w:t>6</w:t>
+            </w:r>
+          </w:p>
+        </w:tc>
+        <w:tc>
+          <w:tcPr>
+            <w:tcW w:w="1239" w:type="dxa"/>
+          </w:tcPr>
+          <w:p>
+            <w:pPr>
+              <w:pStyle w:val="a9"/>
+              <w:ind w:firstLine="0"/>
+            </w:pPr>
+            <w:r>
+              <w:t>0</w:t>
+            </w:r>
+          </w:p>
+        </w:tc>
+        <w:tc>
+          <w:tcPr>
+            <w:tcW w:w="1239" w:type="dxa"/>
+          </w:tcPr>
+          <w:p>
+            <w:pPr>
+              <w:pStyle w:val="a9"/>
+              <w:ind w:firstLine="0"/>
+            </w:pPr>
+            <w:r>
+              <w:t>0</w:t>
+            </w:r>
+          </w:p>
+        </w:tc>
+        <w:tc>
+          <w:tcPr>
+            <w:tcW w:w="1239" w:type="dxa"/>
+          </w:tcPr>
+          <w:p>
+            <w:pPr>
+              <w:pStyle w:val="a9"/>
+              <w:ind w:firstLine="0"/>
+            </w:pPr>
+            <w:r>
+              <w:t>1</w:t>
+            </w:r>
+          </w:p>
+        </w:tc>
+        <w:tc>
+          <w:tcPr>
+            <w:tcW w:w="1239" w:type="dxa"/>
+          </w:tcPr>
+          <w:p>
+            <w:pPr>
+              <w:pStyle w:val="a9"/>
+              <w:ind w:firstLine="0"/>
+            </w:pPr>
+            <w:r>
+              <w:t>-4</w:t>
+            </w:r>
+          </w:p>
+        </w:tc>
+        <w:tc>
+          <w:tcPr>
+            <w:tcW w:w="1239" w:type="dxa"/>
+          </w:tcPr>
+          <w:p>
+            <w:pPr>
+              <w:pStyle w:val="a9"/>
+              <w:ind w:firstLine="0"/>
+            </w:pPr>
+            <w:r>
+              <w:t>0</w:t>
+            </w:r>
+          </w:p>
+        </w:tc>
+        <w:tc>
+          <w:tcPr>
+            <w:tcW w:w="1239" w:type="dxa"/>
+          </w:tcPr>
+          <w:p>
+            <w:pPr>
+              <w:pStyle w:val="a9"/>
+              <w:ind w:firstLine="0"/>
+            </w:pPr>
+            <w:r>
+              <w:t>8</w:t>
+            </w:r>
+          </w:p>
+        </w:tc>
+      </w:tr>
+      <w:tr>
+        <w:tc>
+          <w:tcPr>
+            <w:tcW w:w="1239" w:type="dxa"/>
+          </w:tcPr>
+          <w:p>
+            <w:pPr>
+              <w:pStyle w:val="a9"/>
+              <w:ind w:firstLine="0"/>
+            </w:pPr>
+            <w:r>
+              <w:rPr>
+                <w:rFonts w:cs="Times New Roman"/>
+                <w:i/>
+                <w:szCs w:val="28"/>
+              </w:rPr>
+              <w:t>X</w:t>
+            </w:r>
+            <w:r>
+              <w:rPr>
+                <w:rFonts w:cs="Times New Roman"/>
+                <w:szCs w:val="28"/>
+                <w:vertAlign w:val="subscript"/>
+              </w:rPr>
+              <w:t>2</w:t>
+            </w:r>
+          </w:p>
+        </w:tc>
+        <w:tc>
+          <w:tcPr>
+            <w:tcW w:w="1239" w:type="dxa"/>
+          </w:tcPr>
+          <w:p>
+            <w:pPr>
+              <w:pStyle w:val="a9"/>
+              <w:ind w:firstLine="0"/>
+            </w:pPr>
+            <w:r>
+              <w:t>-1</w:t>
+            </w:r>
+          </w:p>
+        </w:tc>
+        <w:tc>
+          <w:tcPr>
+            <w:tcW w:w="1239" w:type="dxa"/>
+          </w:tcPr>
+          <w:p>
+            <w:pPr>
+              <w:pStyle w:val="a9"/>
+              <w:ind w:firstLine="0"/>
+            </w:pPr>
+            <w:r>
+              <w:t>1</w:t>
+            </w:r>
+          </w:p>
+        </w:tc>
+        <w:tc>
+          <w:tcPr>
+            <w:tcW w:w="1239" w:type="dxa"/>
+          </w:tcPr>
+          <w:p>
+            <w:pPr>
+              <w:pStyle w:val="a9"/>
+              <w:ind w:firstLine="0"/>
+            </w:pPr>
+            <w:r>
+              <w:t>0</w:t>
+            </w:r>
+          </w:p>
+        </w:tc>
+        <w:tc>
+          <w:tcPr>
+            <w:tcW w:w="1239" w:type="dxa"/>
+          </w:tcPr>
+          <w:p>
+            <w:pPr>
+              <w:pStyle w:val="a9"/>
+              <w:ind w:firstLine="0"/>
+            </w:pPr>
+            <w:r>
+              <w:t>0</w:t>
+            </w:r>
+          </w:p>
+        </w:tc>
+        <w:tc>
+          <w:tcPr>
+            <w:tcW w:w="1239" w:type="dxa"/>
+          </w:tcPr>
+          <w:p>
+            <w:pPr>
+              <w:pStyle w:val="a9"/>
+              <w:ind w:firstLine="0"/>
+            </w:pPr>
+            <w:r>
+              <w:t>1</w:t>
+            </w:r>
+          </w:p>
+        </w:tc>
+        <w:tc>
+          <w:tcPr>
+            <w:tcW w:w="1239" w:type="dxa"/>
+          </w:tcPr>
+          <w:p>
+            <w:pPr>
+              <w:pStyle w:val="a9"/>
+              <w:ind w:firstLine="0"/>
+            </w:pPr>
+            <w:r>
+              <w:t>0</w:t>
+            </w:r>
+          </w:p>
+        </w:tc>
+        <w:tc>
+          <w:tcPr>
+            <w:tcW w:w="1239" w:type="dxa"/>
+          </w:tcPr>
+          <w:p>
+            <w:pPr>
+              <w:pStyle w:val="a9"/>
+              <w:ind w:firstLine="0"/>
+            </w:pPr>
+            <w:r>
+              <w:t>1</w:t>
+            </w:r>
+          </w:p>
+        </w:tc>
+      </w:tr>
+      <w:tr>
+        <w:tc>
+          <w:tcPr>
+            <w:tcW w:w="1239" w:type="dxa"/>
+          </w:tcPr>
+          <w:p>
+            <w:pPr>
+              <w:pStyle w:val="a9"/>
+              <w:ind w:firstLine="0"/>
+            </w:pPr>
+            <w:r>
+              <w:rPr>
+                <w:rFonts w:cs="Times New Roman"/>
+                <w:i/>
+                <w:szCs w:val="28"/>
+              </w:rPr>
+              <w:t>X</w:t>
+            </w:r>
+            <w:r>
+              <w:rPr>
+                <w:rFonts w:cs="Times New Roman"/>
+                <w:szCs w:val="28"/>
+                <w:vertAlign w:val="subscript"/>
+              </w:rPr>
+              <w:t>6</w:t>
+            </w:r>
+          </w:p>
+        </w:tc>
+        <w:tc>
+          <w:tcPr>
+            <w:tcW w:w="1239" w:type="dxa"/>
+          </w:tcPr>
+          <w:p>
+            <w:pPr>
+              <w:pStyle w:val="a9"/>
+              <w:ind w:firstLine="0"/>
+            </w:pPr>
+            <w:r>
+              <w:t>1</w:t>
+            </w:r>
+          </w:p>
+        </w:tc>
+        <w:tc>
+          <w:tcPr>
+            <w:tcW w:w="1239" w:type="dxa"/>
+          </w:tcPr>
+          <w:p>
+            <w:pPr>
+              <w:pStyle w:val="a9"/>
+              <w:ind w:firstLine="0"/>
+            </w:pPr>
+            <w:r>
+              <w:t>0</w:t>
+            </w:r>
+          </w:p>
+        </w:tc>
+        <w:tc>
+          <w:tcPr>
+            <w:tcW w:w="1239" w:type="dxa"/>
+          </w:tcPr>
+          <w:p>
+            <w:pPr>
+              <w:pStyle w:val="a9"/>
+              <w:ind w:firstLine="0"/>
+            </w:pPr>
+            <w:r>
+              <w:t>0</w:t>
+            </w:r>
+          </w:p>
+        </w:tc>
+        <w:tc>
+          <w:tcPr>
+            <w:tcW w:w="1239" w:type="dxa"/>
+          </w:tcPr>
+          <w:p>
+            <w:pPr>
+              <w:pStyle w:val="a9"/>
+              <w:ind w:firstLine="0"/>
+            </w:pPr>
+            <w:r>
+              <w:t>0</w:t>
+            </w:r>
+          </w:p>
+        </w:tc>
+        <w:tc>
+          <w:tcPr>
+            <w:tcW w:w="1239" w:type="dxa"/>
+          </w:tcPr>
+          <w:p>
+            <w:pPr>
+              <w:pStyle w:val="a9"/>
+              <w:ind w:firstLine="0"/>
+            </w:pPr>
+            <w:r>
+              <w:t>0</w:t>
+            </w:r>
+          </w:p>
+        </w:tc>
+        <w:tc>
+          <w:tcPr>
+            <w:tcW w:w="1239" w:type="dxa"/>
+          </w:tcPr>
+          <w:p>
+            <w:pPr>
+              <w:pStyle w:val="a9"/>
+              <w:ind w:firstLine="0"/>
+            </w:pPr>
+            <w:r>
+              <w:t>1</w:t>
+            </w:r>
+          </w:p>
+        </w:tc>
+        <w:tc>
+          <w:tcPr>
+            <w:tcW w:w="1239" w:type="dxa"/>
+          </w:tcPr>
+          <w:p>
+            <w:pPr>
+              <w:pStyle w:val="a9"/>
+              <w:ind w:firstLine="0"/>
+            </w:pPr>
+            <w:r>
+              <w:t>3</w:t>
+            </w:r>
+          </w:p>
+        </w:tc>
+      </w:tr>
+      <w:tr>
+        <w:tc>
+          <w:tcPr>
+            <w:tcW w:w="1239" w:type="dxa"/>
+          </w:tcPr>
+          <w:p>
+            <w:pPr>
+              <w:pStyle w:val="a9"/>
+              <w:ind w:firstLine="0"/>
+              <w:rPr>
+                <w:rFonts w:cs="Times New Roman"/>
+                <w:i/>
+                <w:szCs w:val="28"/>
+                <w:lang w:val="en-US"/>
+              </w:rPr>
+            </w:pPr>
+            <w:r>
+              <w:rPr>
+                <w:rFonts w:cs="Times New Roman"/>
+                <w:i/>
+                <w:szCs w:val="28"/>
+                <w:lang w:val="en-US"/>
+              </w:rPr>
+              <w:t>F</w:t>
+            </w:r>
+          </w:p>
+        </w:tc>
+        <w:tc>
+          <w:tcPr>
+            <w:tcW w:w="1239" w:type="dxa"/>
+          </w:tcPr>
+          <w:p>
+            <w:pPr>
+              <w:pStyle w:val="a9"/>
+              <w:ind w:firstLine="0"/>
+              <w:rPr>
+                <w:lang w:val="en-US"/>
+              </w:rPr>
+            </w:pPr>
+            <w:r>
+              <w:t>-</w:t>
+            </w:r>
+            <w:r>
+              <w:t>7</w:t>
+            </w:r>
+            <w:r>
+              <w:rPr>
+                <w:lang w:val="en-US"/>
+              </w:rPr>
+              <w:t>000</w:t>
+            </w:r>
+          </w:p>
+        </w:tc>
+        <w:tc>
+          <w:tcPr>
+            <w:tcW w:w="1239" w:type="dxa"/>
+          </w:tcPr>
+          <w:p>
+            <w:pPr>
+              <w:pStyle w:val="a9"/>
+              <w:ind w:firstLine="0"/>
+            </w:pPr>
+            <w:r>
+              <w:t>0</w:t>
+            </w:r>
+          </w:p>
+        </w:tc>
+        <w:tc>
+          <w:tcPr>
+            <w:tcW w:w="1239" w:type="dxa"/>
+          </w:tcPr>
+          <w:p>
+            <w:pPr>
+              <w:pStyle w:val="a9"/>
+              <w:ind w:firstLine="0"/>
+            </w:pPr>
+            <w:r>
+              <w:t>0</w:t>
+            </w:r>
+          </w:p>
+        </w:tc>
+        <w:tc>
+          <w:tcPr>
+            <w:tcW w:w="1239" w:type="dxa"/>
+          </w:tcPr>
+          <w:p>
+            <w:pPr>
+              <w:pStyle w:val="a9"/>
+              <w:ind w:firstLine="0"/>
+            </w:pPr>
+            <w:r>
+              <w:t>0</w:t>
+            </w:r>
+          </w:p>
+        </w:tc>
+        <w:tc>
+          <w:tcPr>
+            <w:tcW w:w="1239" w:type="dxa"/>
+          </w:tcPr>
+          <w:p>
+            <w:pPr>
+              <w:pStyle w:val="a9"/>
+              <w:ind w:firstLine="0"/>
+            </w:pPr>
+            <w:r>
+              <w:t>4000</w:t>
+            </w:r>
+          </w:p>
+        </w:tc>
+        <w:tc>
+          <w:tcPr>
+            <w:tcW w:w="1239" w:type="dxa"/>
+          </w:tcPr>
+          <w:p>
+            <w:pPr>
+              <w:pStyle w:val="a9"/>
+              <w:ind w:firstLine="0"/>
+            </w:pPr>
+            <w:r>
+              <w:t>0</w:t>
+            </w:r>
+          </w:p>
+        </w:tc>
+        <w:tc>
+          <w:tcPr>
+            <w:tcW w:w="1239" w:type="dxa"/>
+          </w:tcPr>
+          <w:p>
+            <w:pPr>
+              <w:pStyle w:val="a9"/>
+              <w:ind w:firstLine="0"/>
+            </w:pPr>
+            <w:r>
+              <w:t>4000</w:t>
+            </w:r>
+          </w:p>
+        </w:tc>
+      </w:tr>
+    </w:tbl>
+    <w:p>
+      <w:pPr>
+        <w:pStyle w:val="af4"/>
+      </w:pPr>
+      <w:r>
+        <w:t>Таблица 3. Итерация 1 симплекс-таблицы</w:t>
+      </w:r>
+    </w:p>
+    <w:p>
+      <w:pPr>
+        <w:pStyle w:val="a9"/>
+      </w:pPr>
+      <w:r>
+        <w:t>План не оптимален, т. к. есть отрицательные коэффициенты (</w:t>
+      </w:r>
+      <w:r>
+        <w:rPr>
           <w:lang w:val="en-US"/>
         </w:rPr>
-        <w:t>Microsoft</w:t>
-      </w:r>
-      <w:r>
-        <w:rPr>
-          <w:rFonts w:ascii="Times New Roman" w:hAnsi="Times New Roman" w:cs="Times New Roman"/>
-          <w:sz w:val="28"/>
-          <w:szCs w:val="28"/>
-        </w:rPr>
+        <w:t>F</w:t>
+      </w:r>
+      <w:r>
+        <w:rPr>
+          <w:vertAlign w:val="subscript"/>
+        </w:rPr>
+        <w:t>1</w:t>
+      </w:r>
+      <w:r>
+        <w:t xml:space="preserve"> = -7000</w:t>
+      </w:r>
+      <w:r>
+        <w:t>)</w:t>
+      </w:r>
+      <w:r>
+        <w:t>.</w:t>
+      </w:r>
+    </w:p>
+    <w:p>
+      <w:pPr>
+        <w:pStyle w:val="ac"/>
+      </w:pPr>
+      <w:r>
+        <w:t>2.2 Итерация 2</w:t>
+      </w:r>
+    </w:p>
+    <w:p>
+      <w:pPr>
+        <w:pStyle w:val="a9"/>
+        <w:rPr>
+          <w:rFonts w:cs="Times New Roman"/>
+          <w:szCs w:val="28"/>
+          <w:vertAlign w:val="subscript"/>
+        </w:rPr>
+      </w:pPr>
+      <w:r>
+        <w:t xml:space="preserve">Ведущий столбец: </w:t>
+      </w:r>
+      <w:r>
+        <w:rPr>
+          <w:rFonts w:cs="Times New Roman"/>
+          <w:i/>
+          <w:szCs w:val="28"/>
+        </w:rPr>
+        <w:t>X</w:t>
+      </w:r>
+      <w:r>
+        <w:rPr>
+          <w:rFonts w:cs="Times New Roman"/>
+          <w:szCs w:val="28"/>
+          <w:vertAlign w:val="subscript"/>
+        </w:rPr>
+        <w:t>1</w:t>
+      </w:r>
+      <w:r>
+        <w:rPr>
+          <w:rFonts w:cs="Times New Roman"/>
+          <w:szCs w:val="28"/>
+          <w:vertAlign w:val="subscript"/>
+        </w:rPr>
+        <w:t>.</w:t>
+      </w:r>
+    </w:p>
+    <w:p>
+      <w:pPr>
+        <w:pStyle w:val="a9"/>
+        <w:rPr>
+          <w:vertAlign w:val="subscript"/>
+        </w:rPr>
+      </w:pPr>
+      <w:r>
+        <w:t xml:space="preserve">Ведущая строка: </w:t>
+      </w:r>
+      <w:r>
+        <w:rPr>
+          <w:i/>
+        </w:rPr>
+        <w:t>X</w:t>
+      </w:r>
+      <w:r>
+        <w:rPr>
+          <w:vertAlign w:val="subscript"/>
+        </w:rPr>
+        <w:t xml:space="preserve">3 </w:t>
+      </w:r>
+      <w:r>
+        <w:t>(Отношение</w:t>
+      </w:r>
+      <w:r>
         <w:t xml:space="preserve"> </w:t>
       </w:r>
-      <w:r>
-        <w:rPr>
-          <w:rFonts w:ascii="Times New Roman" w:hAnsi="Times New Roman" w:cs="Times New Roman"/>
-          <w:sz w:val="28"/>
-          <w:szCs w:val="28"/>
-          <w:lang w:val="en-US"/>
-        </w:rPr>
-        <w:t>Excel</w:t>
-      </w:r>
-    </w:p>
-    <w:p>
-      <w:pPr>
-        <w:spacing w:line="360" w:lineRule="auto"/>
-        <w:ind w:firstLine="454"/>
-        <w:jc w:val="both"/>
-        <w:rPr>
-          <w:rFonts w:ascii="Times New Roman" w:hAnsi="Times New Roman" w:cs="Times New Roman"/>
-          <w:sz w:val="28"/>
-          <w:szCs w:val="28"/>
-        </w:rPr>
-      </w:pPr>
-    </w:p>
-    <w:p>
-      <w:pPr>
-        <w:spacing w:line="360" w:lineRule="auto"/>
-        <w:ind w:firstLine="454"/>
-        <w:jc w:val="both"/>
-        <w:rPr>
-          <w:rFonts w:ascii="Times New Roman" w:hAnsi="Times New Roman" w:cs="Times New Roman"/>
-          <w:sz w:val="28"/>
-          <w:szCs w:val="28"/>
-        </w:rPr>
-      </w:pPr>
-      <w:r>
-        <w:rPr>
-          <w:rFonts w:ascii="Times New Roman" w:hAnsi="Times New Roman" w:cs="Times New Roman"/>
-          <w:sz w:val="28"/>
-          <w:szCs w:val="28"/>
-        </w:rPr>
-        <w:t>3. Работа с надстройкой Поиск решения состоит из следующих шагов.</w:t>
-      </w:r>
-    </w:p>
-    <w:p>
-      <w:pPr>
-        <w:spacing w:line="360" w:lineRule="auto"/>
-        <w:ind w:firstLine="454"/>
-        <w:jc w:val="both"/>
-        <w:rPr>
-          <w:rFonts w:ascii="Times New Roman" w:hAnsi="Times New Roman" w:cs="Times New Roman"/>
-          <w:sz w:val="28"/>
-          <w:szCs w:val="28"/>
-          <w:lang w:val="en-US"/>
-        </w:rPr>
-      </w:pPr>
-      <w:r>
-        <w:rPr>
-          <w:rFonts w:ascii="Times New Roman" w:hAnsi="Times New Roman" w:cs="Times New Roman"/>
-          <w:sz w:val="28"/>
-          <w:szCs w:val="28"/>
-        </w:rPr>
-        <w:t xml:space="preserve">1. На ленте выбирается вкладка Данные и в группе Анализ – команда Поиск решения. В результате появится окно Поиск решения, изображённое на рисунке 2. </w:t>
-      </w:r>
-    </w:p>
-    <w:p>
-      <w:pPr>
-        <w:spacing w:line="360" w:lineRule="auto"/>
-        <w:ind w:firstLine="454"/>
-        <w:jc w:val="both"/>
-        <w:rPr>
-          <w:rFonts w:ascii="Times New Roman" w:hAnsi="Times New Roman" w:cs="Times New Roman"/>
-          <w:sz w:val="28"/>
-          <w:szCs w:val="28"/>
-          <w:lang w:val="en-US"/>
-        </w:rPr>
-      </w:pPr>
+      <m:oMath>
+        <m:f>
+          <m:fPr>
+            <m:ctrlPr>
+              <w:rPr>
+                <w:rFonts w:ascii="Cambria Math" w:hAnsi="Cambria Math"/>
+                <w:i/>
+                <w:lang w:val="en-US"/>
+              </w:rPr>
+            </m:ctrlPr>
+          </m:fPr>
+          <m:num>
+            <m:r>
+              <w:rPr>
+                <w:rFonts w:ascii="Cambria Math" w:hAnsi="Cambria Math"/>
+              </w:rPr>
+              <m:t>7</m:t>
+            </m:r>
+          </m:num>
+          <m:den>
+            <m:r>
+              <w:rPr>
+                <w:rFonts w:ascii="Cambria Math" w:hAnsi="Cambria Math"/>
+              </w:rPr>
+              <m:t>7</m:t>
+            </m:r>
+          </m:den>
+        </m:f>
+        <m:r>
+          <w:rPr>
+            <w:rFonts w:ascii="Cambria Math" w:hAnsi="Cambria Math"/>
+          </w:rPr>
+          <m:t>= 1</m:t>
+        </m:r>
+      </m:oMath>
+      <w:r>
+        <w:t>)</w:t>
+      </w:r>
+      <w:r>
+        <w:rPr>
+          <w:vertAlign w:val="subscript"/>
+        </w:rPr>
+        <w:t>.</w:t>
+      </w:r>
+    </w:p>
+    <w:tbl>
+      <w:tblPr>
+        <w:tblStyle w:val="af3"/>
+        <w:tblW w:w="0" w:type="auto"/>
+        <w:tblLook w:val="04A0" w:firstRow="1" w:lastRow="0" w:firstColumn="1" w:lastColumn="0" w:noHBand="0" w:noVBand="1"/>
+      </w:tblPr>
+      <w:tblGrid>
+        <w:gridCol w:w="1239"/>
+        <w:gridCol w:w="1239"/>
+        <w:gridCol w:w="1239"/>
+        <w:gridCol w:w="1239"/>
+        <w:gridCol w:w="1239"/>
+        <w:gridCol w:w="1239"/>
+        <w:gridCol w:w="1239"/>
+        <w:gridCol w:w="1239"/>
+      </w:tblGrid>
+      <w:tr>
+        <w:tc>
+          <w:tcPr>
+            <w:tcW w:w="1239" w:type="dxa"/>
+          </w:tcPr>
+          <w:p>
+            <w:pPr>
+              <w:pStyle w:val="a9"/>
+              <w:ind w:firstLine="0"/>
+              <w:rPr>
+                <w:lang w:val="en-US"/>
+              </w:rPr>
+            </w:pPr>
+            <w:r>
+              <w:rPr>
+                <w:lang w:val="en-US"/>
+              </w:rPr>
+              <w:t>C</w:t>
+            </w:r>
+          </w:p>
+        </w:tc>
+        <w:tc>
+          <w:tcPr>
+            <w:tcW w:w="1239" w:type="dxa"/>
+          </w:tcPr>
+          <w:p>
+            <w:pPr>
+              <w:pStyle w:val="a9"/>
+              <w:ind w:firstLine="0"/>
+              <w:rPr>
+                <w:lang w:val="en-US"/>
+              </w:rPr>
+            </w:pPr>
+            <w:r>
+              <w:rPr>
+                <w:lang w:val="en-US"/>
+              </w:rPr>
+              <w:t>3000</w:t>
+            </w:r>
+          </w:p>
+        </w:tc>
+        <w:tc>
+          <w:tcPr>
+            <w:tcW w:w="1239" w:type="dxa"/>
+          </w:tcPr>
+          <w:p>
+            <w:pPr>
+              <w:pStyle w:val="a9"/>
+              <w:ind w:firstLine="0"/>
+              <w:rPr>
+                <w:lang w:val="en-US"/>
+              </w:rPr>
+            </w:pPr>
+            <w:r>
+              <w:rPr>
+                <w:lang w:val="en-US"/>
+              </w:rPr>
+              <w:t>4000</w:t>
+            </w:r>
+          </w:p>
+        </w:tc>
+        <w:tc>
+          <w:tcPr>
+            <w:tcW w:w="1239" w:type="dxa"/>
+          </w:tcPr>
+          <w:p>
+            <w:pPr>
+              <w:pStyle w:val="a9"/>
+              <w:ind w:firstLine="0"/>
+              <w:rPr>
+                <w:lang w:val="en-US"/>
+              </w:rPr>
+            </w:pPr>
+            <w:r>
+              <w:rPr>
+                <w:lang w:val="en-US"/>
+              </w:rPr>
+              <w:t>0</w:t>
+            </w:r>
+          </w:p>
+        </w:tc>
+        <w:tc>
+          <w:tcPr>
+            <w:tcW w:w="1239" w:type="dxa"/>
+          </w:tcPr>
+          <w:p>
+            <w:pPr>
+              <w:pStyle w:val="a9"/>
+              <w:ind w:firstLine="0"/>
+              <w:rPr>
+                <w:lang w:val="en-US"/>
+              </w:rPr>
+            </w:pPr>
+            <w:r>
+              <w:rPr>
+                <w:lang w:val="en-US"/>
+              </w:rPr>
+              <w:t>0</w:t>
+            </w:r>
+          </w:p>
+        </w:tc>
+        <w:tc>
+          <w:tcPr>
+            <w:tcW w:w="1239" w:type="dxa"/>
+          </w:tcPr>
+          <w:p>
+            <w:pPr>
+              <w:pStyle w:val="a9"/>
+              <w:ind w:firstLine="0"/>
+              <w:rPr>
+                <w:lang w:val="en-US"/>
+              </w:rPr>
+            </w:pPr>
+            <w:r>
+              <w:rPr>
+                <w:lang w:val="en-US"/>
+              </w:rPr>
+              <w:t>0</w:t>
+            </w:r>
+          </w:p>
+        </w:tc>
+        <w:tc>
+          <w:tcPr>
+            <w:tcW w:w="1239" w:type="dxa"/>
+          </w:tcPr>
+          <w:p>
+            <w:pPr>
+              <w:pStyle w:val="a9"/>
+              <w:ind w:firstLine="0"/>
+              <w:rPr>
+                <w:lang w:val="en-US"/>
+              </w:rPr>
+            </w:pPr>
+            <w:r>
+              <w:rPr>
+                <w:lang w:val="en-US"/>
+              </w:rPr>
+              <w:t>0</w:t>
+            </w:r>
+          </w:p>
+        </w:tc>
+        <w:tc>
+          <w:tcPr>
+            <w:tcW w:w="1239" w:type="dxa"/>
+          </w:tcPr>
+          <w:p>
+            <w:pPr>
+              <w:pStyle w:val="a9"/>
+              <w:ind w:firstLine="0"/>
+              <w:rPr>
+                <w:lang w:val="en-US"/>
+              </w:rPr>
+            </w:pPr>
+            <w:r>
+              <w:rPr>
+                <w:lang w:val="en-US"/>
+              </w:rPr>
+              <w:t>0</w:t>
+            </w:r>
+          </w:p>
+        </w:tc>
+      </w:tr>
+      <w:tr>
+        <w:tc>
+          <w:tcPr>
+            <w:tcW w:w="1239" w:type="dxa"/>
+          </w:tcPr>
+          <w:p>
+            <w:pPr>
+              <w:pStyle w:val="a9"/>
+              <w:ind w:firstLine="0"/>
+            </w:pPr>
+            <w:r>
+              <w:t>базис</w:t>
+            </w:r>
+          </w:p>
+        </w:tc>
+        <w:tc>
+          <w:tcPr>
+            <w:tcW w:w="1239" w:type="dxa"/>
+          </w:tcPr>
+          <w:p>
+            <w:pPr>
+              <w:pStyle w:val="a9"/>
+              <w:ind w:firstLine="0"/>
+              <w:rPr>
+                <w:lang w:val="en-US"/>
+              </w:rPr>
+            </w:pPr>
+            <w:r>
+              <w:rPr>
+                <w:rFonts w:cs="Times New Roman"/>
+                <w:i/>
+                <w:szCs w:val="28"/>
+              </w:rPr>
+              <w:t>X</w:t>
+            </w:r>
+            <w:r>
+              <w:rPr>
+                <w:rFonts w:cs="Times New Roman"/>
+                <w:szCs w:val="28"/>
+                <w:vertAlign w:val="subscript"/>
+                <w:lang w:val="en-US"/>
+              </w:rPr>
+              <w:t>1</w:t>
+            </w:r>
+          </w:p>
+        </w:tc>
+        <w:tc>
+          <w:tcPr>
+            <w:tcW w:w="1239" w:type="dxa"/>
+          </w:tcPr>
+          <w:p>
+            <w:pPr>
+              <w:pStyle w:val="a9"/>
+              <w:ind w:firstLine="0"/>
+            </w:pPr>
+            <w:r>
+              <w:rPr>
+                <w:rFonts w:cs="Times New Roman"/>
+                <w:i/>
+                <w:szCs w:val="28"/>
+              </w:rPr>
+              <w:t>X</w:t>
+            </w:r>
+            <w:r>
+              <w:rPr>
+                <w:rFonts w:cs="Times New Roman"/>
+                <w:szCs w:val="28"/>
+                <w:vertAlign w:val="subscript"/>
+              </w:rPr>
+              <w:t>2</w:t>
+            </w:r>
+          </w:p>
+        </w:tc>
+        <w:tc>
+          <w:tcPr>
+            <w:tcW w:w="1239" w:type="dxa"/>
+          </w:tcPr>
+          <w:p>
+            <w:pPr>
+              <w:pStyle w:val="a9"/>
+              <w:ind w:firstLine="0"/>
+              <w:rPr>
+                <w:lang w:val="en-US"/>
+              </w:rPr>
+            </w:pPr>
+            <w:r>
+              <w:rPr>
+                <w:rFonts w:cs="Times New Roman"/>
+                <w:i/>
+                <w:szCs w:val="28"/>
+              </w:rPr>
+              <w:t>X</w:t>
+            </w:r>
+            <w:r>
+              <w:rPr>
+                <w:rFonts w:cs="Times New Roman"/>
+                <w:szCs w:val="28"/>
+                <w:vertAlign w:val="subscript"/>
+                <w:lang w:val="en-US"/>
+              </w:rPr>
+              <w:t>3</w:t>
+            </w:r>
+          </w:p>
+        </w:tc>
+        <w:tc>
+          <w:tcPr>
+            <w:tcW w:w="1239" w:type="dxa"/>
+          </w:tcPr>
+          <w:p>
+            <w:pPr>
+              <w:pStyle w:val="a9"/>
+              <w:ind w:firstLine="0"/>
+              <w:rPr>
+                <w:lang w:val="en-US"/>
+              </w:rPr>
+            </w:pPr>
+            <w:r>
+              <w:rPr>
+                <w:rFonts w:cs="Times New Roman"/>
+                <w:i/>
+                <w:szCs w:val="28"/>
+              </w:rPr>
+              <w:t>X</w:t>
+            </w:r>
+            <w:r>
+              <w:rPr>
+                <w:rFonts w:cs="Times New Roman"/>
+                <w:szCs w:val="28"/>
+                <w:vertAlign w:val="subscript"/>
+                <w:lang w:val="en-US"/>
+              </w:rPr>
+              <w:t>4</w:t>
+            </w:r>
+          </w:p>
+        </w:tc>
+        <w:tc>
+          <w:tcPr>
+            <w:tcW w:w="1239" w:type="dxa"/>
+          </w:tcPr>
+          <w:p>
+            <w:pPr>
+              <w:pStyle w:val="a9"/>
+              <w:ind w:firstLine="0"/>
+              <w:rPr>
+                <w:lang w:val="en-US"/>
+              </w:rPr>
+            </w:pPr>
+            <w:r>
+              <w:rPr>
+                <w:rFonts w:cs="Times New Roman"/>
+                <w:i/>
+                <w:szCs w:val="28"/>
+              </w:rPr>
+              <w:t>X</w:t>
+            </w:r>
+            <w:r>
+              <w:rPr>
+                <w:rFonts w:cs="Times New Roman"/>
+                <w:szCs w:val="28"/>
+                <w:vertAlign w:val="subscript"/>
+                <w:lang w:val="en-US"/>
+              </w:rPr>
+              <w:t>5</w:t>
+            </w:r>
+          </w:p>
+        </w:tc>
+        <w:tc>
+          <w:tcPr>
+            <w:tcW w:w="1239" w:type="dxa"/>
+          </w:tcPr>
+          <w:p>
+            <w:pPr>
+              <w:pStyle w:val="a9"/>
+              <w:ind w:firstLine="0"/>
+              <w:rPr>
+                <w:lang w:val="en-US"/>
+              </w:rPr>
+            </w:pPr>
+            <w:r>
+              <w:rPr>
+                <w:rFonts w:cs="Times New Roman"/>
+                <w:i/>
+                <w:szCs w:val="28"/>
+              </w:rPr>
+              <w:t>X</w:t>
+            </w:r>
+            <w:r>
+              <w:rPr>
+                <w:rFonts w:cs="Times New Roman"/>
+                <w:szCs w:val="28"/>
+                <w:vertAlign w:val="subscript"/>
+                <w:lang w:val="en-US"/>
+              </w:rPr>
+              <w:t>6</w:t>
+            </w:r>
+          </w:p>
+        </w:tc>
+        <w:tc>
+          <w:tcPr>
+            <w:tcW w:w="1239" w:type="dxa"/>
+          </w:tcPr>
+          <w:p>
+            <w:pPr>
+              <w:pStyle w:val="a9"/>
+              <w:ind w:firstLine="0"/>
+              <w:rPr>
+                <w:lang w:val="en-US"/>
+              </w:rPr>
+            </w:pPr>
+            <w:r>
+              <w:t>План</w:t>
+            </w:r>
+          </w:p>
+        </w:tc>
+      </w:tr>
+      <w:tr>
+        <w:tc>
+          <w:tcPr>
+            <w:tcW w:w="1239" w:type="dxa"/>
+          </w:tcPr>
+          <w:p>
+            <w:pPr>
+              <w:pStyle w:val="a9"/>
+              <w:ind w:firstLine="0"/>
+            </w:pPr>
+            <w:r>
+              <w:rPr>
+                <w:rFonts w:cs="Times New Roman"/>
+                <w:i/>
+                <w:szCs w:val="28"/>
+              </w:rPr>
+              <w:t>X</w:t>
+            </w:r>
+            <w:r>
+              <w:rPr>
+                <w:rFonts w:cs="Times New Roman"/>
+                <w:szCs w:val="28"/>
+                <w:vertAlign w:val="subscript"/>
+              </w:rPr>
+              <w:t>1</w:t>
+            </w:r>
+          </w:p>
+        </w:tc>
+        <w:tc>
+          <w:tcPr>
+            <w:tcW w:w="1239" w:type="dxa"/>
+          </w:tcPr>
+          <w:p>
+            <w:pPr>
+              <w:pStyle w:val="a9"/>
+              <w:ind w:firstLine="0"/>
+            </w:pPr>
+            <w:r>
+              <w:t>1</w:t>
+            </w:r>
+          </w:p>
+        </w:tc>
+        <w:tc>
+          <w:tcPr>
+            <w:tcW w:w="1239" w:type="dxa"/>
+          </w:tcPr>
+          <w:p>
+            <w:pPr>
+              <w:pStyle w:val="a9"/>
+              <w:ind w:firstLine="0"/>
+            </w:pPr>
+            <w:r>
+              <w:t>0</w:t>
+            </w:r>
+          </w:p>
+        </w:tc>
+        <w:tc>
+          <w:tcPr>
+            <w:tcW w:w="1239" w:type="dxa"/>
+          </w:tcPr>
+          <w:p>
+            <w:pPr>
+              <w:pStyle w:val="a9"/>
+              <w:ind w:firstLine="0"/>
+              <w:rPr>
+                <w:lang w:val="en-US"/>
+              </w:rPr>
+            </w:pPr>
+            <m:oMathPara>
+              <m:oMath>
+                <m:f>
+                  <m:fPr>
+                    <m:ctrlPr>
+                      <w:rPr>
+                        <w:rFonts w:ascii="Cambria Math" w:hAnsi="Cambria Math"/>
+                        <w:i/>
+                        <w:lang w:val="en-US"/>
+                      </w:rPr>
+                    </m:ctrlPr>
+                  </m:fPr>
+                  <m:num>
+                    <m:r>
+                      <w:rPr>
+                        <w:rFonts w:ascii="Cambria Math" w:hAnsi="Cambria Math"/>
+                      </w:rPr>
+                      <m:t>1</m:t>
+                    </m:r>
+                    <m:ctrlPr>
+                      <w:rPr>
+                        <w:rFonts w:ascii="Cambria Math" w:hAnsi="Cambria Math"/>
+                        <w:i/>
+                      </w:rPr>
+                    </m:ctrlPr>
+                  </m:num>
+                  <m:den>
+                    <m:r>
+                      <w:rPr>
+                        <w:rFonts w:ascii="Cambria Math" w:hAnsi="Cambria Math"/>
+                        <w:lang w:val="en-US"/>
+                      </w:rPr>
+                      <m:t>7</m:t>
+                    </m:r>
+                  </m:den>
+                </m:f>
+              </m:oMath>
+            </m:oMathPara>
+          </w:p>
+        </w:tc>
+        <w:tc>
+          <w:tcPr>
+            <w:tcW w:w="1239" w:type="dxa"/>
+          </w:tcPr>
+          <w:p>
+            <w:pPr>
+              <w:pStyle w:val="a9"/>
+              <w:ind w:firstLine="0"/>
+            </w:pPr>
+            <w:r>
+              <w:t>0</w:t>
+            </w:r>
+          </w:p>
+        </w:tc>
+        <w:tc>
+          <w:tcPr>
+            <w:tcW w:w="1239" w:type="dxa"/>
+          </w:tcPr>
+          <w:p>
+            <w:pPr>
+              <w:pStyle w:val="a9"/>
+              <w:ind w:firstLine="0"/>
+              <w:rPr>
+                <w:lang w:val="en-US"/>
+              </w:rPr>
+            </w:pPr>
+            <m:oMathPara>
+              <m:oMath>
+                <m:r>
+                  <w:rPr>
+                    <w:rFonts w:ascii="Cambria Math" w:hAnsi="Cambria Math"/>
+                  </w:rPr>
+                  <m:t>-</m:t>
+                </m:r>
+                <m:f>
+                  <m:fPr>
+                    <m:ctrlPr>
+                      <w:rPr>
+                        <w:rFonts w:ascii="Cambria Math" w:hAnsi="Cambria Math"/>
+                        <w:i/>
+                        <w:lang w:val="en-US"/>
+                      </w:rPr>
+                    </m:ctrlPr>
+                  </m:fPr>
+                  <m:num>
+                    <m:r>
+                      <w:rPr>
+                        <w:rFonts w:ascii="Cambria Math" w:hAnsi="Cambria Math"/>
+                      </w:rPr>
+                      <m:t>2</m:t>
+                    </m:r>
+                    <m:ctrlPr>
+                      <w:rPr>
+                        <w:rFonts w:ascii="Cambria Math" w:hAnsi="Cambria Math"/>
+                        <w:i/>
+                      </w:rPr>
+                    </m:ctrlPr>
+                  </m:num>
+                  <m:den>
+                    <m:r>
+                      <w:rPr>
+                        <w:rFonts w:ascii="Cambria Math" w:hAnsi="Cambria Math"/>
+                        <w:lang w:val="en-US"/>
+                      </w:rPr>
+                      <m:t>7</m:t>
+                    </m:r>
+                  </m:den>
+                </m:f>
+              </m:oMath>
+            </m:oMathPara>
+          </w:p>
+        </w:tc>
+        <w:tc>
+          <w:tcPr>
+            <w:tcW w:w="1239" w:type="dxa"/>
+          </w:tcPr>
+          <w:p>
+            <w:pPr>
+              <w:pStyle w:val="a9"/>
+              <w:ind w:firstLine="0"/>
+            </w:pPr>
+            <w:r>
+              <w:t>0</w:t>
+            </w:r>
+          </w:p>
+        </w:tc>
+        <w:tc>
+          <w:tcPr>
+            <w:tcW w:w="1239" w:type="dxa"/>
+          </w:tcPr>
+          <w:p>
+            <w:pPr>
+              <w:pStyle w:val="a9"/>
+              <w:ind w:firstLine="0"/>
+            </w:pPr>
+            <w:r>
+              <w:t>1</w:t>
+            </w:r>
+          </w:p>
+        </w:tc>
+      </w:tr>
+      <w:tr>
+        <w:tc>
+          <w:tcPr>
+            <w:tcW w:w="1239" w:type="dxa"/>
+          </w:tcPr>
+          <w:p>
+            <w:pPr>
+              <w:pStyle w:val="a9"/>
+              <w:ind w:firstLine="0"/>
+            </w:pPr>
+            <w:r>
+              <w:rPr>
+                <w:rFonts w:cs="Times New Roman"/>
+                <w:i/>
+                <w:szCs w:val="28"/>
+              </w:rPr>
+              <w:t>X</w:t>
+            </w:r>
+            <w:r>
+              <w:rPr>
+                <w:rFonts w:cs="Times New Roman"/>
+                <w:szCs w:val="28"/>
+                <w:vertAlign w:val="subscript"/>
+                <w:lang w:val="en-US"/>
+              </w:rPr>
+              <w:t>4</w:t>
+            </w:r>
+          </w:p>
+        </w:tc>
+        <w:tc>
+          <w:tcPr>
+            <w:tcW w:w="1239" w:type="dxa"/>
+          </w:tcPr>
+          <w:p>
+            <w:pPr>
+              <w:pStyle w:val="a9"/>
+              <w:ind w:firstLine="0"/>
+            </w:pPr>
+            <w:r>
+              <w:t>0</w:t>
+            </w:r>
+          </w:p>
+        </w:tc>
+        <w:tc>
+          <w:tcPr>
+            <w:tcW w:w="1239" w:type="dxa"/>
+          </w:tcPr>
+          <w:p>
+            <w:pPr>
+              <w:pStyle w:val="a9"/>
+              <w:ind w:firstLine="0"/>
+            </w:pPr>
+            <w:r>
+              <w:t>0</w:t>
+            </w:r>
+          </w:p>
+        </w:tc>
+        <w:tc>
+          <w:tcPr>
+            <w:tcW w:w="1239" w:type="dxa"/>
+          </w:tcPr>
+          <w:p>
+            <w:pPr>
+              <w:pStyle w:val="a9"/>
+              <w:ind w:firstLine="0"/>
+              <w:rPr>
+                <w:lang w:val="en-US"/>
+              </w:rPr>
+            </w:pPr>
+            <m:oMathPara>
+              <m:oMath>
+                <m:r>
+                  <w:rPr>
+                    <w:rFonts w:ascii="Cambria Math" w:hAnsi="Cambria Math"/>
+                    <w:lang w:val="en-US"/>
+                  </w:rPr>
+                  <m:t>-</m:t>
+                </m:r>
+                <m:f>
+                  <m:fPr>
+                    <m:ctrlPr>
+                      <w:rPr>
+                        <w:rFonts w:ascii="Cambria Math" w:hAnsi="Cambria Math"/>
+                        <w:i/>
+                        <w:lang w:val="en-US"/>
+                      </w:rPr>
+                    </m:ctrlPr>
+                  </m:fPr>
+                  <m:num>
+                    <m:r>
+                      <w:rPr>
+                        <w:rFonts w:ascii="Cambria Math" w:hAnsi="Cambria Math"/>
+                        <w:lang w:val="en-US"/>
+                      </w:rPr>
+                      <m:t>6</m:t>
+                    </m:r>
+                  </m:num>
+                  <m:den>
+                    <m:r>
+                      <w:rPr>
+                        <w:rFonts w:ascii="Cambria Math" w:hAnsi="Cambria Math"/>
+                        <w:lang w:val="en-US"/>
+                      </w:rPr>
+                      <m:t>7</m:t>
+                    </m:r>
+                  </m:den>
+                </m:f>
+              </m:oMath>
+            </m:oMathPara>
+          </w:p>
+        </w:tc>
+        <w:tc>
+          <w:tcPr>
+            <w:tcW w:w="1239" w:type="dxa"/>
+          </w:tcPr>
+          <w:p>
+            <w:pPr>
+              <w:pStyle w:val="a9"/>
+              <w:ind w:firstLine="0"/>
+            </w:pPr>
+            <w:r>
+              <w:t>1</w:t>
+            </w:r>
+          </w:p>
+        </w:tc>
+        <w:tc>
+          <w:tcPr>
+            <w:tcW w:w="1239" w:type="dxa"/>
+          </w:tcPr>
+          <w:p>
+            <w:pPr>
+              <w:pStyle w:val="a9"/>
+              <w:ind w:firstLine="0"/>
+              <w:rPr>
+                <w:lang w:val="en-US"/>
+              </w:rPr>
+            </w:pPr>
+            <m:oMathPara>
+              <m:oMath>
+                <m:r>
+                  <w:rPr>
+                    <w:rFonts w:ascii="Cambria Math" w:eastAsiaTheme="minorEastAsia" w:hAnsi="Cambria Math"/>
+                    <w:lang w:val="en-US"/>
+                  </w:rPr>
+                  <m:t>-</m:t>
+                </m:r>
+                <m:f>
+                  <m:fPr>
+                    <m:ctrlPr>
+                      <w:rPr>
+                        <w:rFonts w:ascii="Cambria Math" w:eastAsiaTheme="minorEastAsia" w:hAnsi="Cambria Math"/>
+                        <w:i/>
+                        <w:lang w:val="en-US"/>
+                      </w:rPr>
+                    </m:ctrlPr>
+                  </m:fPr>
+                  <m:num>
+                    <m:r>
+                      <w:rPr>
+                        <w:rFonts w:ascii="Cambria Math" w:eastAsiaTheme="minorEastAsia" w:hAnsi="Cambria Math"/>
+                        <w:lang w:val="en-US"/>
+                      </w:rPr>
+                      <m:t>16</m:t>
+                    </m:r>
+                  </m:num>
+                  <m:den>
+                    <m:r>
+                      <w:rPr>
+                        <w:rFonts w:ascii="Cambria Math" w:eastAsiaTheme="minorEastAsia" w:hAnsi="Cambria Math"/>
+                        <w:lang w:val="en-US"/>
+                      </w:rPr>
+                      <m:t>7</m:t>
+                    </m:r>
+                  </m:den>
+                </m:f>
+              </m:oMath>
+            </m:oMathPara>
+          </w:p>
+        </w:tc>
+        <w:tc>
+          <w:tcPr>
+            <w:tcW w:w="1239" w:type="dxa"/>
+          </w:tcPr>
+          <w:p>
+            <w:pPr>
+              <w:pStyle w:val="a9"/>
+              <w:ind w:firstLine="0"/>
+            </w:pPr>
+            <w:r>
+              <w:t>0</w:t>
+            </w:r>
+          </w:p>
+        </w:tc>
+        <w:tc>
+          <w:tcPr>
+            <w:tcW w:w="1239" w:type="dxa"/>
+          </w:tcPr>
+          <w:p>
+            <w:pPr>
+              <w:pStyle w:val="a9"/>
+              <w:ind w:firstLine="0"/>
+            </w:pPr>
+            <w:r>
+              <w:t>2</w:t>
+            </w:r>
+          </w:p>
+        </w:tc>
+      </w:tr>
+      <w:tr>
+        <w:tc>
+          <w:tcPr>
+            <w:tcW w:w="1239" w:type="dxa"/>
+          </w:tcPr>
+          <w:p>
+            <w:pPr>
+              <w:pStyle w:val="a9"/>
+              <w:ind w:firstLine="0"/>
+            </w:pPr>
+            <w:r>
+              <w:rPr>
+                <w:rFonts w:cs="Times New Roman"/>
+                <w:i/>
+                <w:szCs w:val="28"/>
+              </w:rPr>
+              <w:t>X</w:t>
+            </w:r>
+            <w:r>
+              <w:rPr>
+                <w:rFonts w:cs="Times New Roman"/>
+                <w:szCs w:val="28"/>
+                <w:vertAlign w:val="subscript"/>
+              </w:rPr>
+              <w:t>2</w:t>
+            </w:r>
+          </w:p>
+        </w:tc>
+        <w:tc>
+          <w:tcPr>
+            <w:tcW w:w="1239" w:type="dxa"/>
+          </w:tcPr>
+          <w:p>
+            <w:pPr>
+              <w:pStyle w:val="a9"/>
+              <w:ind w:firstLine="0"/>
+            </w:pPr>
+            <w:r>
+              <w:t>0</w:t>
+            </w:r>
+          </w:p>
+        </w:tc>
+        <w:tc>
+          <w:tcPr>
+            <w:tcW w:w="1239" w:type="dxa"/>
+          </w:tcPr>
+          <w:p>
+            <w:pPr>
+              <w:pStyle w:val="a9"/>
+              <w:ind w:firstLine="0"/>
+            </w:pPr>
+            <w:r>
+              <w:t>1</w:t>
+            </w:r>
+          </w:p>
+        </w:tc>
+        <w:tc>
+          <w:tcPr>
+            <w:tcW w:w="1239" w:type="dxa"/>
+          </w:tcPr>
+          <w:p>
+            <w:pPr>
+              <w:pStyle w:val="a9"/>
+              <w:ind w:firstLine="0"/>
+              <w:rPr>
+                <w:lang w:val="en-US"/>
+              </w:rPr>
+            </w:pPr>
+            <m:oMathPara>
+              <m:oMath>
+                <m:f>
+                  <m:fPr>
+                    <m:ctrlPr>
+                      <w:rPr>
+                        <w:rFonts w:ascii="Cambria Math" w:hAnsi="Cambria Math"/>
+                        <w:i/>
+                        <w:lang w:val="en-US"/>
+                      </w:rPr>
+                    </m:ctrlPr>
+                  </m:fPr>
+                  <m:num>
+                    <m:r>
+                      <w:rPr>
+                        <w:rFonts w:ascii="Cambria Math" w:hAnsi="Cambria Math"/>
+                        <w:lang w:val="en-US"/>
+                      </w:rPr>
+                      <m:t>1</m:t>
+                    </m:r>
+                  </m:num>
+                  <m:den>
+                    <m:r>
+                      <w:rPr>
+                        <w:rFonts w:ascii="Cambria Math" w:hAnsi="Cambria Math"/>
+                        <w:lang w:val="en-US"/>
+                      </w:rPr>
+                      <m:t>7</m:t>
+                    </m:r>
+                  </m:den>
+                </m:f>
+              </m:oMath>
+            </m:oMathPara>
+          </w:p>
+        </w:tc>
+        <w:tc>
+          <w:tcPr>
+            <w:tcW w:w="1239" w:type="dxa"/>
+          </w:tcPr>
+          <w:p>
+            <w:pPr>
+              <w:pStyle w:val="a9"/>
+              <w:ind w:firstLine="0"/>
+            </w:pPr>
+            <w:r>
+              <w:t>0</w:t>
+            </w:r>
+          </w:p>
+        </w:tc>
+        <w:tc>
+          <w:tcPr>
+            <w:tcW w:w="1239" w:type="dxa"/>
+          </w:tcPr>
+          <w:p>
+            <w:pPr>
+              <w:pStyle w:val="a9"/>
+              <w:ind w:firstLine="0"/>
+              <w:rPr>
+                <w:lang w:val="en-US"/>
+              </w:rPr>
+            </w:pPr>
+            <m:oMathPara>
+              <m:oMath>
+                <m:f>
+                  <m:fPr>
+                    <m:ctrlPr>
+                      <w:rPr>
+                        <w:rFonts w:ascii="Cambria Math" w:hAnsi="Cambria Math"/>
+                        <w:i/>
+                        <w:lang w:val="en-US"/>
+                      </w:rPr>
+                    </m:ctrlPr>
+                  </m:fPr>
+                  <m:num>
+                    <m:r>
+                      <w:rPr>
+                        <w:rFonts w:ascii="Cambria Math" w:hAnsi="Cambria Math"/>
+                        <w:lang w:val="en-US"/>
+                      </w:rPr>
+                      <m:t>5</m:t>
+                    </m:r>
+                  </m:num>
+                  <m:den>
+                    <m:r>
+                      <w:rPr>
+                        <w:rFonts w:ascii="Cambria Math" w:hAnsi="Cambria Math"/>
+                        <w:lang w:val="en-US"/>
+                      </w:rPr>
+                      <m:t>7</m:t>
+                    </m:r>
+                  </m:den>
+                </m:f>
+              </m:oMath>
+            </m:oMathPara>
+          </w:p>
+        </w:tc>
+        <w:tc>
+          <w:tcPr>
+            <w:tcW w:w="1239" w:type="dxa"/>
+          </w:tcPr>
+          <w:p>
+            <w:pPr>
+              <w:pStyle w:val="a9"/>
+              <w:ind w:firstLine="0"/>
+            </w:pPr>
+            <w:r>
+              <w:t>0</w:t>
+            </w:r>
+          </w:p>
+        </w:tc>
+        <w:tc>
+          <w:tcPr>
+            <w:tcW w:w="1239" w:type="dxa"/>
+          </w:tcPr>
+          <w:p>
+            <w:pPr>
+              <w:pStyle w:val="a9"/>
+              <w:ind w:firstLine="0"/>
+            </w:pPr>
+            <w:r>
+              <w:t>2</w:t>
+            </w:r>
+          </w:p>
+        </w:tc>
+      </w:tr>
+      <w:tr>
+        <w:tc>
+          <w:tcPr>
+            <w:tcW w:w="1239" w:type="dxa"/>
+          </w:tcPr>
+          <w:p>
+            <w:pPr>
+              <w:pStyle w:val="a9"/>
+              <w:ind w:firstLine="0"/>
+            </w:pPr>
+            <w:r>
+              <w:rPr>
+                <w:rFonts w:cs="Times New Roman"/>
+                <w:i/>
+                <w:szCs w:val="28"/>
+              </w:rPr>
+              <w:t>X</w:t>
+            </w:r>
+            <w:r>
+              <w:rPr>
+                <w:rFonts w:cs="Times New Roman"/>
+                <w:szCs w:val="28"/>
+                <w:vertAlign w:val="subscript"/>
+              </w:rPr>
+              <w:t>6</w:t>
+            </w:r>
+          </w:p>
+        </w:tc>
+        <w:tc>
+          <w:tcPr>
+            <w:tcW w:w="1239" w:type="dxa"/>
+          </w:tcPr>
+          <w:p>
+            <w:pPr>
+              <w:pStyle w:val="a9"/>
+              <w:ind w:firstLine="0"/>
+            </w:pPr>
+            <w:r>
+              <w:t>0</w:t>
+            </w:r>
+          </w:p>
+        </w:tc>
+        <w:tc>
+          <w:tcPr>
+            <w:tcW w:w="1239" w:type="dxa"/>
+          </w:tcPr>
+          <w:p>
+            <w:pPr>
+              <w:pStyle w:val="a9"/>
+              <w:ind w:firstLine="0"/>
+            </w:pPr>
+            <w:r>
+              <w:t>0</w:t>
+            </w:r>
+          </w:p>
+        </w:tc>
+        <w:tc>
+          <w:tcPr>
+            <w:tcW w:w="1239" w:type="dxa"/>
+          </w:tcPr>
+          <w:p>
+            <w:pPr>
+              <w:pStyle w:val="a9"/>
+              <w:ind w:firstLine="0"/>
+              <w:rPr>
+                <w:lang w:val="en-US"/>
+              </w:rPr>
+            </w:pPr>
+            <m:oMathPara>
+              <m:oMath>
+                <m:r>
+                  <w:rPr>
+                    <w:rFonts w:ascii="Cambria Math" w:hAnsi="Cambria Math"/>
+                    <w:lang w:val="en-US"/>
+                  </w:rPr>
+                  <m:t>-</m:t>
+                </m:r>
+                <m:f>
+                  <m:fPr>
+                    <m:ctrlPr>
+                      <w:rPr>
+                        <w:rFonts w:ascii="Cambria Math" w:hAnsi="Cambria Math"/>
+                        <w:i/>
+                        <w:lang w:val="en-US"/>
+                      </w:rPr>
+                    </m:ctrlPr>
+                  </m:fPr>
+                  <m:num>
+                    <m:r>
+                      <w:rPr>
+                        <w:rFonts w:ascii="Cambria Math" w:hAnsi="Cambria Math"/>
+                        <w:lang w:val="en-US"/>
+                      </w:rPr>
+                      <m:t>1</m:t>
+                    </m:r>
+                  </m:num>
+                  <m:den>
+                    <m:r>
+                      <w:rPr>
+                        <w:rFonts w:ascii="Cambria Math" w:hAnsi="Cambria Math"/>
+                        <w:lang w:val="en-US"/>
+                      </w:rPr>
+                      <m:t>7</m:t>
+                    </m:r>
+                  </m:den>
+                </m:f>
+              </m:oMath>
+            </m:oMathPara>
+          </w:p>
+        </w:tc>
+        <w:tc>
+          <w:tcPr>
+            <w:tcW w:w="1239" w:type="dxa"/>
+          </w:tcPr>
+          <w:p>
+            <w:pPr>
+              <w:pStyle w:val="a9"/>
+              <w:ind w:firstLine="0"/>
+            </w:pPr>
+            <w:r>
+              <w:t>0</w:t>
+            </w:r>
+          </w:p>
+        </w:tc>
+        <w:tc>
+          <w:tcPr>
+            <w:tcW w:w="1239" w:type="dxa"/>
+          </w:tcPr>
+          <w:p>
+            <w:pPr>
+              <w:pStyle w:val="a9"/>
+              <w:ind w:firstLine="0"/>
+              <w:rPr>
+                <w:lang w:val="en-US"/>
+              </w:rPr>
+            </w:pPr>
+            <m:oMathPara>
+              <m:oMath>
+                <m:f>
+                  <m:fPr>
+                    <m:ctrlPr>
+                      <w:rPr>
+                        <w:rFonts w:ascii="Cambria Math" w:hAnsi="Cambria Math"/>
+                        <w:i/>
+                        <w:lang w:val="en-US"/>
+                      </w:rPr>
+                    </m:ctrlPr>
+                  </m:fPr>
+                  <m:num>
+                    <m:r>
+                      <w:rPr>
+                        <w:rFonts w:ascii="Cambria Math" w:hAnsi="Cambria Math"/>
+                        <w:lang w:val="en-US"/>
+                      </w:rPr>
+                      <m:t>2</m:t>
+                    </m:r>
+                  </m:num>
+                  <m:den>
+                    <m:r>
+                      <w:rPr>
+                        <w:rFonts w:ascii="Cambria Math" w:hAnsi="Cambria Math"/>
+                        <w:lang w:val="en-US"/>
+                      </w:rPr>
+                      <m:t>7</m:t>
+                    </m:r>
+                  </m:den>
+                </m:f>
+              </m:oMath>
+            </m:oMathPara>
+          </w:p>
+        </w:tc>
+        <w:tc>
+          <w:tcPr>
+            <w:tcW w:w="1239" w:type="dxa"/>
+          </w:tcPr>
+          <w:p>
+            <w:pPr>
+              <w:pStyle w:val="a9"/>
+              <w:ind w:firstLine="0"/>
+            </w:pPr>
+            <w:r>
+              <w:t>1</w:t>
+            </w:r>
+          </w:p>
+        </w:tc>
+        <w:tc>
+          <w:tcPr>
+            <w:tcW w:w="1239" w:type="dxa"/>
+          </w:tcPr>
+          <w:p>
+            <w:pPr>
+              <w:pStyle w:val="a9"/>
+              <w:ind w:firstLine="0"/>
+            </w:pPr>
+            <w:r>
+              <w:t>2</w:t>
+            </w:r>
+          </w:p>
+        </w:tc>
+      </w:tr>
+      <w:tr>
+        <w:tc>
+          <w:tcPr>
+            <w:tcW w:w="1239" w:type="dxa"/>
+          </w:tcPr>
+          <w:p>
+            <w:pPr>
+              <w:pStyle w:val="a9"/>
+              <w:ind w:firstLine="0"/>
+              <w:rPr>
+                <w:rFonts w:cs="Times New Roman"/>
+                <w:i/>
+                <w:szCs w:val="28"/>
+                <w:lang w:val="en-US"/>
+              </w:rPr>
+            </w:pPr>
+            <w:r>
+              <w:rPr>
+                <w:rFonts w:cs="Times New Roman"/>
+                <w:i/>
+                <w:szCs w:val="28"/>
+                <w:lang w:val="en-US"/>
+              </w:rPr>
+              <w:t>F</w:t>
+            </w:r>
+          </w:p>
+        </w:tc>
+        <w:tc>
+          <w:tcPr>
+            <w:tcW w:w="1239" w:type="dxa"/>
+          </w:tcPr>
+          <w:p>
+            <w:pPr>
+              <w:pStyle w:val="a9"/>
+              <w:ind w:firstLine="0"/>
+            </w:pPr>
+            <w:r>
+              <w:t>0</w:t>
+            </w:r>
+          </w:p>
+        </w:tc>
+        <w:tc>
+          <w:tcPr>
+            <w:tcW w:w="1239" w:type="dxa"/>
+          </w:tcPr>
+          <w:p>
+            <w:pPr>
+              <w:pStyle w:val="a9"/>
+              <w:ind w:firstLine="0"/>
+            </w:pPr>
+            <w:r>
+              <w:t>0</w:t>
+            </w:r>
+          </w:p>
+        </w:tc>
+        <w:tc>
+          <w:tcPr>
+            <w:tcW w:w="1239" w:type="dxa"/>
+          </w:tcPr>
+          <w:p>
+            <w:pPr>
+              <w:pStyle w:val="a9"/>
+              <w:ind w:firstLine="0"/>
+            </w:pPr>
+            <w:r>
+              <w:t>1000</w:t>
+            </w:r>
+          </w:p>
+        </w:tc>
+        <w:tc>
+          <w:tcPr>
+            <w:tcW w:w="1239" w:type="dxa"/>
+          </w:tcPr>
+          <w:p>
+            <w:pPr>
+              <w:pStyle w:val="a9"/>
+              <w:ind w:firstLine="0"/>
+            </w:pPr>
+            <w:r>
+              <w:t>0</w:t>
+            </w:r>
+          </w:p>
+        </w:tc>
+        <w:tc>
+          <w:tcPr>
+            <w:tcW w:w="1239" w:type="dxa"/>
+          </w:tcPr>
+          <w:p>
+            <w:pPr>
+              <w:pStyle w:val="a9"/>
+              <w:ind w:firstLine="0"/>
+            </w:pPr>
+            <w:r>
+              <w:t>2000</w:t>
+            </w:r>
+          </w:p>
+        </w:tc>
+        <w:tc>
+          <w:tcPr>
+            <w:tcW w:w="1239" w:type="dxa"/>
+          </w:tcPr>
+          <w:p>
+            <w:pPr>
+              <w:pStyle w:val="a9"/>
+              <w:ind w:firstLine="0"/>
+            </w:pPr>
+            <w:r>
+              <w:t>0</w:t>
+            </w:r>
+          </w:p>
+        </w:tc>
+        <w:tc>
+          <w:tcPr>
+            <w:tcW w:w="1239" w:type="dxa"/>
+          </w:tcPr>
+          <w:p>
+            <w:pPr>
+              <w:pStyle w:val="a9"/>
+              <w:ind w:firstLine="0"/>
+            </w:pPr>
+            <w:r>
+              <w:t>11000</w:t>
+            </w:r>
+          </w:p>
+        </w:tc>
+      </w:tr>
+    </w:tbl>
+    <w:p>
+      <w:pPr>
+        <w:pStyle w:val="af4"/>
+      </w:pPr>
+      <w:r>
+        <w:t>Таблица 4. Итерация 2 симплекс-таблицы</w:t>
+      </w:r>
+    </w:p>
+    <w:p>
+      <w:pPr>
+        <w:pStyle w:val="a9"/>
+        <w:rPr>
+          <w:rStyle w:val="af"/>
+        </w:rPr>
+      </w:pPr>
+      <w:r>
+        <w:rPr>
+          <w:rStyle w:val="af"/>
+        </w:rPr>
+        <w:t>Отрицательных коэффициентов нет, следовательно план оптимален.</w:t>
+      </w:r>
+      <w:r>
+        <w:rPr>
+          <w:rStyle w:val="af"/>
+        </w:rPr>
+        <w:t xml:space="preserve"> Ограничения соблюдены.</w:t>
+      </w:r>
+    </w:p>
+    <w:p>
+      <w:pPr>
+        <w:pStyle w:val="a9"/>
+      </w:pPr>
+      <w:r>
+        <w:rPr>
+          <w:rStyle w:val="af"/>
+        </w:rPr>
+        <w:lastRenderedPageBreak/>
+        <w:t>Оптимальное решение:</w:t>
+      </w:r>
       <w:r>
         <w:rPr>
           <w:noProof/>
         </w:rPr>
         <w:drawing>
-          <wp:inline distT="0" distB="0" distL="0" distR="0" wp14:anchorId="5D64BFA1" wp14:editId="4F160D62">
-            <wp:extent cx="6300470" cy="5836920"/>
+          <wp:anchor distT="0" distB="0" distL="114300" distR="114300" simplePos="0" relativeHeight="251663360" behindDoc="0" locked="0" layoutInCell="1" allowOverlap="1" wp14:anchorId="1B28B831" wp14:editId="042EE2FB">
+            <wp:simplePos x="0" y="0"/>
+            <wp:positionH relativeFrom="column">
+              <wp:posOffset>0</wp:posOffset>
+            </wp:positionH>
+            <wp:positionV relativeFrom="paragraph">
+              <wp:posOffset>301625</wp:posOffset>
+            </wp:positionV>
+            <wp:extent cx="6300470" cy="1986915"/>
             <wp:effectExtent l="0" t="0" r="5080" b="0"/>
-            <wp:docPr id="158579334" name="Рисунок 1"/>
+            <wp:wrapTopAndBottom/>
+            <wp:docPr id="2081038657" name="Рисунок 1"/>
             <wp:cNvGraphicFramePr>
               <a:graphicFrameLocks xmlns:a="http://schemas.openxmlformats.org/drawingml/2006/main" noChangeAspect="1"/>
             </wp:cNvGraphicFramePr>
@@ -3378,7 +6768,7 @@
               <a:graphicData uri="http://schemas.openxmlformats.org/drawingml/2006/picture">
                 <pic:pic xmlns:pic="http://schemas.openxmlformats.org/drawingml/2006/picture">
                   <pic:nvPicPr>
-                    <pic:cNvPr id="158579334" name=""/>
+                    <pic:cNvPr id="2081038657" name=""/>
                     <pic:cNvPicPr/>
                   </pic:nvPicPr>
                   <pic:blipFill>
@@ -3390,7 +6780,7 @@
                   <pic:spPr>
                     <a:xfrm>
                       <a:off x="0" y="0"/>
-                      <a:ext cx="6300470" cy="5836920"/>
+                      <a:ext cx="6300470" cy="1986915"/>
                     </a:xfrm>
                     <a:prstGeom prst="rect">
                       <a:avLst/>
@@ -3399,840 +6789,33 @@
                 </pic:pic>
               </a:graphicData>
             </a:graphic>
-          </wp:inline>
+          </wp:anchor>
         </w:drawing>
       </w:r>
     </w:p>
     <w:p>
       <w:pPr>
-        <w:spacing w:line="360" w:lineRule="auto"/>
-        <w:ind w:firstLine="454"/>
-        <w:jc w:val="center"/>
-        <w:rPr>
-          <w:rFonts w:ascii="Times New Roman" w:hAnsi="Times New Roman" w:cs="Times New Roman"/>
-          <w:sz w:val="28"/>
-          <w:szCs w:val="28"/>
-        </w:rPr>
-      </w:pPr>
-      <w:r>
-        <w:rPr>
-          <w:rFonts w:ascii="Times New Roman" w:hAnsi="Times New Roman" w:cs="Times New Roman"/>
-          <w:sz w:val="28"/>
-          <w:szCs w:val="28"/>
-        </w:rPr>
-        <w:t>Рисунок 2 – Ввод данных в окне «Поиск решения»</w:t>
-      </w:r>
-    </w:p>
-    <w:p>
-      <w:pPr>
-        <w:spacing w:line="360" w:lineRule="auto"/>
-        <w:ind w:firstLine="454"/>
-        <w:jc w:val="both"/>
-        <w:rPr>
-          <w:rFonts w:ascii="Times New Roman" w:hAnsi="Times New Roman" w:cs="Times New Roman"/>
-          <w:sz w:val="28"/>
-          <w:szCs w:val="28"/>
-        </w:rPr>
-      </w:pPr>
-      <w:r>
-        <w:rPr>
-          <w:rFonts w:ascii="Times New Roman" w:hAnsi="Times New Roman" w:cs="Times New Roman"/>
-          <w:sz w:val="28"/>
-          <w:szCs w:val="28"/>
-        </w:rPr>
+        <w:pStyle w:val="af1"/>
+      </w:pPr>
+      <w:r>
+        <w:t>Рисунок 2. Оптимальное решение</w:t>
+      </w:r>
+    </w:p>
+    <w:p>
+      <w:pPr>
+        <w:pStyle w:val="af1"/>
+      </w:pPr>
+    </w:p>
+    <w:p>
+      <w:pPr>
+        <w:pStyle w:val="a8"/>
+      </w:pPr>
+      <w:r>
+        <w:br w:type="column"/>
+      </w:r>
+      <w:r>
         <w:lastRenderedPageBreak/>
-        <w:t xml:space="preserve">2. В поле Установить целевую ячейку вводится </w:t>
-      </w:r>
-      <w:hyperlink r:id="rId11" w:history="1">
-        <w:r>
-          <w:rPr>
-            <w:rFonts w:ascii="Times New Roman" w:hAnsi="Times New Roman" w:cs="Times New Roman"/>
-            <w:sz w:val="28"/>
-            <w:szCs w:val="28"/>
-          </w:rPr>
-          <w:t>ссылка на ячейку</w:t>
-        </w:r>
-      </w:hyperlink>
-      <w:r>
-        <w:rPr>
-          <w:rFonts w:ascii="Times New Roman" w:hAnsi="Times New Roman" w:cs="Times New Roman"/>
-          <w:sz w:val="28"/>
-          <w:szCs w:val="28"/>
-        </w:rPr>
-        <w:t xml:space="preserve">, в которой находится формула целевой функции. Чтобы результат целевой ячейки был максимальным, переключатель в группе Равной устанавливается в положение Равной: максимальному значению. </w:t>
-      </w:r>
-    </w:p>
-    <w:p>
-      <w:pPr>
-        <w:spacing w:line="360" w:lineRule="auto"/>
-        <w:ind w:firstLine="454"/>
-        <w:jc w:val="both"/>
-        <w:rPr>
-          <w:rFonts w:ascii="Times New Roman" w:hAnsi="Times New Roman" w:cs="Times New Roman"/>
-          <w:sz w:val="28"/>
-          <w:szCs w:val="28"/>
-        </w:rPr>
-      </w:pPr>
-      <w:r>
-        <w:rPr>
-          <w:rFonts w:ascii="Times New Roman" w:hAnsi="Times New Roman" w:cs="Times New Roman"/>
-          <w:sz w:val="28"/>
-          <w:szCs w:val="28"/>
-        </w:rPr>
-        <w:t xml:space="preserve">3. В поле Изменяя ячейки указываются ссылки на изменяемые ячейки, в которых находятся переменные величины. </w:t>
-      </w:r>
-    </w:p>
-    <w:p>
-      <w:pPr>
-        <w:spacing w:line="360" w:lineRule="auto"/>
-        <w:ind w:firstLine="454"/>
-        <w:jc w:val="both"/>
-        <w:rPr>
-          <w:rFonts w:ascii="Times New Roman" w:hAnsi="Times New Roman" w:cs="Times New Roman"/>
-          <w:sz w:val="28"/>
-          <w:szCs w:val="28"/>
-        </w:rPr>
-      </w:pPr>
-      <w:r>
-        <w:rPr>
-          <w:rFonts w:ascii="Times New Roman" w:hAnsi="Times New Roman" w:cs="Times New Roman"/>
-          <w:sz w:val="28"/>
-          <w:szCs w:val="28"/>
-        </w:rPr>
-        <w:t xml:space="preserve">4. В поле Ограничения вводятся </w:t>
-      </w:r>
-      <w:hyperlink r:id="rId12" w:history="1">
-        <w:r>
-          <w:rPr>
-            <w:rFonts w:ascii="Times New Roman" w:hAnsi="Times New Roman" w:cs="Times New Roman"/>
-            <w:sz w:val="28"/>
-            <w:szCs w:val="28"/>
-          </w:rPr>
-          <w:t>ограничения</w:t>
-        </w:r>
-      </w:hyperlink>
-      <w:r>
-        <w:rPr>
-          <w:rFonts w:ascii="Times New Roman" w:hAnsi="Times New Roman" w:cs="Times New Roman"/>
-          <w:sz w:val="28"/>
-          <w:szCs w:val="28"/>
-        </w:rPr>
-        <w:t xml:space="preserve">, которые требуется применить. </w:t>
-      </w:r>
-    </w:p>
-    <w:p>
-      <w:pPr>
-        <w:spacing w:line="360" w:lineRule="auto"/>
-        <w:ind w:firstLine="454"/>
-        <w:jc w:val="both"/>
-        <w:rPr>
-          <w:rFonts w:ascii="Times New Roman" w:hAnsi="Times New Roman" w:cs="Times New Roman"/>
-          <w:sz w:val="28"/>
-          <w:szCs w:val="28"/>
-        </w:rPr>
-      </w:pPr>
-    </w:p>
-    <w:p>
-      <w:pPr>
-        <w:spacing w:line="360" w:lineRule="auto"/>
-        <w:jc w:val="center"/>
-        <w:rPr>
-          <w:rFonts w:ascii="Times New Roman" w:hAnsi="Times New Roman" w:cs="Times New Roman"/>
-          <w:sz w:val="28"/>
-          <w:szCs w:val="28"/>
-          <w:lang w:val="en-US"/>
-        </w:rPr>
-      </w:pPr>
-      <w:r>
-        <w:rPr>
-          <w:rFonts w:ascii="Times New Roman" w:hAnsi="Times New Roman" w:cs="Times New Roman"/>
-          <w:noProof/>
-          <w:sz w:val="28"/>
-          <w:szCs w:val="28"/>
-        </w:rPr>
-        <w:drawing>
-          <wp:inline distT="0" distB="0" distL="0" distR="0" wp14:anchorId="5DD754E6" wp14:editId="28E0D519">
-            <wp:extent cx="5029200" cy="1612900"/>
-            <wp:effectExtent l="0" t="0" r="0" b="0"/>
-            <wp:docPr id="2" name="Рисунок 2"/>
-            <wp:cNvGraphicFramePr>
-              <a:graphicFrameLocks xmlns:a="http://schemas.openxmlformats.org/drawingml/2006/main" noChangeAspect="1"/>
-            </wp:cNvGraphicFramePr>
-            <a:graphic xmlns:a="http://schemas.openxmlformats.org/drawingml/2006/main">
-              <a:graphicData uri="http://schemas.openxmlformats.org/drawingml/2006/picture">
-                <pic:pic xmlns:pic="http://schemas.openxmlformats.org/drawingml/2006/picture">
-                  <pic:nvPicPr>
-                    <pic:cNvPr id="2" name="Рисунок 2"/>
-                    <pic:cNvPicPr/>
-                  </pic:nvPicPr>
-                  <pic:blipFill>
-                    <a:blip r:embed="rId13">
-                      <a:extLst>
-                        <a:ext uri="{28A0092B-C50C-407E-A947-70E740481C1C}">
-                          <a14:useLocalDpi xmlns:a14="http://schemas.microsoft.com/office/drawing/2010/main" val="0"/>
-                        </a:ext>
-                      </a:extLst>
-                    </a:blip>
-                    <a:stretch>
-                      <a:fillRect/>
-                    </a:stretch>
-                  </pic:blipFill>
-                  <pic:spPr>
-                    <a:xfrm>
-                      <a:off x="0" y="0"/>
-                      <a:ext cx="5029200" cy="1612900"/>
-                    </a:xfrm>
-                    <a:prstGeom prst="rect">
-                      <a:avLst/>
-                    </a:prstGeom>
-                  </pic:spPr>
-                </pic:pic>
-              </a:graphicData>
-            </a:graphic>
-          </wp:inline>
-        </w:drawing>
-      </w:r>
-    </w:p>
-    <w:p>
-      <w:pPr>
-        <w:spacing w:line="360" w:lineRule="auto"/>
-        <w:jc w:val="center"/>
-        <w:rPr>
-          <w:rFonts w:ascii="Times New Roman" w:hAnsi="Times New Roman" w:cs="Times New Roman"/>
-          <w:sz w:val="28"/>
-          <w:szCs w:val="28"/>
-        </w:rPr>
-      </w:pPr>
-      <w:r>
-        <w:rPr>
-          <w:rFonts w:ascii="Times New Roman" w:hAnsi="Times New Roman" w:cs="Times New Roman"/>
-          <w:sz w:val="28"/>
-          <w:szCs w:val="28"/>
-        </w:rPr>
-        <w:t>Рисунок 3 – Окно «Добавление ограничения»</w:t>
-      </w:r>
-    </w:p>
-    <w:p>
-      <w:pPr>
-        <w:spacing w:line="360" w:lineRule="auto"/>
-        <w:ind w:firstLine="454"/>
-        <w:jc w:val="both"/>
-        <w:rPr>
-          <w:rFonts w:ascii="Times New Roman" w:hAnsi="Times New Roman" w:cs="Times New Roman"/>
-          <w:sz w:val="28"/>
-          <w:szCs w:val="28"/>
-        </w:rPr>
-      </w:pPr>
-    </w:p>
-    <w:p>
-      <w:pPr>
-        <w:spacing w:line="360" w:lineRule="auto"/>
-        <w:ind w:firstLine="454"/>
-        <w:jc w:val="both"/>
-        <w:rPr>
-          <w:rFonts w:ascii="Times New Roman" w:hAnsi="Times New Roman" w:cs="Times New Roman"/>
-          <w:sz w:val="28"/>
-          <w:szCs w:val="28"/>
-        </w:rPr>
-      </w:pPr>
-      <w:r>
-        <w:rPr>
-          <w:rFonts w:ascii="Times New Roman" w:hAnsi="Times New Roman" w:cs="Times New Roman"/>
-          <w:sz w:val="28"/>
-          <w:szCs w:val="28"/>
-        </w:rPr>
-        <w:t xml:space="preserve">В поле Ссылка на ячейку (см. рис. 3) указывается </w:t>
-      </w:r>
-      <w:hyperlink r:id="rId14" w:history="1">
-        <w:r>
-          <w:rPr>
-            <w:rFonts w:ascii="Times New Roman" w:hAnsi="Times New Roman" w:cs="Times New Roman"/>
-            <w:sz w:val="28"/>
-            <w:szCs w:val="28"/>
-          </w:rPr>
-          <w:t>ссылка на ячейку </w:t>
-        </w:r>
-      </w:hyperlink>
-      <w:r>
-        <w:rPr>
-          <w:rFonts w:ascii="Times New Roman" w:hAnsi="Times New Roman" w:cs="Times New Roman"/>
-          <w:sz w:val="28"/>
-          <w:szCs w:val="28"/>
-        </w:rPr>
-        <w:t xml:space="preserve">или </w:t>
-      </w:r>
-      <w:hyperlink r:id="rId15" w:history="1">
-        <w:r>
-          <w:rPr>
-            <w:rFonts w:ascii="Times New Roman" w:hAnsi="Times New Roman" w:cs="Times New Roman"/>
-            <w:sz w:val="28"/>
-            <w:szCs w:val="28"/>
-          </w:rPr>
-          <w:t>имя</w:t>
-        </w:r>
-      </w:hyperlink>
-      <w:r>
-        <w:rPr>
-          <w:rFonts w:ascii="Times New Roman" w:hAnsi="Times New Roman" w:cs="Times New Roman"/>
-          <w:sz w:val="28"/>
-          <w:szCs w:val="28"/>
-        </w:rPr>
-        <w:t xml:space="preserve"> диапазона ячеек, на значения которых накладываются ограничения. </w:t>
-      </w:r>
-    </w:p>
-    <w:p>
-      <w:pPr>
-        <w:spacing w:line="360" w:lineRule="auto"/>
-        <w:ind w:firstLine="454"/>
-        <w:jc w:val="both"/>
-        <w:rPr>
-          <w:rFonts w:ascii="Times New Roman" w:hAnsi="Times New Roman" w:cs="Times New Roman"/>
-          <w:sz w:val="28"/>
-          <w:szCs w:val="28"/>
-        </w:rPr>
-      </w:pPr>
-      <w:r>
-        <w:rPr>
-          <w:rFonts w:ascii="Times New Roman" w:hAnsi="Times New Roman" w:cs="Times New Roman"/>
-          <w:sz w:val="28"/>
-          <w:szCs w:val="28"/>
-        </w:rPr>
-        <w:t xml:space="preserve">В раскрывающемся списке справа от поля Ссылка на ячейку выбирается условный оператор из списка: &lt;=, =, &gt;=, </w:t>
-      </w:r>
-      <w:proofErr w:type="spellStart"/>
-      <w:r>
-        <w:rPr>
-          <w:rFonts w:ascii="Times New Roman" w:hAnsi="Times New Roman" w:cs="Times New Roman"/>
-          <w:sz w:val="28"/>
-          <w:szCs w:val="28"/>
-        </w:rPr>
-        <w:t>int</w:t>
-      </w:r>
-      <w:proofErr w:type="spellEnd"/>
-      <w:r>
-        <w:rPr>
-          <w:rFonts w:ascii="Times New Roman" w:hAnsi="Times New Roman" w:cs="Times New Roman"/>
-          <w:sz w:val="28"/>
-          <w:szCs w:val="28"/>
-        </w:rPr>
-        <w:t xml:space="preserve"> или </w:t>
-      </w:r>
-      <w:proofErr w:type="spellStart"/>
-      <w:r>
-        <w:rPr>
-          <w:rFonts w:ascii="Times New Roman" w:hAnsi="Times New Roman" w:cs="Times New Roman"/>
-          <w:sz w:val="28"/>
-          <w:szCs w:val="28"/>
-        </w:rPr>
-        <w:t>bin</w:t>
-      </w:r>
-      <w:proofErr w:type="spellEnd"/>
-      <w:r>
-        <w:rPr>
-          <w:rFonts w:ascii="Times New Roman" w:hAnsi="Times New Roman" w:cs="Times New Roman"/>
-          <w:sz w:val="28"/>
-          <w:szCs w:val="28"/>
-        </w:rPr>
-        <w:t>, который должен соответствовать вводимому ограничению (</w:t>
-      </w:r>
-      <w:proofErr w:type="spellStart"/>
-      <w:r>
-        <w:rPr>
-          <w:rFonts w:ascii="Times New Roman" w:hAnsi="Times New Roman" w:cs="Times New Roman"/>
-          <w:sz w:val="28"/>
-          <w:szCs w:val="28"/>
-        </w:rPr>
-        <w:t>int</w:t>
-      </w:r>
-      <w:proofErr w:type="spellEnd"/>
-      <w:r>
-        <w:rPr>
-          <w:rFonts w:ascii="Times New Roman" w:hAnsi="Times New Roman" w:cs="Times New Roman"/>
-          <w:sz w:val="28"/>
-          <w:szCs w:val="28"/>
-        </w:rPr>
-        <w:t xml:space="preserve"> – целое число, </w:t>
-      </w:r>
-      <w:proofErr w:type="spellStart"/>
-      <w:r>
-        <w:rPr>
-          <w:rFonts w:ascii="Times New Roman" w:hAnsi="Times New Roman" w:cs="Times New Roman"/>
-          <w:sz w:val="28"/>
-          <w:szCs w:val="28"/>
-        </w:rPr>
-        <w:t>bin</w:t>
-      </w:r>
-      <w:proofErr w:type="spellEnd"/>
-      <w:r>
-        <w:rPr>
-          <w:rFonts w:ascii="Times New Roman" w:hAnsi="Times New Roman" w:cs="Times New Roman"/>
-          <w:sz w:val="28"/>
-          <w:szCs w:val="28"/>
-        </w:rPr>
-        <w:t xml:space="preserve"> – двоичное число). </w:t>
-      </w:r>
-    </w:p>
-    <w:p>
-      <w:pPr>
-        <w:spacing w:line="360" w:lineRule="auto"/>
-        <w:ind w:firstLine="454"/>
-        <w:jc w:val="both"/>
-        <w:rPr>
-          <w:rFonts w:ascii="Times New Roman" w:hAnsi="Times New Roman" w:cs="Times New Roman"/>
-          <w:sz w:val="28"/>
-          <w:szCs w:val="28"/>
-        </w:rPr>
-      </w:pPr>
-      <w:r>
-        <w:rPr>
-          <w:rFonts w:ascii="Times New Roman" w:hAnsi="Times New Roman" w:cs="Times New Roman"/>
-          <w:sz w:val="28"/>
-          <w:szCs w:val="28"/>
-        </w:rPr>
-        <w:t xml:space="preserve">В поле Ограничение вводится число (ссылка на ячейку, </w:t>
-      </w:r>
-      <w:hyperlink r:id="rId16" w:history="1">
-        <w:r>
-          <w:rPr>
-            <w:rFonts w:ascii="Times New Roman" w:hAnsi="Times New Roman" w:cs="Times New Roman"/>
-            <w:sz w:val="28"/>
-            <w:szCs w:val="28"/>
-          </w:rPr>
-          <w:t>формул</w:t>
-        </w:r>
-      </w:hyperlink>
-      <w:r>
-        <w:rPr>
-          <w:rFonts w:ascii="Times New Roman" w:hAnsi="Times New Roman" w:cs="Times New Roman"/>
-          <w:sz w:val="28"/>
-          <w:szCs w:val="28"/>
-        </w:rPr>
-        <w:t xml:space="preserve">а) соответствующее вводимому ограничению. </w:t>
-      </w:r>
-    </w:p>
-    <w:p>
-      <w:pPr>
-        <w:spacing w:line="360" w:lineRule="auto"/>
-        <w:ind w:firstLine="454"/>
-        <w:jc w:val="both"/>
-        <w:rPr>
-          <w:rFonts w:ascii="Times New Roman" w:hAnsi="Times New Roman" w:cs="Times New Roman"/>
-          <w:sz w:val="28"/>
-          <w:szCs w:val="28"/>
-        </w:rPr>
-      </w:pPr>
-      <w:r>
-        <w:rPr>
-          <w:rFonts w:ascii="Times New Roman" w:hAnsi="Times New Roman" w:cs="Times New Roman"/>
-          <w:sz w:val="28"/>
-          <w:szCs w:val="28"/>
-        </w:rPr>
-        <w:t xml:space="preserve">Установка флажка Линейная модель в диалоговом окне Параметры поиска  решения (см. рис. 11), которое открывается при нажатии на кнопку Параметры в окне Поиск решения, позволяет задать любое количество ограничений. При </w:t>
-      </w:r>
-      <w:r>
-        <w:rPr>
-          <w:rFonts w:ascii="Times New Roman" w:hAnsi="Times New Roman" w:cs="Times New Roman"/>
-          <w:sz w:val="28"/>
-          <w:szCs w:val="28"/>
-        </w:rPr>
-        <w:lastRenderedPageBreak/>
-        <w:t>решении нелинейных задач на каждую из изменяющихся ячеек можно наложить до 100 ограничений (в дополнение к целочисленным ограничениям на переменные).</w:t>
-      </w:r>
-    </w:p>
-    <w:p>
-      <w:pPr>
-        <w:spacing w:line="360" w:lineRule="auto"/>
-        <w:ind w:firstLine="454"/>
-        <w:jc w:val="both"/>
-        <w:rPr>
-          <w:rFonts w:ascii="Times New Roman" w:hAnsi="Times New Roman" w:cs="Times New Roman"/>
-          <w:sz w:val="28"/>
-          <w:szCs w:val="28"/>
-        </w:rPr>
-      </w:pPr>
-    </w:p>
-    <w:p>
-      <w:pPr>
-        <w:spacing w:line="360" w:lineRule="auto"/>
-        <w:jc w:val="center"/>
-        <w:rPr>
-          <w:rFonts w:ascii="Times New Roman" w:hAnsi="Times New Roman" w:cs="Times New Roman"/>
-          <w:sz w:val="28"/>
-          <w:szCs w:val="28"/>
-        </w:rPr>
-      </w:pPr>
-      <w:r>
-        <w:rPr>
-          <w:rFonts w:ascii="Times New Roman" w:hAnsi="Times New Roman" w:cs="Times New Roman"/>
-          <w:noProof/>
-          <w:sz w:val="28"/>
-          <w:szCs w:val="28"/>
-        </w:rPr>
-        <w:drawing>
-          <wp:inline distT="0" distB="0" distL="0" distR="0" wp14:anchorId="545BD5E1" wp14:editId="6229029C">
-            <wp:extent cx="4469936" cy="5571066"/>
-            <wp:effectExtent l="0" t="0" r="635" b="4445"/>
-            <wp:docPr id="9" name="Рисунок 9"/>
-            <wp:cNvGraphicFramePr>
-              <a:graphicFrameLocks xmlns:a="http://schemas.openxmlformats.org/drawingml/2006/main" noChangeAspect="1"/>
-            </wp:cNvGraphicFramePr>
-            <a:graphic xmlns:a="http://schemas.openxmlformats.org/drawingml/2006/main">
-              <a:graphicData uri="http://schemas.openxmlformats.org/drawingml/2006/picture">
-                <pic:pic xmlns:pic="http://schemas.openxmlformats.org/drawingml/2006/picture">
-                  <pic:nvPicPr>
-                    <pic:cNvPr id="9" name="Рисунок 9"/>
-                    <pic:cNvPicPr/>
-                  </pic:nvPicPr>
-                  <pic:blipFill>
-                    <a:blip r:embed="rId17">
-                      <a:extLst>
-                        <a:ext uri="{28A0092B-C50C-407E-A947-70E740481C1C}">
-                          <a14:useLocalDpi xmlns:a14="http://schemas.microsoft.com/office/drawing/2010/main" val="0"/>
-                        </a:ext>
-                      </a:extLst>
-                    </a:blip>
-                    <a:stretch>
-                      <a:fillRect/>
-                    </a:stretch>
-                  </pic:blipFill>
-                  <pic:spPr>
-                    <a:xfrm>
-                      <a:off x="0" y="0"/>
-                      <a:ext cx="4485439" cy="5590388"/>
-                    </a:xfrm>
-                    <a:prstGeom prst="rect">
-                      <a:avLst/>
-                    </a:prstGeom>
-                  </pic:spPr>
-                </pic:pic>
-              </a:graphicData>
-            </a:graphic>
-          </wp:inline>
-        </w:drawing>
-      </w:r>
-    </w:p>
-    <w:p>
-      <w:pPr>
-        <w:spacing w:line="360" w:lineRule="auto"/>
-        <w:jc w:val="center"/>
-        <w:rPr>
-          <w:rFonts w:ascii="Times New Roman" w:hAnsi="Times New Roman" w:cs="Times New Roman"/>
-          <w:sz w:val="28"/>
-          <w:szCs w:val="28"/>
-        </w:rPr>
-      </w:pPr>
-    </w:p>
-    <w:p>
-      <w:pPr>
-        <w:spacing w:line="360" w:lineRule="auto"/>
-        <w:jc w:val="center"/>
-        <w:rPr>
-          <w:rFonts w:ascii="Times New Roman" w:hAnsi="Times New Roman" w:cs="Times New Roman"/>
-          <w:sz w:val="28"/>
-          <w:szCs w:val="28"/>
-        </w:rPr>
-      </w:pPr>
-      <w:r>
-        <w:rPr>
-          <w:rFonts w:ascii="Times New Roman" w:hAnsi="Times New Roman" w:cs="Times New Roman"/>
-          <w:sz w:val="28"/>
-          <w:szCs w:val="28"/>
-        </w:rPr>
-        <w:t>Рисунок 4 – Диалоговое окно «Параметры поиска решения»</w:t>
-      </w:r>
-    </w:p>
-    <w:p>
-      <w:pPr>
-        <w:spacing w:line="360" w:lineRule="auto"/>
-        <w:ind w:firstLine="454"/>
-        <w:jc w:val="both"/>
-        <w:rPr>
-          <w:rFonts w:ascii="Times New Roman" w:hAnsi="Times New Roman" w:cs="Times New Roman"/>
-          <w:sz w:val="28"/>
-          <w:szCs w:val="28"/>
-        </w:rPr>
-      </w:pPr>
-    </w:p>
-    <w:p>
-      <w:pPr>
-        <w:spacing w:line="360" w:lineRule="auto"/>
-        <w:ind w:firstLine="454"/>
-        <w:jc w:val="both"/>
-        <w:rPr>
-          <w:rFonts w:ascii="Times New Roman" w:hAnsi="Times New Roman" w:cs="Times New Roman"/>
-          <w:sz w:val="28"/>
-          <w:szCs w:val="28"/>
-        </w:rPr>
-      </w:pPr>
-      <w:r>
-        <w:rPr>
-          <w:rFonts w:ascii="Times New Roman" w:hAnsi="Times New Roman" w:cs="Times New Roman"/>
-          <w:sz w:val="28"/>
-          <w:szCs w:val="28"/>
-        </w:rPr>
-        <w:t xml:space="preserve">5. После ввода ограничений в окне Поиск решения необходимо нажать на кнопку Выполнить. Появится окно Результаты поиска решения, изображённое на рисунке 5. </w:t>
-      </w:r>
-    </w:p>
-    <w:p>
-      <w:pPr>
-        <w:spacing w:line="360" w:lineRule="auto"/>
-        <w:ind w:firstLine="454"/>
-        <w:jc w:val="both"/>
-        <w:rPr>
-          <w:rFonts w:ascii="Times New Roman" w:hAnsi="Times New Roman" w:cs="Times New Roman"/>
-          <w:sz w:val="28"/>
-          <w:szCs w:val="28"/>
-        </w:rPr>
-      </w:pPr>
-    </w:p>
-    <w:p>
-      <w:pPr>
-        <w:spacing w:line="360" w:lineRule="auto"/>
-        <w:ind w:firstLine="454"/>
-        <w:jc w:val="center"/>
-        <w:rPr>
-          <w:rFonts w:ascii="Times New Roman" w:hAnsi="Times New Roman" w:cs="Times New Roman"/>
-          <w:sz w:val="28"/>
-          <w:szCs w:val="28"/>
-        </w:rPr>
-      </w:pPr>
-      <w:r>
-        <w:rPr>
-          <w:rFonts w:ascii="Times New Roman" w:hAnsi="Times New Roman" w:cs="Times New Roman"/>
-          <w:noProof/>
-          <w:sz w:val="28"/>
-          <w:szCs w:val="28"/>
-        </w:rPr>
-        <w:drawing>
-          <wp:inline distT="0" distB="0" distL="0" distR="0" wp14:anchorId="5A560DC3" wp14:editId="325ACBAE">
-            <wp:extent cx="5940425" cy="3952875"/>
-            <wp:effectExtent l="0" t="0" r="3175" b="0"/>
-            <wp:docPr id="7" name="Рисунок 7"/>
-            <wp:cNvGraphicFramePr>
-              <a:graphicFrameLocks xmlns:a="http://schemas.openxmlformats.org/drawingml/2006/main" noChangeAspect="1"/>
-            </wp:cNvGraphicFramePr>
-            <a:graphic xmlns:a="http://schemas.openxmlformats.org/drawingml/2006/main">
-              <a:graphicData uri="http://schemas.openxmlformats.org/drawingml/2006/picture">
-                <pic:pic xmlns:pic="http://schemas.openxmlformats.org/drawingml/2006/picture">
-                  <pic:nvPicPr>
-                    <pic:cNvPr id="7" name="Рисунок 7"/>
-                    <pic:cNvPicPr/>
-                  </pic:nvPicPr>
-                  <pic:blipFill>
-                    <a:blip r:embed="rId18">
-                      <a:extLst>
-                        <a:ext uri="{28A0092B-C50C-407E-A947-70E740481C1C}">
-                          <a14:useLocalDpi xmlns:a14="http://schemas.microsoft.com/office/drawing/2010/main" val="0"/>
-                        </a:ext>
-                      </a:extLst>
-                    </a:blip>
-                    <a:stretch>
-                      <a:fillRect/>
-                    </a:stretch>
-                  </pic:blipFill>
-                  <pic:spPr>
-                    <a:xfrm>
-                      <a:off x="0" y="0"/>
-                      <a:ext cx="5940425" cy="3952875"/>
-                    </a:xfrm>
-                    <a:prstGeom prst="rect">
-                      <a:avLst/>
-                    </a:prstGeom>
-                  </pic:spPr>
-                </pic:pic>
-              </a:graphicData>
-            </a:graphic>
-          </wp:inline>
-        </w:drawing>
-      </w:r>
-    </w:p>
-    <w:p>
-      <w:pPr>
-        <w:spacing w:line="360" w:lineRule="auto"/>
-        <w:ind w:firstLine="454"/>
-        <w:jc w:val="both"/>
-        <w:rPr>
-          <w:rFonts w:ascii="Times New Roman" w:hAnsi="Times New Roman" w:cs="Times New Roman"/>
-          <w:sz w:val="28"/>
-          <w:szCs w:val="28"/>
-        </w:rPr>
-      </w:pPr>
-    </w:p>
-    <w:p>
-      <w:pPr>
-        <w:spacing w:line="360" w:lineRule="auto"/>
-        <w:jc w:val="center"/>
-        <w:rPr>
-          <w:rFonts w:ascii="Times New Roman" w:hAnsi="Times New Roman" w:cs="Times New Roman"/>
-          <w:sz w:val="28"/>
-          <w:szCs w:val="28"/>
-        </w:rPr>
-      </w:pPr>
-      <w:r>
-        <w:rPr>
-          <w:rFonts w:ascii="Times New Roman" w:hAnsi="Times New Roman" w:cs="Times New Roman"/>
-          <w:sz w:val="28"/>
-          <w:szCs w:val="28"/>
-        </w:rPr>
-        <w:t>Рисунок 5 – Окно «Результаты поиска решения»</w:t>
-      </w:r>
-    </w:p>
-    <w:p>
-      <w:pPr>
-        <w:spacing w:line="360" w:lineRule="auto"/>
-        <w:jc w:val="center"/>
-        <w:rPr>
-          <w:rFonts w:ascii="Times New Roman" w:hAnsi="Times New Roman" w:cs="Times New Roman"/>
-          <w:sz w:val="28"/>
-          <w:szCs w:val="28"/>
-        </w:rPr>
-      </w:pPr>
-    </w:p>
-    <w:p>
-      <w:pPr>
-        <w:spacing w:line="360" w:lineRule="auto"/>
-        <w:ind w:firstLine="454"/>
-        <w:jc w:val="both"/>
-        <w:rPr>
-          <w:rFonts w:ascii="Times New Roman" w:hAnsi="Times New Roman" w:cs="Times New Roman"/>
-          <w:sz w:val="28"/>
-          <w:szCs w:val="28"/>
-        </w:rPr>
-      </w:pPr>
-      <w:r>
-        <w:rPr>
-          <w:rFonts w:ascii="Times New Roman" w:hAnsi="Times New Roman" w:cs="Times New Roman"/>
-          <w:sz w:val="28"/>
-          <w:szCs w:val="28"/>
-        </w:rPr>
-        <w:t xml:space="preserve">Чтобы сохранить найденное решение на листе, в диалоговом окне Результаты поиска решения выбирается вариант Сохранить найденное решение. Чтобы восстановить исходные данные, выбирается вариант Восстановить исходные значения. </w:t>
-      </w:r>
-    </w:p>
-    <w:p>
-      <w:pPr>
-        <w:spacing w:line="360" w:lineRule="auto"/>
-        <w:ind w:firstLine="454"/>
-        <w:jc w:val="both"/>
-        <w:rPr>
-          <w:rFonts w:ascii="Times New Roman" w:hAnsi="Times New Roman" w:cs="Times New Roman"/>
-          <w:sz w:val="28"/>
-          <w:szCs w:val="28"/>
-        </w:rPr>
-      </w:pPr>
-      <w:r>
-        <w:rPr>
-          <w:rFonts w:ascii="Times New Roman" w:hAnsi="Times New Roman" w:cs="Times New Roman"/>
-          <w:sz w:val="28"/>
-          <w:szCs w:val="28"/>
-        </w:rPr>
-        <w:t>6. После сохранения найденного решения, появится рабочий лист, изображённый на рисунке 6.</w:t>
-      </w:r>
-    </w:p>
-    <w:p>
-      <w:pPr>
-        <w:spacing w:line="360" w:lineRule="auto"/>
-        <w:ind w:firstLine="454"/>
-        <w:jc w:val="center"/>
-        <w:rPr>
-          <w:rFonts w:ascii="Times New Roman" w:hAnsi="Times New Roman" w:cs="Times New Roman"/>
-          <w:sz w:val="28"/>
-          <w:szCs w:val="28"/>
-        </w:rPr>
-      </w:pPr>
-      <w:r>
-        <w:rPr>
-          <w:noProof/>
-        </w:rPr>
-        <w:lastRenderedPageBreak/>
-        <w:drawing>
-          <wp:inline distT="0" distB="0" distL="0" distR="0" wp14:anchorId="118BA266" wp14:editId="3A4144C9">
-            <wp:extent cx="6300470" cy="3540760"/>
-            <wp:effectExtent l="0" t="0" r="5080" b="2540"/>
-            <wp:docPr id="862146382" name="Рисунок 1"/>
-            <wp:cNvGraphicFramePr>
-              <a:graphicFrameLocks xmlns:a="http://schemas.openxmlformats.org/drawingml/2006/main" noChangeAspect="1"/>
-            </wp:cNvGraphicFramePr>
-            <a:graphic xmlns:a="http://schemas.openxmlformats.org/drawingml/2006/main">
-              <a:graphicData uri="http://schemas.openxmlformats.org/drawingml/2006/picture">
-                <pic:pic xmlns:pic="http://schemas.openxmlformats.org/drawingml/2006/picture">
-                  <pic:nvPicPr>
-                    <pic:cNvPr id="862146382" name=""/>
-                    <pic:cNvPicPr/>
-                  </pic:nvPicPr>
-                  <pic:blipFill>
-                    <a:blip r:embed="rId19"/>
-                    <a:stretch>
-                      <a:fillRect/>
-                    </a:stretch>
-                  </pic:blipFill>
-                  <pic:spPr>
-                    <a:xfrm>
-                      <a:off x="0" y="0"/>
-                      <a:ext cx="6300470" cy="3540760"/>
-                    </a:xfrm>
-                    <a:prstGeom prst="rect">
-                      <a:avLst/>
-                    </a:prstGeom>
-                  </pic:spPr>
-                </pic:pic>
-              </a:graphicData>
-            </a:graphic>
-          </wp:inline>
-        </w:drawing>
-      </w:r>
-    </w:p>
-    <w:p>
-      <w:pPr>
-        <w:spacing w:line="360" w:lineRule="auto"/>
-        <w:ind w:firstLine="454"/>
-        <w:jc w:val="center"/>
-        <w:rPr>
-          <w:rFonts w:ascii="Times New Roman" w:hAnsi="Times New Roman" w:cs="Times New Roman"/>
-          <w:sz w:val="28"/>
-          <w:szCs w:val="28"/>
-        </w:rPr>
-      </w:pPr>
-      <w:r>
-        <w:rPr>
-          <w:rFonts w:ascii="Times New Roman" w:hAnsi="Times New Roman" w:cs="Times New Roman"/>
-          <w:sz w:val="28"/>
-          <w:szCs w:val="28"/>
-        </w:rPr>
-        <w:t>Рисунок 6 – Рабочий лист с решением</w:t>
-      </w:r>
-    </w:p>
-    <w:p>
-      <w:pPr>
-        <w:spacing w:line="360" w:lineRule="auto"/>
-        <w:ind w:firstLine="454"/>
-        <w:jc w:val="center"/>
-        <w:rPr>
-          <w:rFonts w:ascii="Times New Roman" w:hAnsi="Times New Roman" w:cs="Times New Roman"/>
-          <w:sz w:val="28"/>
-          <w:szCs w:val="28"/>
-        </w:rPr>
-      </w:pPr>
-    </w:p>
-    <w:p>
-      <w:pPr>
-        <w:spacing w:line="360" w:lineRule="auto"/>
-        <w:ind w:firstLine="454"/>
-        <w:jc w:val="both"/>
-        <w:rPr>
-          <w:rFonts w:ascii="Times New Roman" w:hAnsi="Times New Roman" w:cs="Times New Roman"/>
-          <w:sz w:val="28"/>
-          <w:szCs w:val="28"/>
-        </w:rPr>
-      </w:pPr>
-      <w:r>
-        <w:rPr>
-          <w:rFonts w:ascii="Times New Roman" w:hAnsi="Times New Roman" w:cs="Times New Roman"/>
-          <w:b/>
-          <w:bCs/>
-          <w:sz w:val="28"/>
-          <w:szCs w:val="28"/>
-        </w:rPr>
-        <w:br w:type="page"/>
+        <w:t>Вывод</w:t>
       </w:r>
     </w:p>
     <w:p>
@@ -4249,17 +6832,6 @@
       <w:r>
         <w:rPr>
           <w:rFonts w:ascii="Times New Roman" w:hAnsi="Times New Roman" w:cs="Times New Roman"/>
-          <w:b/>
-          <w:bCs/>
-          <w:sz w:val="28"/>
-          <w:szCs w:val="28"/>
-        </w:rPr>
-        <w:lastRenderedPageBreak/>
-        <w:t xml:space="preserve">Вывод. </w:t>
-      </w:r>
-      <w:r>
-        <w:rPr>
-          <w:rFonts w:ascii="Times New Roman" w:hAnsi="Times New Roman" w:cs="Times New Roman"/>
           <w:sz w:val="28"/>
           <w:szCs w:val="28"/>
         </w:rPr>
@@ -4271,7 +6843,7 @@
           <w:sz w:val="28"/>
           <w:szCs w:val="28"/>
         </w:rPr>
-        <w:t>11000,0</w:t>
+        <w:t>11000</w:t>
       </w:r>
       <w:r>
         <w:rPr>
@@ -4287,7 +6859,7 @@
           <w:sz w:val="28"/>
           <w:szCs w:val="28"/>
         </w:rPr>
-        <w:t>1,0</w:t>
+        <w:t>1</w:t>
       </w:r>
       <w:r>
         <w:rPr>
@@ -4303,7 +6875,7 @@
           <w:sz w:val="28"/>
           <w:szCs w:val="28"/>
         </w:rPr>
-        <w:t>2,0</w:t>
+        <w:t>2</w:t>
       </w:r>
       <w:r>
         <w:rPr>
@@ -4326,12 +6898,12 @@
       </w:pPr>
     </w:p>
     <w:sectPr>
-      <w:headerReference w:type="even" r:id="rId20"/>
-      <w:headerReference w:type="default" r:id="rId21"/>
-      <w:footerReference w:type="even" r:id="rId22"/>
-      <w:footerReference w:type="default" r:id="rId23"/>
-      <w:headerReference w:type="first" r:id="rId24"/>
-      <w:footerReference w:type="first" r:id="rId25"/>
+      <w:headerReference w:type="even" r:id="rId11"/>
+      <w:headerReference w:type="default" r:id="rId12"/>
+      <w:footerReference w:type="even" r:id="rId13"/>
+      <w:footerReference w:type="default" r:id="rId14"/>
+      <w:headerReference w:type="first" r:id="rId15"/>
+      <w:footerReference w:type="first" r:id="rId16"/>
       <w:pgSz w:w="11906" w:h="16838"/>
       <w:pgMar w:top="1134" w:right="566" w:bottom="1276" w:left="1418" w:header="708" w:footer="708" w:gutter="0"/>
       <w:cols w:space="708"/>
@@ -5189,7 +7761,7 @@
   </w:latentStyles>
   <w:style w:type="paragraph" w:default="1" w:styleId="a">
     <w:name w:val="Normal"/>
-    <w:rsid w:val="00E30E20"/>
+    <w:rsid w:val="00550702"/>
   </w:style>
   <w:style w:type="paragraph" w:styleId="1">
     <w:name w:val="heading 1"/>
@@ -5554,6 +8126,82 @@
       <w:szCs w:val="26"/>
     </w:rPr>
   </w:style>
+  <w:style w:type="paragraph" w:customStyle="1" w:styleId="af1">
+    <w:name w:val="Подпись рисунка"/>
+    <w:basedOn w:val="a"/>
+    <w:link w:val="af2"/>
+    <w:qFormat/>
+    <w:rsid w:val="00616100"/>
+    <w:pPr>
+      <w:spacing w:line="360" w:lineRule="auto"/>
+      <w:ind w:firstLine="454"/>
+      <w:jc w:val="center"/>
+    </w:pPr>
+    <w:rPr>
+      <w:rFonts w:ascii="Times New Roman" w:hAnsi="Times New Roman" w:cs="Times New Roman"/>
+      <w:sz w:val="28"/>
+      <w:szCs w:val="28"/>
+    </w:rPr>
+  </w:style>
+  <w:style w:type="character" w:customStyle="1" w:styleId="af2">
+    <w:name w:val="Подпись рисунка Знак"/>
+    <w:basedOn w:val="a0"/>
+    <w:link w:val="af1"/>
+    <w:rsid w:val="00616100"/>
+    <w:rPr>
+      <w:rFonts w:ascii="Times New Roman" w:hAnsi="Times New Roman" w:cs="Times New Roman"/>
+      <w:sz w:val="28"/>
+      <w:szCs w:val="28"/>
+    </w:rPr>
+  </w:style>
+  <w:style w:type="table" w:styleId="af3">
+    <w:name w:val="Table Grid"/>
+    <w:basedOn w:val="a1"/>
+    <w:uiPriority w:val="39"/>
+    <w:rsid w:val="0024222F"/>
+    <w:pPr>
+      <w:spacing w:after="0" w:line="240" w:lineRule="auto"/>
+    </w:pPr>
+    <w:tblPr>
+      <w:tblBorders>
+        <w:top w:val="single" w:sz="4" w:space="0" w:color="auto"/>
+        <w:left w:val="single" w:sz="4" w:space="0" w:color="auto"/>
+        <w:bottom w:val="single" w:sz="4" w:space="0" w:color="auto"/>
+        <w:right w:val="single" w:sz="4" w:space="0" w:color="auto"/>
+        <w:insideH w:val="single" w:sz="4" w:space="0" w:color="auto"/>
+        <w:insideV w:val="single" w:sz="4" w:space="0" w:color="auto"/>
+      </w:tblBorders>
+    </w:tblPr>
+  </w:style>
+  <w:style w:type="paragraph" w:customStyle="1" w:styleId="af4">
+    <w:name w:val="Подпись таблицы"/>
+    <w:basedOn w:val="a"/>
+    <w:link w:val="af5"/>
+    <w:qFormat/>
+    <w:rsid w:val="0024222F"/>
+    <w:pPr>
+      <w:shd w:val="clear" w:color="auto" w:fill="FFFFFF"/>
+      <w:spacing w:line="360" w:lineRule="auto"/>
+      <w:jc w:val="center"/>
+    </w:pPr>
+    <w:rPr>
+      <w:rFonts w:ascii="Times New Roman" w:hAnsi="Times New Roman" w:cs="Times New Roman"/>
+      <w:sz w:val="28"/>
+      <w:szCs w:val="28"/>
+    </w:rPr>
+  </w:style>
+  <w:style w:type="character" w:customStyle="1" w:styleId="af5">
+    <w:name w:val="Подпись таблицы Знак"/>
+    <w:basedOn w:val="a0"/>
+    <w:link w:val="af4"/>
+    <w:rsid w:val="0024222F"/>
+    <w:rPr>
+      <w:rFonts w:ascii="Times New Roman" w:hAnsi="Times New Roman" w:cs="Times New Roman"/>
+      <w:sz w:val="28"/>
+      <w:szCs w:val="28"/>
+      <w:shd w:val="clear" w:color="auto" w:fill="FFFFFF"/>
+    </w:rPr>
+  </w:style>
 </w:styles>
 </file>
 
